--- a/PP-salygos/templates/AK_LTEN_SPS.docx
+++ b/PP-salygos/templates/AK_LTEN_SPS.docx
@@ -37,7 +37,7 @@
                 <w:sz w:val="20"/>
                 <w:szCs w:val="20"/>
               </w:rPr>
-              <w:t>/ĮMONĖS PAVADINIMAS/</w:t>
+              <w:t>ĮMONĖS PAVADINIMAS</w:t>
             </w:r>
           </w:p>
         </w:tc>
@@ -120,17 +120,6 @@
                 <w:lang w:val="lt-LT"/>
               </w:rPr>
             </w:pPr>
-            <w:r>
-              <w:rPr>
-                <w:rFonts w:ascii="Arial" w:hAnsi="Arial" w:cs="Arial"/>
-                <w:i/>
-                <w:iCs/>
-                <w:sz w:val="20"/>
-                <w:szCs w:val="20"/>
-                <w:lang w:val="lt-LT"/>
-              </w:rPr>
-              <w:t>___________</w:t>
-            </w:r>
             <w:r>
               <w:rPr>
                 <w:rFonts w:ascii="Arial" w:hAnsi="Arial" w:cs="Arial"/>
@@ -292,14 +281,13 @@
                 <w:placeholder>
                   <w:docPart w:val="DefaultPlaceholder_-1854013437"/>
                 </w:placeholder>
-                <w:date>
+                <w:date w:fullDate="2022-04-05T00:00:00Z">
                   <w:dateFormat w:val="yyyy-MM-dd"/>
                   <w:lid w:val="lt-LT"/>
                   <w:storeMappedDataAs w:val="dateTime"/>
                   <w:calendar w:val="gregorian"/>
                 </w:date>
               </w:sdtPr>
-              <w:sdtEndPr/>
               <w:sdtContent>
                 <w:r>
                   <w:rPr>
@@ -308,7 +296,7 @@
                     <w:sz w:val="20"/>
                     <w:szCs w:val="20"/>
                   </w:rPr>
-                  <w:t>Pasirinkti datą</w:t>
+                  <w:t>2022-04-05</w:t>
                 </w:r>
               </w:sdtContent>
             </w:sdt>
@@ -396,11 +384,6 @@
                 <w:docPartUnique/>
               </w:docPartObj>
             </w:sdtPr>
-            <w:sdtEndPr>
-              <w:rPr>
-                <w:rStyle w:val="Hyperlink"/>
-              </w:rPr>
-            </w:sdtEndPr>
             <w:sdtContent>
               <w:p>
                 <w:pPr>
@@ -2888,7 +2871,6 @@
                   <w:listItem w:displayText="Tarptautinis pirkimas" w:value="Tarptautinis pirkimas"/>
                 </w:dropDownList>
               </w:sdtPr>
-              <w:sdtEndPr/>
               <w:sdtContent>
                 <w:r>
                   <w:rPr>
@@ -2954,7 +2936,6 @@
                   <w:listItem w:displayText="International Procurement" w:value="International Procurement"/>
                 </w:comboBox>
               </w:sdtPr>
-              <w:sdtEndPr/>
               <w:sdtContent>
                 <w:r>
                   <w:rPr>
@@ -3083,7 +3064,6 @@
                   <w:listItem w:displayText="elektroniniu paštu" w:value="elektroniniu paštu"/>
                 </w:comboBox>
               </w:sdtPr>
-              <w:sdtEndPr/>
               <w:sdtContent>
                 <w:r>
                   <w:rPr>
@@ -3238,7 +3218,6 @@
                   <w:listItem w:displayText="by e-mail" w:value="by e-mail"/>
                 </w:comboBox>
               </w:sdtPr>
-              <w:sdtEndPr/>
               <w:sdtContent>
                 <w:r>
                   <w:rPr>
@@ -4569,6 +4548,7 @@
                 <w:sz w:val="20"/>
                 <w:szCs w:val="20"/>
               </w:rPr>
+              <w:lastRenderedPageBreak/>
               <w:t>2.</w:t>
             </w:r>
           </w:p>
@@ -5852,6 +5832,7 @@
                 <w:sz w:val="20"/>
                 <w:szCs w:val="20"/>
               </w:rPr>
+              <w:lastRenderedPageBreak/>
               <w:t>2.8.3.</w:t>
             </w:r>
           </w:p>
@@ -6021,16 +6002,7 @@
                 <w:sz w:val="20"/>
                 <w:szCs w:val="20"/>
               </w:rPr>
-              <w:t xml:space="preserve">val. (imtinai) Lietuvos laiku </w:t>
-            </w:r>
-            <w:r>
-              <w:rPr>
-                <w:rFonts w:ascii="Arial" w:hAnsi="Arial" w:cs="Arial"/>
-                <w:sz w:val="20"/>
-                <w:szCs w:val="20"/>
-              </w:rPr>
-              <w:lastRenderedPageBreak/>
-              <w:t xml:space="preserve">CVP IS susirašinėjimo priemonėmis kreiptis į Perkantįjį subjektą, nurodydami apžiūroje ketinančių dalyvauti asmenų pareigas, vardus ir pavardes bei preliminarų apžiūros laiką (Perkantysis subjektas turi teisę keisti apžiūros laiką). Perkantysis subjektas atsakydamas į kiekvieno Tiekėjo tokį prašymą, nurodys kiekvienam Tiekėjui apžiūros laiką. Objekto apžiūrą planuojama vykdyti </w:t>
+              <w:t xml:space="preserve">val. (imtinai) Lietuvos laiku CVP IS susirašinėjimo priemonėmis kreiptis į Perkantįjį subjektą, nurodydami apžiūroje ketinančių dalyvauti asmenų pareigas, vardus ir pavardes bei preliminarų apžiūros laiką (Perkantysis subjektas turi teisę keisti apžiūros laiką). Perkantysis subjektas atsakydamas į kiekvieno Tiekėjo tokį prašymą, nurodys kiekvienam Tiekėjui apžiūros laiką. Objekto apžiūrą planuojama vykdyti </w:t>
             </w:r>
             <w:r>
               <w:rPr>
@@ -6090,7 +6062,6 @@
                 <w:szCs w:val="20"/>
                 <w:lang w:val="en-GB"/>
               </w:rPr>
-              <w:lastRenderedPageBreak/>
               <w:t xml:space="preserve">The object of the Procurement will be inspected, Suppliers wishing to inspect the construction site have to contact the Contracting Entity </w:t>
             </w:r>
             <w:r>
@@ -6148,17 +6119,7 @@
                 <w:szCs w:val="20"/>
                 <w:lang w:val="en-GB"/>
               </w:rPr>
-              <w:t xml:space="preserve">(inclusive) in Lithuanian time, specifying the positions, names and surnames of the persons intending to </w:t>
-            </w:r>
-            <w:r>
-              <w:rPr>
-                <w:rFonts w:ascii="Arial" w:hAnsi="Arial" w:cs="Arial"/>
-                <w:sz w:val="20"/>
-                <w:szCs w:val="20"/>
-                <w:lang w:val="en-GB"/>
-              </w:rPr>
-              <w:lastRenderedPageBreak/>
-              <w:t xml:space="preserve">participate in the inspection and the preliminary inspection time (the Contracting Entity has the right to change the inspection time). In response to such request from each Supplier, the Contracting Entity will indicate the inspection time to each Supplier. The inspection of the object is planned to be carried out </w:t>
+              <w:t xml:space="preserve">(inclusive) in Lithuanian time, specifying the positions, names and surnames of the persons intending to participate in the inspection and the preliminary inspection time (the Contracting Entity has the right to change the inspection time). In response to such request from each Supplier, the Contracting Entity will indicate the inspection time to each Supplier. The inspection of the object is planned to be carried out </w:t>
             </w:r>
             <w:r>
               <w:rPr>
@@ -6718,7 +6679,16 @@
                 <w:sz w:val="20"/>
                 <w:szCs w:val="20"/>
               </w:rPr>
-              <w:t xml:space="preserve"> (</w:t>
+              <w:t xml:space="preserve"> </w:t>
+            </w:r>
+            <w:r>
+              <w:rPr>
+                <w:rFonts w:ascii="Arial" w:hAnsi="Arial" w:cs="Arial"/>
+                <w:sz w:val="20"/>
+                <w:szCs w:val="20"/>
+              </w:rPr>
+              <w:lastRenderedPageBreak/>
+              <w:t>(</w:t>
             </w:r>
             <w:r>
               <w:rPr>
@@ -6881,6 +6851,7 @@
                 <w:szCs w:val="20"/>
                 <w:lang w:val="en-GB"/>
               </w:rPr>
+              <w:lastRenderedPageBreak/>
               <w:t xml:space="preserve">The </w:t>
             </w:r>
             <w:r>
@@ -7065,7 +7036,18 @@
                 <w:szCs w:val="20"/>
                 <w:lang w:val="en-GB"/>
               </w:rPr>
-              <w:t>of this Clause will be requested only from the Supplier who has submitted the most economically advantageous Tender in accordance with the established order of Tenders.</w:t>
+              <w:t xml:space="preserve">of this Clause will be requested only from the Supplier who has </w:t>
+            </w:r>
+            <w:r>
+              <w:rPr>
+                <w:rFonts w:ascii="Arial" w:hAnsi="Arial" w:cs="Arial"/>
+                <w:iCs/>
+                <w:sz w:val="20"/>
+                <w:szCs w:val="20"/>
+                <w:lang w:val="en-GB"/>
+              </w:rPr>
+              <w:lastRenderedPageBreak/>
+              <w:t>submitted the most economically advantageous Tender in accordance with the established order of Tenders.</w:t>
             </w:r>
           </w:p>
         </w:tc>
@@ -7089,6 +7071,7 @@
                 <w:sz w:val="20"/>
                 <w:szCs w:val="20"/>
               </w:rPr>
+              <w:lastRenderedPageBreak/>
               <w:t>3.1.</w:t>
             </w:r>
           </w:p>
@@ -7142,7 +7125,6 @@
                 <w:sz w:val="20"/>
                 <w:szCs w:val="20"/>
               </w:rPr>
-              <w:lastRenderedPageBreak/>
               <w:t xml:space="preserve">Tiekėjų pašalinimo pagrindų nebuvimas ir kvalifikacija yra tikrinami šiame Pirkime. Tiekėjai privalo pateikti </w:t>
             </w:r>
             <w:r>
@@ -7323,7 +7305,6 @@
                 <w:szCs w:val="20"/>
                 <w:lang w:val="en-GB"/>
               </w:rPr>
-              <w:lastRenderedPageBreak/>
               <w:t xml:space="preserve">The absence of the grounds for exclusion and the qualification of </w:t>
             </w:r>
             <w:r>
@@ -7399,18 +7380,7 @@
                 <w:szCs w:val="20"/>
                 <w:lang w:val="en-GB"/>
               </w:rPr>
-              <w:t xml:space="preserve">(Annex </w:t>
-            </w:r>
-            <w:r>
-              <w:rPr>
-                <w:rFonts w:ascii="Arial" w:hAnsi="Arial" w:cs="Arial"/>
-                <w:color w:val="FF0000"/>
-                <w:sz w:val="20"/>
-                <w:szCs w:val="20"/>
-                <w:lang w:val="en-GB"/>
-              </w:rPr>
-              <w:lastRenderedPageBreak/>
-              <w:t xml:space="preserve">___ to SPC) </w:t>
+              <w:t xml:space="preserve">(Annex ___ to SPC) </w:t>
             </w:r>
             <w:r>
               <w:rPr>
@@ -7622,7 +7592,6 @@
                 <w:sz w:val="20"/>
                 <w:szCs w:val="20"/>
               </w:rPr>
-              <w:lastRenderedPageBreak/>
               <w:t>3.1.</w:t>
             </w:r>
           </w:p>
@@ -8322,6 +8291,7 @@
                 <w:sz w:val="20"/>
                 <w:szCs w:val="20"/>
               </w:rPr>
+              <w:lastRenderedPageBreak/>
               <w:t>Eil. Nr.</w:t>
             </w:r>
             <w:r>
@@ -8693,7 +8663,7 @@
               </w:rPr>
               <w:t xml:space="preserve">„e-Certis“ adresu:  </w:t>
             </w:r>
-            <w:hyperlink r:id="rId11" w:history="1">
+            <w:hyperlink r:id="rId10" w:history="1">
               <w:r>
                 <w:rPr>
                   <w:rStyle w:val="Hyperlink"/>
@@ -8747,7 +8717,6 @@
                 <w:szCs w:val="20"/>
                 <w:lang w:val="en-GB"/>
               </w:rPr>
-              <w:lastRenderedPageBreak/>
               <w:t>SUBMITTED:</w:t>
             </w:r>
           </w:p>
@@ -8846,18 +8815,7 @@
                 <w:szCs w:val="20"/>
                 <w:lang w:val="en-GB"/>
               </w:rPr>
-              <w:t xml:space="preserve">No other documents will be required from entities </w:t>
-            </w:r>
-            <w:r>
-              <w:rPr>
-                <w:rFonts w:ascii="Arial" w:hAnsi="Arial" w:cs="Arial"/>
-                <w:color w:val="000000"/>
-                <w:sz w:val="20"/>
-                <w:szCs w:val="20"/>
-                <w:lang w:val="en-GB"/>
-              </w:rPr>
-              <w:lastRenderedPageBreak/>
-              <w:t>established in Lithuania under this clause.</w:t>
+              <w:t>No other documents will be required from entities established in Lithuania under this clause.</w:t>
             </w:r>
           </w:p>
           <w:p>
@@ -8971,17 +8929,7 @@
                 <w:sz w:val="20"/>
                 <w:szCs w:val="20"/>
               </w:rPr>
-              <w:t xml:space="preserve"> PĮ 33 </w:t>
-            </w:r>
-            <w:r>
-              <w:rPr>
-                <w:rFonts w:ascii="Arial" w:hAnsi="Arial" w:cs="Arial"/>
-                <w:color w:val="000000"/>
-                <w:sz w:val="20"/>
-                <w:szCs w:val="20"/>
-              </w:rPr>
-              <w:lastRenderedPageBreak/>
-              <w:t>straipsnyje, ir atitinkamos padėties negalima ištaisyti.</w:t>
+              <w:t xml:space="preserve"> PĮ 33 straipsnyje, ir atitinkamos padėties negalima ištaisyti.</w:t>
             </w:r>
             <w:r>
               <w:rPr>
@@ -9065,20 +9013,7 @@
                 <w:szCs w:val="20"/>
                 <w:lang w:val="en-GB"/>
               </w:rPr>
-              <w:lastRenderedPageBreak/>
-              <w:t xml:space="preserve">During the Procurement, the Supplier has entered into a situation of conflict of interest </w:t>
-            </w:r>
-            <w:r>
-              <w:rPr>
-                <w:rFonts w:ascii="Arial" w:hAnsi="Arial" w:cs="Arial"/>
-                <w:iCs/>
-                <w:color w:val="000000"/>
-                <w:sz w:val="20"/>
-                <w:szCs w:val="20"/>
-                <w:lang w:val="en-GB"/>
-              </w:rPr>
-              <w:lastRenderedPageBreak/>
-              <w:t>as defined in Article 33 of the LP, and the respective situation cannot be remedied.</w:t>
+              <w:t>During the Procurement, the Supplier has entered into a situation of conflict of interest as defined in Article 33 of the LP, and the respective situation cannot be remedied.</w:t>
             </w:r>
           </w:p>
           <w:p>
@@ -9394,27 +9329,37 @@
                 <w:sz w:val="20"/>
                 <w:szCs w:val="20"/>
               </w:rPr>
-              <w:t xml:space="preserve">, Lietuvos Respublikos viešųjų pirkimų, atliekamų gynybos ir saugumo srityje, įstatymo, PĮ ar Lietuvos Respublikos koncesijų įstatymo nustatyta tvarka, metu nuslėpė informaciją ar pateikė šiame punkte nurodytą melagingą informaciją arba Tiekėjas dėl pateiktos melagingos informacijos negalėjo pateikti patvirtinančių dokumentų, reikalaujamų pagal Viešųjų pirkimų įstatymo 50 straipsnį, dėl ko per pastaruosius vienus metus buvo pašalintas iš pirkimo ar koncesijos suteikimo procedūrų. </w:t>
-            </w:r>
-          </w:p>
-          <w:p>
-            <w:pPr>
-              <w:jc w:val="both"/>
-              <w:rPr>
-                <w:rFonts w:ascii="Arial" w:hAnsi="Arial" w:cs="Arial"/>
-                <w:sz w:val="20"/>
-                <w:szCs w:val="20"/>
-              </w:rPr>
-            </w:pPr>
-            <w:r>
-              <w:rPr>
-                <w:rFonts w:ascii="Arial" w:hAnsi="Arial" w:cs="Arial"/>
+              <w:t xml:space="preserve">, Lietuvos Respublikos viešųjų pirkimų, atliekamų gynybos ir saugumo srityje, </w:t>
+            </w:r>
+            <w:r>
+              <w:rPr>
+                <w:rFonts w:ascii="Arial" w:eastAsia="Times New Roman" w:hAnsi="Arial" w:cs="Arial"/>
                 <w:iCs/>
                 <w:color w:val="000000"/>
                 <w:sz w:val="20"/>
                 <w:szCs w:val="20"/>
               </w:rPr>
               <w:lastRenderedPageBreak/>
+              <w:t xml:space="preserve">įstatymo, PĮ ar Lietuvos Respublikos koncesijų įstatymo nustatyta tvarka, metu nuslėpė informaciją ar pateikė šiame punkte nurodytą melagingą informaciją arba Tiekėjas dėl pateiktos melagingos informacijos negalėjo pateikti patvirtinančių dokumentų, reikalaujamų pagal Viešųjų pirkimų įstatymo 50 straipsnį, dėl ko per pastaruosius vienus metus buvo pašalintas iš pirkimo ar koncesijos suteikimo procedūrų. </w:t>
+            </w:r>
+          </w:p>
+          <w:p>
+            <w:pPr>
+              <w:jc w:val="both"/>
+              <w:rPr>
+                <w:rFonts w:ascii="Arial" w:hAnsi="Arial" w:cs="Arial"/>
+                <w:sz w:val="20"/>
+                <w:szCs w:val="20"/>
+              </w:rPr>
+            </w:pPr>
+            <w:r>
+              <w:rPr>
+                <w:rFonts w:ascii="Arial" w:hAnsi="Arial" w:cs="Arial"/>
+                <w:iCs/>
+                <w:color w:val="000000"/>
+                <w:sz w:val="20"/>
+                <w:szCs w:val="20"/>
+              </w:rPr>
               <w:t>Šiuo pagrindu Tiekėjas taip pat pašalinamas iš Pirkimo procedūros, kai, vadovaujantis kitų valstybių teisės aktais, ankstesnių procedūrų metu jis nuslėpė informaciją ar pateikė melagingą informaciją arba dėl melagingos informacijos pateikimo negalėjo pateikti patvirtinančių dokumentų, dėl ko per pastaruosius vienus metus buvo pašalintas iš pirkimo ar koncesijos suteikimo procedūrų arba taikomos kitos panašios sankcijos.</w:t>
             </w:r>
           </w:p>
@@ -9545,7 +9490,7 @@
                 <w:szCs w:val="20"/>
                 <w:lang w:val="en-GB"/>
               </w:rPr>
-              <w:t xml:space="preserve">, the Law on Public Procurement in the Field of Defence and Security or the Law on Concessions of the Republic of Lithuania concealed information or provided false information or the Supplier was unable to provide the supporting documents required under Article 50 of the </w:t>
+              <w:t xml:space="preserve">, the Law on Public Procurement in the Field of Defence and Security or the Law on Concessions of the </w:t>
             </w:r>
             <w:r>
               <w:rPr>
@@ -9555,6 +9500,17 @@
                 <w:szCs w:val="20"/>
                 <w:lang w:val="en-GB"/>
               </w:rPr>
+              <w:lastRenderedPageBreak/>
+              <w:t xml:space="preserve">Republic of Lithuania concealed information or provided false information or the Supplier was unable to provide the supporting documents required under Article 50 of the </w:t>
+            </w:r>
+            <w:r>
+              <w:rPr>
+                <w:rFonts w:ascii="Arial" w:hAnsi="Arial" w:cs="Arial"/>
+                <w:color w:val="000000" w:themeColor="text1"/>
+                <w:sz w:val="20"/>
+                <w:szCs w:val="20"/>
+                <w:lang w:val="en-GB"/>
+              </w:rPr>
               <w:t>LPP</w:t>
             </w:r>
             <w:r>
@@ -9585,18 +9541,7 @@
                 <w:szCs w:val="20"/>
                 <w:lang w:val="en-GB"/>
               </w:rPr>
-              <w:t xml:space="preserve">On this basis, the Supplier shall also be excluded from the Procurement procedure if, in accordance with the legislation of other </w:t>
-            </w:r>
-            <w:r>
-              <w:rPr>
-                <w:rFonts w:ascii="Arial" w:hAnsi="Arial" w:cs="Arial"/>
-                <w:color w:val="000000" w:themeColor="text1"/>
-                <w:sz w:val="20"/>
-                <w:szCs w:val="20"/>
-                <w:lang w:val="en-GB"/>
-              </w:rPr>
-              <w:lastRenderedPageBreak/>
-              <w:t>states, he concealed information or provided false information during previous procedures or was unable to provide supporting documents due to false information which resulted in its exclusion from the procurement or concession award procedures in the last one year or other similar sanctions.</w:t>
+              <w:t>On this basis, the Supplier shall also be excluded from the Procurement procedure if, in accordance with the legislation of other states, he concealed information or provided false information during previous procedures or was unable to provide supporting documents due to false information which resulted in its exclusion from the procurement or concession award procedures in the last one year or other similar sanctions.</w:t>
             </w:r>
           </w:p>
         </w:tc>
@@ -9767,6 +9712,7 @@
                 <w:sz w:val="20"/>
                 <w:szCs w:val="20"/>
               </w:rPr>
+              <w:lastRenderedPageBreak/>
               <w:t>52/PĮ 63 straipsnį skelbiamą informaciją: https://vpt.lrv.lt/lt/nuorodos/kiti-duomenys/powerbi/melaginga-informacija-pateikusiu-tiekeju-sarasas-3/</w:t>
             </w:r>
           </w:p>
@@ -9836,7 +9782,6 @@
                 <w:sz w:val="20"/>
                 <w:szCs w:val="20"/>
               </w:rPr>
-              <w:lastRenderedPageBreak/>
               <w:t xml:space="preserve">Iš ne Lietuvoje įsteigtų subjektų bus reikalaujama tokios rūšies pažymų ir tokių dokumentinių įrodymų formų, apie kuriuos pateikta informacija Europos Komisijos informacinėje dokumentų saugykloje </w:t>
             </w:r>
           </w:p>
@@ -9859,7 +9804,7 @@
               </w:rPr>
               <w:t xml:space="preserve">„e-Certis“ adresu:  </w:t>
             </w:r>
-            <w:hyperlink r:id="rId12" w:history="1">
+            <w:hyperlink r:id="rId11" w:history="1">
               <w:r>
                 <w:rPr>
                   <w:color w:val="000000"/>
@@ -10083,7 +10028,18 @@
                 <w:szCs w:val="20"/>
                 <w:lang w:val="en-GB"/>
               </w:rPr>
-              <w:t xml:space="preserve">, the information published in accordance with Article 52 of the </w:t>
+              <w:t xml:space="preserve">, the </w:t>
+            </w:r>
+            <w:r>
+              <w:rPr>
+                <w:rFonts w:ascii="Arial" w:hAnsi="Arial" w:cs="Arial"/>
+                <w:color w:val="000000"/>
+                <w:sz w:val="20"/>
+                <w:szCs w:val="20"/>
+                <w:lang w:val="en-GB"/>
+              </w:rPr>
+              <w:lastRenderedPageBreak/>
+              <w:t xml:space="preserve">information published in accordance with Article 52 of the </w:t>
             </w:r>
             <w:r>
               <w:rPr>
@@ -10161,17 +10117,7 @@
                 <w:sz w:val="20"/>
                 <w:szCs w:val="20"/>
               </w:rPr>
-              <w:t>52/PĮ 63 straipsnį skelbiamą informaciją: https://vpt.lrv.lt/lt/nuorodos/kiti-duomenys/powerbi/melagi</w:t>
-            </w:r>
-            <w:r>
-              <w:rPr>
-                <w:rFonts w:ascii="Arial" w:hAnsi="Arial" w:cs="Arial"/>
-                <w:color w:val="000000"/>
-                <w:sz w:val="20"/>
-                <w:szCs w:val="20"/>
-              </w:rPr>
-              <w:lastRenderedPageBreak/>
-              <w:t>nga-informacija-pateikusiu-tiekeju-sarasas-3/</w:t>
+              <w:t>52/PĮ 63 straipsnį skelbiamą informaciją: https://vpt.lrv.lt/lt/nuorodos/kiti-duomenys/powerbi/melaginga-informacija-pateikusiu-tiekeju-sarasas-3/</w:t>
             </w:r>
           </w:p>
           <w:p>
@@ -10427,7 +10373,728 @@
                 <w:sz w:val="20"/>
                 <w:szCs w:val="20"/>
               </w:rPr>
-              <w:t xml:space="preserve">Iš ne Lietuvoje įsteigtų subjektų bus reikalaujama tokios rūšies pažymų ir tokių dokumentinių įrodymų formų, apie kuriuos pateikta informacija Europos Komisijos informacinėje dokumentų saugykloje </w:t>
+              <w:t xml:space="preserve">Iš ne Lietuvoje įsteigtų subjektų bus reikalaujama tokios rūšies pažymų ir tokių dokumentinių įrodymų formų, apie kuriuos pateikta informacija Europos </w:t>
+            </w:r>
+            <w:r>
+              <w:rPr>
+                <w:rFonts w:ascii="Arial" w:hAnsi="Arial" w:cs="Arial"/>
+                <w:color w:val="000000"/>
+                <w:sz w:val="20"/>
+                <w:szCs w:val="20"/>
+              </w:rPr>
+              <w:lastRenderedPageBreak/>
+              <w:t xml:space="preserve">Komisijos informacinėje dokumentų saugykloje </w:t>
+            </w:r>
+          </w:p>
+          <w:p>
+            <w:pPr>
+              <w:jc w:val="both"/>
+              <w:rPr>
+                <w:rFonts w:ascii="Arial" w:hAnsi="Arial" w:cs="Arial"/>
+                <w:color w:val="000000"/>
+                <w:sz w:val="20"/>
+                <w:szCs w:val="20"/>
+              </w:rPr>
+            </w:pPr>
+            <w:r>
+              <w:rPr>
+                <w:rFonts w:ascii="Arial" w:hAnsi="Arial" w:cs="Arial"/>
+                <w:color w:val="000000"/>
+                <w:sz w:val="20"/>
+                <w:szCs w:val="20"/>
+              </w:rPr>
+              <w:t xml:space="preserve">„e-Certis“ adresu:  </w:t>
+            </w:r>
+            <w:hyperlink r:id="rId12" w:history="1">
+              <w:r>
+                <w:rPr>
+                  <w:rStyle w:val="Hyperlink"/>
+                  <w:rFonts w:ascii="Arial" w:hAnsi="Arial" w:cs="Arial"/>
+                  <w:sz w:val="20"/>
+                  <w:szCs w:val="20"/>
+                </w:rPr>
+                <w:t>https://ec.europa.eu/tools/ecertis/</w:t>
+              </w:r>
+            </w:hyperlink>
+            <w:r>
+              <w:rPr>
+                <w:rFonts w:ascii="Arial" w:hAnsi="Arial" w:cs="Arial"/>
+                <w:color w:val="000000"/>
+                <w:sz w:val="20"/>
+                <w:szCs w:val="20"/>
+              </w:rPr>
+              <w:t>.</w:t>
+            </w:r>
+          </w:p>
+          <w:p>
+            <w:pPr>
+              <w:rPr>
+                <w:rFonts w:ascii="Arial" w:hAnsi="Arial" w:cs="Arial"/>
+                <w:sz w:val="20"/>
+                <w:szCs w:val="20"/>
+              </w:rPr>
+            </w:pPr>
+          </w:p>
+        </w:tc>
+        <w:tc>
+          <w:tcPr>
+            <w:tcW w:w="2660" w:type="dxa"/>
+          </w:tcPr>
+          <w:p>
+            <w:pPr>
+              <w:jc w:val="both"/>
+              <w:rPr>
+                <w:rFonts w:ascii="Arial" w:hAnsi="Arial" w:cs="Arial"/>
+                <w:sz w:val="20"/>
+                <w:szCs w:val="20"/>
+                <w:lang w:val="en-GB"/>
+              </w:rPr>
+            </w:pPr>
+            <w:r>
+              <w:rPr>
+                <w:rFonts w:ascii="Arial" w:hAnsi="Arial" w:cs="Arial"/>
+                <w:sz w:val="20"/>
+                <w:szCs w:val="20"/>
+                <w:lang w:val="en-GB"/>
+              </w:rPr>
+              <w:lastRenderedPageBreak/>
+              <w:t>SUBMITTED:</w:t>
+            </w:r>
+          </w:p>
+          <w:p>
+            <w:pPr>
+              <w:ind w:left="34"/>
+              <w:jc w:val="both"/>
+              <w:rPr>
+                <w:rFonts w:ascii="Arial" w:hAnsi="Arial" w:cs="Arial"/>
+                <w:color w:val="000000"/>
+                <w:sz w:val="20"/>
+                <w:szCs w:val="20"/>
+                <w:lang w:val="en-GB"/>
+              </w:rPr>
+            </w:pPr>
+            <w:r>
+              <w:rPr>
+                <w:rFonts w:ascii="Arial" w:hAnsi="Arial" w:cs="Arial"/>
+                <w:color w:val="000000"/>
+                <w:sz w:val="20"/>
+                <w:szCs w:val="20"/>
+                <w:lang w:val="en-GB"/>
+              </w:rPr>
+              <w:t xml:space="preserve">Only the </w:t>
+            </w:r>
+            <w:r>
+              <w:rPr>
+                <w:rFonts w:ascii="Arial" w:hAnsi="Arial" w:cs="Arial"/>
+                <w:sz w:val="20"/>
+                <w:szCs w:val="20"/>
+                <w:lang w:val="en-GB"/>
+              </w:rPr>
+              <w:t>ESPD</w:t>
+            </w:r>
+            <w:r>
+              <w:rPr>
+                <w:rFonts w:ascii="Arial" w:hAnsi="Arial" w:cs="Arial"/>
+                <w:color w:val="000000"/>
+                <w:sz w:val="20"/>
+                <w:szCs w:val="20"/>
+                <w:lang w:val="en-GB"/>
+              </w:rPr>
+              <w:t xml:space="preserve"> is submitted with the </w:t>
+            </w:r>
+            <w:r>
+              <w:rPr>
+                <w:rFonts w:ascii="Arial" w:hAnsi="Arial" w:cs="Arial"/>
+                <w:color w:val="000000"/>
+                <w:sz w:val="20"/>
+                <w:szCs w:val="20"/>
+                <w:lang w:val="en-GB"/>
+              </w:rPr>
+              <w:t>Tender</w:t>
+            </w:r>
+            <w:r>
+              <w:rPr>
+                <w:rFonts w:ascii="Arial" w:hAnsi="Arial" w:cs="Arial"/>
+                <w:color w:val="000000"/>
+                <w:sz w:val="20"/>
+                <w:szCs w:val="20"/>
+                <w:lang w:val="en-GB"/>
+              </w:rPr>
+              <w:t xml:space="preserve">. </w:t>
+            </w:r>
+          </w:p>
+          <w:p>
+            <w:pPr>
+              <w:ind w:left="34"/>
+              <w:jc w:val="both"/>
+              <w:rPr>
+                <w:rFonts w:ascii="Arial" w:hAnsi="Arial" w:cs="Arial"/>
+                <w:color w:val="000000"/>
+                <w:sz w:val="20"/>
+                <w:szCs w:val="20"/>
+                <w:lang w:val="en-GB"/>
+              </w:rPr>
+            </w:pPr>
+          </w:p>
+          <w:p>
+            <w:pPr>
+              <w:ind w:left="34"/>
+              <w:jc w:val="both"/>
+              <w:rPr>
+                <w:rFonts w:ascii="Arial" w:hAnsi="Arial" w:cs="Arial"/>
+                <w:color w:val="000000"/>
+                <w:sz w:val="20"/>
+                <w:szCs w:val="20"/>
+                <w:lang w:val="en-GB"/>
+              </w:rPr>
+            </w:pPr>
+            <w:r>
+              <w:rPr>
+                <w:rFonts w:ascii="Arial" w:hAnsi="Arial" w:cs="Arial"/>
+                <w:color w:val="000000"/>
+                <w:sz w:val="20"/>
+                <w:szCs w:val="20"/>
+                <w:lang w:val="en-GB"/>
+              </w:rPr>
+              <w:t>No other documents will be required from entities established in Lithuania under this clause.</w:t>
+            </w:r>
+          </w:p>
+          <w:p>
+            <w:pPr>
+              <w:ind w:left="34"/>
+              <w:jc w:val="both"/>
+              <w:rPr>
+                <w:rFonts w:ascii="Arial" w:hAnsi="Arial" w:cs="Arial"/>
+                <w:color w:val="000000"/>
+                <w:sz w:val="20"/>
+                <w:szCs w:val="20"/>
+                <w:lang w:val="en-GB"/>
+              </w:rPr>
+            </w:pPr>
+          </w:p>
+          <w:p>
+            <w:pPr>
+              <w:rPr>
+                <w:rFonts w:ascii="Arial" w:hAnsi="Arial" w:cs="Arial"/>
+                <w:sz w:val="20"/>
+                <w:szCs w:val="20"/>
+              </w:rPr>
+            </w:pPr>
+            <w:r>
+              <w:rPr>
+                <w:rFonts w:ascii="Arial" w:hAnsi="Arial" w:cs="Arial"/>
+                <w:color w:val="000000"/>
+                <w:sz w:val="20"/>
+                <w:szCs w:val="20"/>
+                <w:lang w:val="en-GB"/>
+              </w:rPr>
+              <w:t xml:space="preserve">Entities established outside Lithuania will be required to provide the type of certificate and such documentary evidence as is provided in the European </w:t>
+            </w:r>
+            <w:r>
+              <w:rPr>
+                <w:rFonts w:ascii="Arial" w:hAnsi="Arial" w:cs="Arial"/>
+                <w:color w:val="000000"/>
+                <w:sz w:val="20"/>
+                <w:szCs w:val="20"/>
+                <w:lang w:val="en-GB"/>
+              </w:rPr>
+              <w:lastRenderedPageBreak/>
+              <w:t xml:space="preserve">Commission's Information Document Repository E-Certis: </w:t>
+            </w:r>
+            <w:r>
+              <w:rPr>
+                <w:rFonts w:ascii="Arial" w:hAnsi="Arial" w:cs="Arial"/>
+                <w:color w:val="000000"/>
+                <w:sz w:val="20"/>
+                <w:szCs w:val="20"/>
+              </w:rPr>
+              <w:t>https://ec.europa.eu/tools/ecertis/.</w:t>
+            </w:r>
+          </w:p>
+        </w:tc>
+      </w:tr>
+      <w:tr>
+        <w:tc>
+          <w:tcPr>
+            <w:tcW w:w="928" w:type="dxa"/>
+          </w:tcPr>
+          <w:p>
+            <w:pPr>
+              <w:rPr>
+                <w:rFonts w:ascii="Arial" w:hAnsi="Arial" w:cs="Arial"/>
+                <w:sz w:val="20"/>
+                <w:szCs w:val="20"/>
+              </w:rPr>
+            </w:pPr>
+            <w:r>
+              <w:rPr>
+                <w:rFonts w:ascii="Arial" w:hAnsi="Arial" w:cs="Arial"/>
+                <w:sz w:val="20"/>
+                <w:szCs w:val="20"/>
+              </w:rPr>
+              <w:lastRenderedPageBreak/>
+              <w:t>6.</w:t>
+            </w:r>
+          </w:p>
+        </w:tc>
+        <w:tc>
+          <w:tcPr>
+            <w:tcW w:w="3887" w:type="dxa"/>
+          </w:tcPr>
+          <w:p>
+            <w:pPr>
+              <w:tabs>
+                <w:tab w:val="left" w:pos="567"/>
+              </w:tabs>
+              <w:ind w:left="34"/>
+              <w:contextualSpacing/>
+              <w:jc w:val="both"/>
+              <w:rPr>
+                <w:rFonts w:ascii="Arial" w:hAnsi="Arial" w:cs="Arial"/>
+                <w:iCs/>
+                <w:color w:val="000000"/>
+                <w:sz w:val="20"/>
+                <w:szCs w:val="20"/>
+              </w:rPr>
+            </w:pPr>
+            <w:r>
+              <w:rPr>
+                <w:rFonts w:ascii="Arial" w:hAnsi="Arial" w:cs="Arial"/>
+                <w:iCs/>
+                <w:color w:val="000000"/>
+                <w:sz w:val="20"/>
+                <w:szCs w:val="20"/>
+              </w:rPr>
+              <w:t xml:space="preserve">Tiekėjas yra neįvykdęs sutarties, sudarytos vadovaujantis </w:t>
+            </w:r>
+            <w:r>
+              <w:rPr>
+                <w:rFonts w:ascii="Arial" w:hAnsi="Arial" w:cs="Arial"/>
+                <w:iCs/>
+                <w:color w:val="000000"/>
+                <w:sz w:val="20"/>
+                <w:szCs w:val="20"/>
+              </w:rPr>
+              <w:t>VPĮ</w:t>
+            </w:r>
+            <w:r>
+              <w:rPr>
+                <w:rFonts w:ascii="Arial" w:hAnsi="Arial" w:cs="Arial"/>
+                <w:iCs/>
+                <w:color w:val="000000"/>
+                <w:sz w:val="20"/>
+                <w:szCs w:val="20"/>
+              </w:rPr>
+              <w:t xml:space="preserve">, Viešųjų pirkimų, atliekamų gynybos ir saugumo srityje, įstatymu ar PĮ, ar koncesijos sutarties arba yra netinkamai ją įvykdęs ir tai buvo esminis sutarties pažeidimas, kaip nustatyta Lietuvos Respublikos civilinio kodekso 6.217 straipsnyje, dėl kurio per pastaruosius 3 metus buvo nutraukta sutartis arba per pastaruosius 3 metus buvo priimtas ir įsiteisėjęs teismo sprendimas, kuriuo tenkinamas perkančiosios organizacijos, perkančiojo subjekto ar suteikiančiosios institucijos reikalavimas atlyginti nuostolius, patirtus dėl to, kad Tiekėjas sutartyje nustatytą esminę sutarties sąlygą vykdė su dideliais arba nuolatiniais trūkumais, ar per pastaruosius 3 metus buvo priimtas Perkančiojo subjekto sprendimas, kad Tiekėjas sutartyje nustatytą esminę sutarties sąlygą vykdė su dideliais arba nuolatiniais trūkumais ir dėl to buvo pritaikyta sutartyje nustatyta sankcija. </w:t>
+            </w:r>
+          </w:p>
+          <w:p>
+            <w:pPr>
+              <w:jc w:val="both"/>
+              <w:rPr>
+                <w:rFonts w:ascii="Arial" w:hAnsi="Arial" w:cs="Arial"/>
+                <w:sz w:val="20"/>
+                <w:szCs w:val="20"/>
+              </w:rPr>
+            </w:pPr>
+            <w:r>
+              <w:rPr>
+                <w:rFonts w:ascii="Arial" w:hAnsi="Arial" w:cs="Arial"/>
+                <w:iCs/>
+                <w:color w:val="000000"/>
+                <w:sz w:val="20"/>
+                <w:szCs w:val="20"/>
+              </w:rPr>
+              <w:t xml:space="preserve">Šiuo pagrindu Tiekėjas taip pat pašalinamas iš Pirkimo procedūros, kai, vadovaujantis kitų valstybių teisės aktais, per pastaruosius 3 metus nustatyta, kad jis, vykdydamas ankstesnę sutartį, ankstesnę sutartį su perkančiuoju subjektu arba ankstesnę koncesijos sutartį, sutartyje nustatytą esminį reikalavimą vykdė su dideliais arba </w:t>
+            </w:r>
+            <w:r>
+              <w:rPr>
+                <w:rFonts w:ascii="Arial" w:hAnsi="Arial" w:cs="Arial"/>
+                <w:iCs/>
+                <w:color w:val="000000"/>
+                <w:sz w:val="20"/>
+                <w:szCs w:val="20"/>
+              </w:rPr>
+              <w:lastRenderedPageBreak/>
+              <w:t>nuolatiniais trūkumais ir dėl to ta ankstesnė sutartis buvo nutraukta anksčiau, negu toje sutartyje nustatytas jos galiojimo terminas, buvo pareikalauta atlyginti žalą ar taikomos kitos panašios sankcijos.</w:t>
+            </w:r>
+          </w:p>
+        </w:tc>
+        <w:tc>
+          <w:tcPr>
+            <w:tcW w:w="4111" w:type="dxa"/>
+          </w:tcPr>
+          <w:p>
+            <w:pPr>
+              <w:tabs>
+                <w:tab w:val="left" w:pos="567"/>
+              </w:tabs>
+              <w:ind w:left="34"/>
+              <w:contextualSpacing/>
+              <w:jc w:val="both"/>
+              <w:rPr>
+                <w:rFonts w:ascii="Arial" w:hAnsi="Arial" w:cs="Arial"/>
+                <w:iCs/>
+                <w:color w:val="000000" w:themeColor="text1"/>
+                <w:sz w:val="20"/>
+                <w:szCs w:val="20"/>
+                <w:lang w:val="en-GB"/>
+              </w:rPr>
+            </w:pPr>
+            <w:r>
+              <w:rPr>
+                <w:rFonts w:ascii="Arial" w:hAnsi="Arial" w:cs="Arial"/>
+                <w:iCs/>
+                <w:color w:val="000000" w:themeColor="text1"/>
+                <w:sz w:val="20"/>
+                <w:szCs w:val="20"/>
+                <w:lang w:val="en-GB"/>
+              </w:rPr>
+              <w:lastRenderedPageBreak/>
+              <w:t xml:space="preserve">The Supplier has failed to perform or has improperly performed a contract concluded in accordance with the </w:t>
+            </w:r>
+            <w:r>
+              <w:rPr>
+                <w:rFonts w:ascii="Arial" w:hAnsi="Arial" w:cs="Arial"/>
+                <w:iCs/>
+                <w:color w:val="000000" w:themeColor="text1"/>
+                <w:sz w:val="20"/>
+                <w:szCs w:val="20"/>
+                <w:lang w:val="en-GB"/>
+              </w:rPr>
+              <w:t>LPP</w:t>
+            </w:r>
+            <w:r>
+              <w:rPr>
+                <w:rFonts w:ascii="Arial" w:hAnsi="Arial" w:cs="Arial"/>
+                <w:iCs/>
+                <w:color w:val="000000" w:themeColor="text1"/>
+                <w:sz w:val="20"/>
+                <w:szCs w:val="20"/>
+                <w:lang w:val="en-GB"/>
+              </w:rPr>
+              <w:t>, the Law on Public Procurement in the Field of Defence and Security or LP or concession contract, and this was a material breach of contract as defined in Article 6.217 of the Civil Code of the Republic of Lithuania which resulted in the termination of the contract within the last 3 years or a court decision has been issued and entered into force during the last 3 years, satisfying the claim of the contracting entity, the contracting entity or the awarding entity for damages caused by the Supplier and caused because the Supplier has fulfilled the essential condition of the contract with significant or permanent defects, or during the last 3 years the Contracting Entity has decided that the Supplier has fulfilled the essential condition of the contract with significant or permanent defects and therefore the sanction specified in the contract has been applied.</w:t>
+            </w:r>
+          </w:p>
+          <w:p>
+            <w:pPr>
+              <w:jc w:val="both"/>
+              <w:rPr>
+                <w:rFonts w:ascii="Arial" w:hAnsi="Arial" w:cs="Arial"/>
+                <w:sz w:val="20"/>
+                <w:szCs w:val="20"/>
+              </w:rPr>
+            </w:pPr>
+            <w:r>
+              <w:rPr>
+                <w:rFonts w:ascii="Arial" w:hAnsi="Arial" w:cs="Arial"/>
+                <w:color w:val="000000" w:themeColor="text1"/>
+                <w:sz w:val="20"/>
+                <w:szCs w:val="20"/>
+                <w:lang w:val="en-GB"/>
+              </w:rPr>
+              <w:t xml:space="preserve">On this basis, the Supplier shall also be excluded from the Procurement procedure if, in accordance with the legislation of other states, it has been established during the last 3 years that it in performance of a previous contract, a previous contract with the contracting entity or a previous concession contract, the essential requirement of the contract has been fulfilled with serious or persistent deficiencies and as </w:t>
+            </w:r>
+            <w:r>
+              <w:rPr>
+                <w:rFonts w:ascii="Arial" w:hAnsi="Arial" w:cs="Arial"/>
+                <w:color w:val="000000" w:themeColor="text1"/>
+                <w:sz w:val="20"/>
+                <w:szCs w:val="20"/>
+                <w:lang w:val="en-GB"/>
+              </w:rPr>
+              <w:lastRenderedPageBreak/>
+              <w:t>a result, that previous contract was terminated before the expiry of that contract, claimed damages or other similar sanctions were imposed.</w:t>
+            </w:r>
+          </w:p>
+        </w:tc>
+        <w:tc>
+          <w:tcPr>
+            <w:tcW w:w="2835" w:type="dxa"/>
+          </w:tcPr>
+          <w:p>
+            <w:pPr>
+              <w:ind w:left="34"/>
+              <w:jc w:val="both"/>
+              <w:rPr>
+                <w:rFonts w:ascii="Arial" w:hAnsi="Arial" w:cs="Arial"/>
+                <w:sz w:val="20"/>
+                <w:szCs w:val="20"/>
+              </w:rPr>
+            </w:pPr>
+            <w:r>
+              <w:rPr>
+                <w:rFonts w:ascii="Arial" w:hAnsi="Arial" w:cs="Arial"/>
+                <w:sz w:val="20"/>
+                <w:szCs w:val="20"/>
+              </w:rPr>
+              <w:lastRenderedPageBreak/>
+              <w:t>PATEIKIAMA:</w:t>
+            </w:r>
+          </w:p>
+          <w:p>
+            <w:pPr>
+              <w:ind w:left="34"/>
+              <w:jc w:val="both"/>
+              <w:rPr>
+                <w:rFonts w:ascii="Arial" w:hAnsi="Arial" w:cs="Arial"/>
+                <w:color w:val="000000"/>
+                <w:sz w:val="20"/>
+                <w:szCs w:val="20"/>
+              </w:rPr>
+            </w:pPr>
+            <w:r>
+              <w:rPr>
+                <w:rFonts w:ascii="Arial" w:hAnsi="Arial" w:cs="Arial"/>
+                <w:color w:val="000000"/>
+                <w:sz w:val="20"/>
+                <w:szCs w:val="20"/>
+              </w:rPr>
+              <w:t xml:space="preserve">Su </w:t>
+            </w:r>
+            <w:r>
+              <w:rPr>
+                <w:rFonts w:ascii="Arial" w:hAnsi="Arial" w:cs="Arial"/>
+                <w:color w:val="000000"/>
+                <w:sz w:val="20"/>
+                <w:szCs w:val="20"/>
+              </w:rPr>
+              <w:t>Pasiūlymu</w:t>
+            </w:r>
+            <w:r>
+              <w:rPr>
+                <w:rFonts w:ascii="Arial" w:hAnsi="Arial" w:cs="Arial"/>
+                <w:color w:val="000000"/>
+                <w:sz w:val="20"/>
+                <w:szCs w:val="20"/>
+              </w:rPr>
+              <w:t xml:space="preserve"> pateikiamas tik EBVPD.</w:t>
+            </w:r>
+          </w:p>
+          <w:p>
+            <w:pPr>
+              <w:ind w:left="34"/>
+              <w:jc w:val="both"/>
+              <w:rPr>
+                <w:rFonts w:ascii="Arial" w:hAnsi="Arial" w:cs="Arial"/>
+                <w:color w:val="000000"/>
+                <w:sz w:val="20"/>
+                <w:szCs w:val="20"/>
+              </w:rPr>
+            </w:pPr>
+          </w:p>
+          <w:p>
+            <w:pPr>
+              <w:ind w:left="34"/>
+              <w:jc w:val="both"/>
+              <w:rPr>
+                <w:rFonts w:ascii="Arial" w:hAnsi="Arial" w:cs="Arial"/>
+                <w:color w:val="000000"/>
+                <w:sz w:val="20"/>
+                <w:szCs w:val="20"/>
+              </w:rPr>
+            </w:pPr>
+            <w:r>
+              <w:rPr>
+                <w:rFonts w:ascii="Arial" w:hAnsi="Arial" w:cs="Arial"/>
+                <w:color w:val="000000"/>
+                <w:sz w:val="20"/>
+                <w:szCs w:val="20"/>
+              </w:rPr>
+              <w:t>Iš Lietuvoje įsteigtų subjektų kitų dokumentų pagal šį punktą nebus reikalaujama.</w:t>
+            </w:r>
+          </w:p>
+          <w:p>
+            <w:pPr>
+              <w:ind w:left="34"/>
+              <w:jc w:val="both"/>
+              <w:rPr>
+                <w:rFonts w:ascii="Arial" w:hAnsi="Arial" w:cs="Arial"/>
+                <w:color w:val="000000"/>
+                <w:sz w:val="20"/>
+                <w:szCs w:val="20"/>
+              </w:rPr>
+            </w:pPr>
+          </w:p>
+          <w:p>
+            <w:pPr>
+              <w:ind w:left="34"/>
+              <w:jc w:val="both"/>
+              <w:rPr>
+                <w:rFonts w:ascii="Arial" w:hAnsi="Arial" w:cs="Arial"/>
+                <w:color w:val="000000"/>
+                <w:sz w:val="20"/>
+                <w:szCs w:val="20"/>
+              </w:rPr>
+            </w:pPr>
+          </w:p>
+          <w:p>
+            <w:pPr>
+              <w:ind w:left="34"/>
+              <w:jc w:val="both"/>
+              <w:rPr>
+                <w:rFonts w:ascii="Arial" w:hAnsi="Arial" w:cs="Arial"/>
+                <w:color w:val="000000"/>
+                <w:sz w:val="20"/>
+                <w:szCs w:val="20"/>
+              </w:rPr>
+            </w:pPr>
+            <w:r>
+              <w:rPr>
+                <w:rFonts w:ascii="Arial" w:hAnsi="Arial" w:cs="Arial"/>
+                <w:color w:val="000000"/>
+                <w:sz w:val="20"/>
+                <w:szCs w:val="20"/>
+              </w:rPr>
+              <w:t xml:space="preserve">Priimant sprendimus dėl Tiekėjo pašalinimo iš pirkimo procedūros šiame punkte nurodytu pašalinimo pagrindu, be kita ko, gali būti atsižvelgiama į pagal VPĮ </w:t>
+            </w:r>
+            <w:r>
+              <w:rPr>
+                <w:rFonts w:ascii="Arial" w:hAnsi="Arial" w:cs="Arial"/>
+                <w:color w:val="000000"/>
+                <w:sz w:val="20"/>
+                <w:szCs w:val="20"/>
+              </w:rPr>
+              <w:t>91</w:t>
+            </w:r>
+            <w:r>
+              <w:rPr>
+                <w:rFonts w:ascii="Arial" w:hAnsi="Arial" w:cs="Arial"/>
+                <w:color w:val="000000"/>
+                <w:sz w:val="20"/>
+                <w:szCs w:val="20"/>
+              </w:rPr>
+              <w:t>/PĮ 99</w:t>
+            </w:r>
+            <w:r>
+              <w:rPr>
+                <w:rFonts w:ascii="Arial" w:hAnsi="Arial" w:cs="Arial"/>
+                <w:color w:val="000000"/>
+                <w:sz w:val="20"/>
+                <w:szCs w:val="20"/>
+              </w:rPr>
+              <w:t xml:space="preserve"> straipsnį skelbiamą informaciją: </w:t>
+            </w:r>
+            <w:r>
+              <w:rPr>
+                <w:rFonts w:ascii="Arial" w:hAnsi="Arial" w:cs="Arial"/>
+                <w:color w:val="000000"/>
+                <w:sz w:val="20"/>
+                <w:szCs w:val="20"/>
+              </w:rPr>
+              <w:t>https://vpt.lrv.lt/lt/nuorodos/kiti-duomenys/powerbi/nepatikimi-tiekejai-1/</w:t>
+            </w:r>
+          </w:p>
+          <w:p>
+            <w:pPr>
+              <w:ind w:left="34"/>
+              <w:jc w:val="both"/>
+              <w:rPr>
+                <w:rFonts w:ascii="Arial" w:hAnsi="Arial" w:cs="Arial"/>
+                <w:color w:val="000000"/>
+                <w:sz w:val="20"/>
+                <w:szCs w:val="20"/>
+              </w:rPr>
+            </w:pPr>
+          </w:p>
+          <w:p>
+            <w:pPr>
+              <w:ind w:left="34"/>
+              <w:jc w:val="both"/>
+              <w:rPr>
+                <w:rFonts w:ascii="Arial" w:hAnsi="Arial" w:cs="Arial"/>
+                <w:color w:val="000000"/>
+                <w:sz w:val="20"/>
+                <w:szCs w:val="20"/>
+              </w:rPr>
+            </w:pPr>
+            <w:r>
+              <w:rPr>
+                <w:rFonts w:ascii="Arial" w:hAnsi="Arial" w:cs="Arial"/>
+                <w:color w:val="000000"/>
+                <w:sz w:val="20"/>
+                <w:szCs w:val="20"/>
+              </w:rPr>
+              <w:t>https://vpt.lrv.lt/lt/pasalinimo-pagrindai-1/nepatikimu-koncesininku-sarasas-1/nepatikimu-koncesininku-sarasas/</w:t>
+            </w:r>
+          </w:p>
+          <w:p>
+            <w:pPr>
+              <w:ind w:left="34"/>
+              <w:jc w:val="both"/>
+              <w:rPr>
+                <w:rFonts w:ascii="Arial" w:hAnsi="Arial" w:cs="Arial"/>
+                <w:color w:val="000000"/>
+                <w:sz w:val="20"/>
+                <w:szCs w:val="20"/>
+              </w:rPr>
+            </w:pPr>
+          </w:p>
+          <w:p>
+            <w:pPr>
+              <w:ind w:left="34"/>
+              <w:jc w:val="both"/>
+              <w:rPr>
+                <w:rFonts w:ascii="Arial" w:hAnsi="Arial" w:cs="Arial"/>
+                <w:color w:val="000000"/>
+                <w:sz w:val="20"/>
+                <w:szCs w:val="20"/>
+              </w:rPr>
+            </w:pPr>
+          </w:p>
+          <w:p>
+            <w:pPr>
+              <w:ind w:left="34"/>
+              <w:jc w:val="both"/>
+              <w:rPr>
+                <w:rFonts w:ascii="Arial" w:hAnsi="Arial" w:cs="Arial"/>
+                <w:color w:val="000000"/>
+                <w:sz w:val="20"/>
+                <w:szCs w:val="20"/>
+              </w:rPr>
+            </w:pPr>
+          </w:p>
+          <w:p>
+            <w:pPr>
+              <w:ind w:left="34"/>
+              <w:jc w:val="both"/>
+              <w:rPr>
+                <w:rFonts w:ascii="Arial" w:hAnsi="Arial" w:cs="Arial"/>
+                <w:color w:val="000000"/>
+                <w:sz w:val="20"/>
+                <w:szCs w:val="20"/>
+              </w:rPr>
+            </w:pPr>
+          </w:p>
+          <w:p>
+            <w:pPr>
+              <w:ind w:left="34"/>
+              <w:jc w:val="both"/>
+              <w:rPr>
+                <w:rFonts w:ascii="Arial" w:hAnsi="Arial" w:cs="Arial"/>
+                <w:color w:val="000000"/>
+                <w:sz w:val="20"/>
+                <w:szCs w:val="20"/>
+              </w:rPr>
+            </w:pPr>
+            <w:r>
+              <w:rPr>
+                <w:rFonts w:ascii="Arial" w:hAnsi="Arial" w:cs="Arial"/>
+                <w:color w:val="000000"/>
+                <w:sz w:val="20"/>
+                <w:szCs w:val="20"/>
+              </w:rPr>
+              <w:t xml:space="preserve">Iš ne Lietuvoje įsteigtų subjektų bus reikalaujama </w:t>
+            </w:r>
+            <w:r>
+              <w:rPr>
+                <w:rFonts w:ascii="Arial" w:hAnsi="Arial" w:cs="Arial"/>
+                <w:color w:val="000000"/>
+                <w:sz w:val="20"/>
+                <w:szCs w:val="20"/>
+              </w:rPr>
+              <w:lastRenderedPageBreak/>
+              <w:t xml:space="preserve">tokios rūšies pažymų ir tokių dokumentinių įrodymų formų, apie kuriuos pateikta informacija Europos Komisijos informacinėje dokumentų saugykloje </w:t>
             </w:r>
           </w:p>
           <w:p>
@@ -10501,696 +11168,6 @@
                 <w:szCs w:val="20"/>
                 <w:lang w:val="en-GB"/>
               </w:rPr>
-              <w:t>SUBMITTED:</w:t>
-            </w:r>
-          </w:p>
-          <w:p>
-            <w:pPr>
-              <w:ind w:left="34"/>
-              <w:jc w:val="both"/>
-              <w:rPr>
-                <w:rFonts w:ascii="Arial" w:hAnsi="Arial" w:cs="Arial"/>
-                <w:color w:val="000000"/>
-                <w:sz w:val="20"/>
-                <w:szCs w:val="20"/>
-                <w:lang w:val="en-GB"/>
-              </w:rPr>
-            </w:pPr>
-            <w:r>
-              <w:rPr>
-                <w:rFonts w:ascii="Arial" w:hAnsi="Arial" w:cs="Arial"/>
-                <w:color w:val="000000"/>
-                <w:sz w:val="20"/>
-                <w:szCs w:val="20"/>
-                <w:lang w:val="en-GB"/>
-              </w:rPr>
-              <w:t xml:space="preserve">Only the </w:t>
-            </w:r>
-            <w:r>
-              <w:rPr>
-                <w:rFonts w:ascii="Arial" w:hAnsi="Arial" w:cs="Arial"/>
-                <w:sz w:val="20"/>
-                <w:szCs w:val="20"/>
-                <w:lang w:val="en-GB"/>
-              </w:rPr>
-              <w:t>ESPD</w:t>
-            </w:r>
-            <w:r>
-              <w:rPr>
-                <w:rFonts w:ascii="Arial" w:hAnsi="Arial" w:cs="Arial"/>
-                <w:color w:val="000000"/>
-                <w:sz w:val="20"/>
-                <w:szCs w:val="20"/>
-                <w:lang w:val="en-GB"/>
-              </w:rPr>
-              <w:t xml:space="preserve"> is submitted with the </w:t>
-            </w:r>
-            <w:r>
-              <w:rPr>
-                <w:rFonts w:ascii="Arial" w:hAnsi="Arial" w:cs="Arial"/>
-                <w:color w:val="000000"/>
-                <w:sz w:val="20"/>
-                <w:szCs w:val="20"/>
-                <w:lang w:val="en-GB"/>
-              </w:rPr>
-              <w:t>Tender</w:t>
-            </w:r>
-            <w:r>
-              <w:rPr>
-                <w:rFonts w:ascii="Arial" w:hAnsi="Arial" w:cs="Arial"/>
-                <w:color w:val="000000"/>
-                <w:sz w:val="20"/>
-                <w:szCs w:val="20"/>
-                <w:lang w:val="en-GB"/>
-              </w:rPr>
-              <w:t xml:space="preserve">. </w:t>
-            </w:r>
-          </w:p>
-          <w:p>
-            <w:pPr>
-              <w:ind w:left="34"/>
-              <w:jc w:val="both"/>
-              <w:rPr>
-                <w:rFonts w:ascii="Arial" w:hAnsi="Arial" w:cs="Arial"/>
-                <w:color w:val="000000"/>
-                <w:sz w:val="20"/>
-                <w:szCs w:val="20"/>
-                <w:lang w:val="en-GB"/>
-              </w:rPr>
-            </w:pPr>
-          </w:p>
-          <w:p>
-            <w:pPr>
-              <w:ind w:left="34"/>
-              <w:jc w:val="both"/>
-              <w:rPr>
-                <w:rFonts w:ascii="Arial" w:hAnsi="Arial" w:cs="Arial"/>
-                <w:color w:val="000000"/>
-                <w:sz w:val="20"/>
-                <w:szCs w:val="20"/>
-                <w:lang w:val="en-GB"/>
-              </w:rPr>
-            </w:pPr>
-            <w:r>
-              <w:rPr>
-                <w:rFonts w:ascii="Arial" w:hAnsi="Arial" w:cs="Arial"/>
-                <w:color w:val="000000"/>
-                <w:sz w:val="20"/>
-                <w:szCs w:val="20"/>
-                <w:lang w:val="en-GB"/>
-              </w:rPr>
-              <w:t>No other documents will be required from entities established in Lithuania under this clause.</w:t>
-            </w:r>
-          </w:p>
-          <w:p>
-            <w:pPr>
-              <w:ind w:left="34"/>
-              <w:jc w:val="both"/>
-              <w:rPr>
-                <w:rFonts w:ascii="Arial" w:hAnsi="Arial" w:cs="Arial"/>
-                <w:color w:val="000000"/>
-                <w:sz w:val="20"/>
-                <w:szCs w:val="20"/>
-                <w:lang w:val="en-GB"/>
-              </w:rPr>
-            </w:pPr>
-          </w:p>
-          <w:p>
-            <w:pPr>
-              <w:rPr>
-                <w:rFonts w:ascii="Arial" w:hAnsi="Arial" w:cs="Arial"/>
-                <w:sz w:val="20"/>
-                <w:szCs w:val="20"/>
-              </w:rPr>
-            </w:pPr>
-            <w:r>
-              <w:rPr>
-                <w:rFonts w:ascii="Arial" w:hAnsi="Arial" w:cs="Arial"/>
-                <w:color w:val="000000"/>
-                <w:sz w:val="20"/>
-                <w:szCs w:val="20"/>
-                <w:lang w:val="en-GB"/>
-              </w:rPr>
-              <w:t xml:space="preserve">Entities established outside Lithuania will be required to provide the type of certificate and such documentary evidence as is provided in the European Commission's Information Document Repository E-Certis: </w:t>
-            </w:r>
-            <w:r>
-              <w:rPr>
-                <w:rFonts w:ascii="Arial" w:hAnsi="Arial" w:cs="Arial"/>
-                <w:color w:val="000000"/>
-                <w:sz w:val="20"/>
-                <w:szCs w:val="20"/>
-              </w:rPr>
-              <w:t>https://ec.europa.eu/tools/ecertis/.</w:t>
-            </w:r>
-          </w:p>
-        </w:tc>
-      </w:tr>
-      <w:tr>
-        <w:tc>
-          <w:tcPr>
-            <w:tcW w:w="928" w:type="dxa"/>
-          </w:tcPr>
-          <w:p>
-            <w:pPr>
-              <w:rPr>
-                <w:rFonts w:ascii="Arial" w:hAnsi="Arial" w:cs="Arial"/>
-                <w:sz w:val="20"/>
-                <w:szCs w:val="20"/>
-              </w:rPr>
-            </w:pPr>
-            <w:r>
-              <w:rPr>
-                <w:rFonts w:ascii="Arial" w:hAnsi="Arial" w:cs="Arial"/>
-                <w:sz w:val="20"/>
-                <w:szCs w:val="20"/>
-              </w:rPr>
-              <w:t>6.</w:t>
-            </w:r>
-          </w:p>
-        </w:tc>
-        <w:tc>
-          <w:tcPr>
-            <w:tcW w:w="3887" w:type="dxa"/>
-          </w:tcPr>
-          <w:p>
-            <w:pPr>
-              <w:tabs>
-                <w:tab w:val="left" w:pos="567"/>
-              </w:tabs>
-              <w:ind w:left="34"/>
-              <w:contextualSpacing/>
-              <w:jc w:val="both"/>
-              <w:rPr>
-                <w:rFonts w:ascii="Arial" w:hAnsi="Arial" w:cs="Arial"/>
-                <w:iCs/>
-                <w:color w:val="000000"/>
-                <w:sz w:val="20"/>
-                <w:szCs w:val="20"/>
-              </w:rPr>
-            </w:pPr>
-            <w:r>
-              <w:rPr>
-                <w:rFonts w:ascii="Arial" w:hAnsi="Arial" w:cs="Arial"/>
-                <w:iCs/>
-                <w:color w:val="000000"/>
-                <w:sz w:val="20"/>
-                <w:szCs w:val="20"/>
-              </w:rPr>
-              <w:t xml:space="preserve">Tiekėjas yra neįvykdęs sutarties, sudarytos vadovaujantis </w:t>
-            </w:r>
-            <w:r>
-              <w:rPr>
-                <w:rFonts w:ascii="Arial" w:hAnsi="Arial" w:cs="Arial"/>
-                <w:iCs/>
-                <w:color w:val="000000"/>
-                <w:sz w:val="20"/>
-                <w:szCs w:val="20"/>
-              </w:rPr>
-              <w:t>VPĮ</w:t>
-            </w:r>
-            <w:r>
-              <w:rPr>
-                <w:rFonts w:ascii="Arial" w:hAnsi="Arial" w:cs="Arial"/>
-                <w:iCs/>
-                <w:color w:val="000000"/>
-                <w:sz w:val="20"/>
-                <w:szCs w:val="20"/>
-              </w:rPr>
-              <w:t xml:space="preserve">, Viešųjų pirkimų, atliekamų gynybos ir saugumo srityje, įstatymu ar PĮ, ar koncesijos sutarties arba yra netinkamai ją įvykdęs ir </w:t>
-            </w:r>
-            <w:r>
-              <w:rPr>
-                <w:rFonts w:ascii="Arial" w:hAnsi="Arial" w:cs="Arial"/>
-                <w:iCs/>
-                <w:color w:val="000000"/>
-                <w:sz w:val="20"/>
-                <w:szCs w:val="20"/>
-              </w:rPr>
-              <w:lastRenderedPageBreak/>
-              <w:t xml:space="preserve">tai buvo esminis sutarties pažeidimas, kaip nustatyta Lietuvos Respublikos civilinio kodekso 6.217 straipsnyje, dėl kurio per pastaruosius 3 metus buvo nutraukta sutartis arba per pastaruosius 3 metus buvo priimtas ir įsiteisėjęs teismo sprendimas, kuriuo tenkinamas perkančiosios organizacijos, perkančiojo subjekto ar suteikiančiosios institucijos reikalavimas atlyginti nuostolius, patirtus dėl to, kad Tiekėjas sutartyje nustatytą esminę sutarties sąlygą vykdė su dideliais arba nuolatiniais trūkumais, ar per pastaruosius 3 metus buvo priimtas Perkančiojo subjekto sprendimas, kad Tiekėjas sutartyje nustatytą esminę sutarties sąlygą vykdė su dideliais arba nuolatiniais trūkumais ir dėl to buvo pritaikyta sutartyje nustatyta sankcija. </w:t>
-            </w:r>
-          </w:p>
-          <w:p>
-            <w:pPr>
-              <w:jc w:val="both"/>
-              <w:rPr>
-                <w:rFonts w:ascii="Arial" w:hAnsi="Arial" w:cs="Arial"/>
-                <w:sz w:val="20"/>
-                <w:szCs w:val="20"/>
-              </w:rPr>
-            </w:pPr>
-            <w:r>
-              <w:rPr>
-                <w:rFonts w:ascii="Arial" w:hAnsi="Arial" w:cs="Arial"/>
-                <w:iCs/>
-                <w:color w:val="000000"/>
-                <w:sz w:val="20"/>
-                <w:szCs w:val="20"/>
-              </w:rPr>
-              <w:t>Šiuo pagrindu Tiekėjas taip pat pašalinamas iš Pirkimo procedūros, kai, vadovaujantis kitų valstybių teisės aktais, per pastaruosius 3 metus nustatyta, kad jis, vykdydamas ankstesnę sutartį, ankstesnę sutartį su perkančiuoju subjektu arba ankstesnę koncesijos sutartį, sutartyje nustatytą esminį reikalavimą vykdė su dideliais arba nuolatiniais trūkumais ir dėl to ta ankstesnė sutartis buvo nutraukta anksčiau, negu toje sutartyje nustatytas jos galiojimo terminas, buvo pareikalauta atlyginti žalą ar taikomos kitos panašios sankcijos.</w:t>
-            </w:r>
-          </w:p>
-        </w:tc>
-        <w:tc>
-          <w:tcPr>
-            <w:tcW w:w="4111" w:type="dxa"/>
-          </w:tcPr>
-          <w:p>
-            <w:pPr>
-              <w:tabs>
-                <w:tab w:val="left" w:pos="567"/>
-              </w:tabs>
-              <w:ind w:left="34"/>
-              <w:contextualSpacing/>
-              <w:jc w:val="both"/>
-              <w:rPr>
-                <w:rFonts w:ascii="Arial" w:hAnsi="Arial" w:cs="Arial"/>
-                <w:iCs/>
-                <w:color w:val="000000" w:themeColor="text1"/>
-                <w:sz w:val="20"/>
-                <w:szCs w:val="20"/>
-                <w:lang w:val="en-GB"/>
-              </w:rPr>
-            </w:pPr>
-            <w:r>
-              <w:rPr>
-                <w:rFonts w:ascii="Arial" w:hAnsi="Arial" w:cs="Arial"/>
-                <w:iCs/>
-                <w:color w:val="000000" w:themeColor="text1"/>
-                <w:sz w:val="20"/>
-                <w:szCs w:val="20"/>
-                <w:lang w:val="en-GB"/>
-              </w:rPr>
-              <w:lastRenderedPageBreak/>
-              <w:t xml:space="preserve">The Supplier has failed to perform or has improperly performed a contract concluded in accordance with the </w:t>
-            </w:r>
-            <w:r>
-              <w:rPr>
-                <w:rFonts w:ascii="Arial" w:hAnsi="Arial" w:cs="Arial"/>
-                <w:iCs/>
-                <w:color w:val="000000" w:themeColor="text1"/>
-                <w:sz w:val="20"/>
-                <w:szCs w:val="20"/>
-                <w:lang w:val="en-GB"/>
-              </w:rPr>
-              <w:t>LPP</w:t>
-            </w:r>
-            <w:r>
-              <w:rPr>
-                <w:rFonts w:ascii="Arial" w:hAnsi="Arial" w:cs="Arial"/>
-                <w:iCs/>
-                <w:color w:val="000000" w:themeColor="text1"/>
-                <w:sz w:val="20"/>
-                <w:szCs w:val="20"/>
-                <w:lang w:val="en-GB"/>
-              </w:rPr>
-              <w:t xml:space="preserve">, the Law on Public Procurement in the Field of Defence and Security or LP or concession contract, </w:t>
-            </w:r>
-            <w:r>
-              <w:rPr>
-                <w:rFonts w:ascii="Arial" w:hAnsi="Arial" w:cs="Arial"/>
-                <w:iCs/>
-                <w:color w:val="000000" w:themeColor="text1"/>
-                <w:sz w:val="20"/>
-                <w:szCs w:val="20"/>
-                <w:lang w:val="en-GB"/>
-              </w:rPr>
-              <w:lastRenderedPageBreak/>
-              <w:t>and this was a material breach of contract as defined in Article 6.217 of the Civil Code of the Republic of Lithuania which resulted in the termination of the contract within the last 3 years or a court decision has been issued and entered into force during the last 3 years, satisfying the claim of the contracting entity, the contracting entity or the awarding entity for damages caused by the Supplier and caused because the Supplier has fulfilled the essential condition of the contract with significant or permanent defects, or during the last 3 years the Contracting Entity has decided that the Supplier has fulfilled the essential condition of the contract with significant or permanent defects and therefore the sanction specified in the contract has been applied.</w:t>
-            </w:r>
-          </w:p>
-          <w:p>
-            <w:pPr>
-              <w:jc w:val="both"/>
-              <w:rPr>
-                <w:rFonts w:ascii="Arial" w:hAnsi="Arial" w:cs="Arial"/>
-                <w:sz w:val="20"/>
-                <w:szCs w:val="20"/>
-              </w:rPr>
-            </w:pPr>
-            <w:r>
-              <w:rPr>
-                <w:rFonts w:ascii="Arial" w:hAnsi="Arial" w:cs="Arial"/>
-                <w:color w:val="000000" w:themeColor="text1"/>
-                <w:sz w:val="20"/>
-                <w:szCs w:val="20"/>
-                <w:lang w:val="en-GB"/>
-              </w:rPr>
-              <w:t>On this basis, the Supplier shall also be excluded from the Procurement procedure if, in accordance with the legislation of other states, it has been established during the last 3 years that it in performance of a previous contract, a previous contract with the contracting entity or a previous concession contract, the essential requirement of the contract has been fulfilled with serious or persistent deficiencies and as a result, that previous contract was terminated before the expiry of that contract, claimed damages or other similar sanctions were imposed.</w:t>
-            </w:r>
-          </w:p>
-        </w:tc>
-        <w:tc>
-          <w:tcPr>
-            <w:tcW w:w="2835" w:type="dxa"/>
-          </w:tcPr>
-          <w:p>
-            <w:pPr>
-              <w:ind w:left="34"/>
-              <w:jc w:val="both"/>
-              <w:rPr>
-                <w:rFonts w:ascii="Arial" w:hAnsi="Arial" w:cs="Arial"/>
-                <w:sz w:val="20"/>
-                <w:szCs w:val="20"/>
-              </w:rPr>
-            </w:pPr>
-            <w:r>
-              <w:rPr>
-                <w:rFonts w:ascii="Arial" w:hAnsi="Arial" w:cs="Arial"/>
-                <w:sz w:val="20"/>
-                <w:szCs w:val="20"/>
-              </w:rPr>
-              <w:lastRenderedPageBreak/>
-              <w:t>PATEIKIAMA:</w:t>
-            </w:r>
-          </w:p>
-          <w:p>
-            <w:pPr>
-              <w:ind w:left="34"/>
-              <w:jc w:val="both"/>
-              <w:rPr>
-                <w:rFonts w:ascii="Arial" w:hAnsi="Arial" w:cs="Arial"/>
-                <w:color w:val="000000"/>
-                <w:sz w:val="20"/>
-                <w:szCs w:val="20"/>
-              </w:rPr>
-            </w:pPr>
-            <w:r>
-              <w:rPr>
-                <w:rFonts w:ascii="Arial" w:hAnsi="Arial" w:cs="Arial"/>
-                <w:color w:val="000000"/>
-                <w:sz w:val="20"/>
-                <w:szCs w:val="20"/>
-              </w:rPr>
-              <w:t xml:space="preserve">Su </w:t>
-            </w:r>
-            <w:r>
-              <w:rPr>
-                <w:rFonts w:ascii="Arial" w:hAnsi="Arial" w:cs="Arial"/>
-                <w:color w:val="000000"/>
-                <w:sz w:val="20"/>
-                <w:szCs w:val="20"/>
-              </w:rPr>
-              <w:t>Pasiūlymu</w:t>
-            </w:r>
-            <w:r>
-              <w:rPr>
-                <w:rFonts w:ascii="Arial" w:hAnsi="Arial" w:cs="Arial"/>
-                <w:color w:val="000000"/>
-                <w:sz w:val="20"/>
-                <w:szCs w:val="20"/>
-              </w:rPr>
-              <w:t xml:space="preserve"> pateikiamas tik EBVPD.</w:t>
-            </w:r>
-          </w:p>
-          <w:p>
-            <w:pPr>
-              <w:ind w:left="34"/>
-              <w:jc w:val="both"/>
-              <w:rPr>
-                <w:rFonts w:ascii="Arial" w:hAnsi="Arial" w:cs="Arial"/>
-                <w:color w:val="000000"/>
-                <w:sz w:val="20"/>
-                <w:szCs w:val="20"/>
-              </w:rPr>
-            </w:pPr>
-          </w:p>
-          <w:p>
-            <w:pPr>
-              <w:ind w:left="34"/>
-              <w:jc w:val="both"/>
-              <w:rPr>
-                <w:rFonts w:ascii="Arial" w:hAnsi="Arial" w:cs="Arial"/>
-                <w:color w:val="000000"/>
-                <w:sz w:val="20"/>
-                <w:szCs w:val="20"/>
-              </w:rPr>
-            </w:pPr>
-            <w:r>
-              <w:rPr>
-                <w:rFonts w:ascii="Arial" w:hAnsi="Arial" w:cs="Arial"/>
-                <w:color w:val="000000"/>
-                <w:sz w:val="20"/>
-                <w:szCs w:val="20"/>
-              </w:rPr>
-              <w:lastRenderedPageBreak/>
-              <w:t>Iš Lietuvoje įsteigtų subjektų kitų dokumentų pagal šį punktą nebus reikalaujama.</w:t>
-            </w:r>
-          </w:p>
-          <w:p>
-            <w:pPr>
-              <w:ind w:left="34"/>
-              <w:jc w:val="both"/>
-              <w:rPr>
-                <w:rFonts w:ascii="Arial" w:hAnsi="Arial" w:cs="Arial"/>
-                <w:color w:val="000000"/>
-                <w:sz w:val="20"/>
-                <w:szCs w:val="20"/>
-              </w:rPr>
-            </w:pPr>
-          </w:p>
-          <w:p>
-            <w:pPr>
-              <w:ind w:left="34"/>
-              <w:jc w:val="both"/>
-              <w:rPr>
-                <w:rFonts w:ascii="Arial" w:hAnsi="Arial" w:cs="Arial"/>
-                <w:color w:val="000000"/>
-                <w:sz w:val="20"/>
-                <w:szCs w:val="20"/>
-              </w:rPr>
-            </w:pPr>
-          </w:p>
-          <w:p>
-            <w:pPr>
-              <w:ind w:left="34"/>
-              <w:jc w:val="both"/>
-              <w:rPr>
-                <w:rFonts w:ascii="Arial" w:hAnsi="Arial" w:cs="Arial"/>
-                <w:color w:val="000000"/>
-                <w:sz w:val="20"/>
-                <w:szCs w:val="20"/>
-              </w:rPr>
-            </w:pPr>
-            <w:r>
-              <w:rPr>
-                <w:rFonts w:ascii="Arial" w:hAnsi="Arial" w:cs="Arial"/>
-                <w:color w:val="000000"/>
-                <w:sz w:val="20"/>
-                <w:szCs w:val="20"/>
-              </w:rPr>
-              <w:t xml:space="preserve">Priimant sprendimus dėl Tiekėjo pašalinimo iš pirkimo procedūros šiame punkte nurodytu pašalinimo pagrindu, be kita ko, gali būti atsižvelgiama į pagal VPĮ </w:t>
-            </w:r>
-            <w:r>
-              <w:rPr>
-                <w:rFonts w:ascii="Arial" w:hAnsi="Arial" w:cs="Arial"/>
-                <w:color w:val="000000"/>
-                <w:sz w:val="20"/>
-                <w:szCs w:val="20"/>
-              </w:rPr>
-              <w:t>91</w:t>
-            </w:r>
-            <w:r>
-              <w:rPr>
-                <w:rFonts w:ascii="Arial" w:hAnsi="Arial" w:cs="Arial"/>
-                <w:color w:val="000000"/>
-                <w:sz w:val="20"/>
-                <w:szCs w:val="20"/>
-              </w:rPr>
-              <w:t>/PĮ 99</w:t>
-            </w:r>
-            <w:r>
-              <w:rPr>
-                <w:rFonts w:ascii="Arial" w:hAnsi="Arial" w:cs="Arial"/>
-                <w:color w:val="000000"/>
-                <w:sz w:val="20"/>
-                <w:szCs w:val="20"/>
-              </w:rPr>
-              <w:t xml:space="preserve"> straipsnį skelbiamą informaciją: </w:t>
-            </w:r>
-            <w:r>
-              <w:rPr>
-                <w:rFonts w:ascii="Arial" w:hAnsi="Arial" w:cs="Arial"/>
-                <w:color w:val="000000"/>
-                <w:sz w:val="20"/>
-                <w:szCs w:val="20"/>
-              </w:rPr>
-              <w:t>https://vpt.lrv.lt/lt/nuorodos/kiti-duomenys/powerbi/nepatikimi-tiekejai-1/</w:t>
-            </w:r>
-          </w:p>
-          <w:p>
-            <w:pPr>
-              <w:ind w:left="34"/>
-              <w:jc w:val="both"/>
-              <w:rPr>
-                <w:rFonts w:ascii="Arial" w:hAnsi="Arial" w:cs="Arial"/>
-                <w:color w:val="000000"/>
-                <w:sz w:val="20"/>
-                <w:szCs w:val="20"/>
-              </w:rPr>
-            </w:pPr>
-          </w:p>
-          <w:p>
-            <w:pPr>
-              <w:ind w:left="34"/>
-              <w:jc w:val="both"/>
-              <w:rPr>
-                <w:rFonts w:ascii="Arial" w:hAnsi="Arial" w:cs="Arial"/>
-                <w:color w:val="000000"/>
-                <w:sz w:val="20"/>
-                <w:szCs w:val="20"/>
-              </w:rPr>
-            </w:pPr>
-            <w:r>
-              <w:rPr>
-                <w:rFonts w:ascii="Arial" w:hAnsi="Arial" w:cs="Arial"/>
-                <w:color w:val="000000"/>
-                <w:sz w:val="20"/>
-                <w:szCs w:val="20"/>
-              </w:rPr>
-              <w:t>https://vpt.lrv.lt/lt/pasalinimo-pagrindai-1/nepatikimu-koncesininku-sarasas-1/nepatikimu-koncesininku-sarasas/</w:t>
-            </w:r>
-          </w:p>
-          <w:p>
-            <w:pPr>
-              <w:ind w:left="34"/>
-              <w:jc w:val="both"/>
-              <w:rPr>
-                <w:rFonts w:ascii="Arial" w:hAnsi="Arial" w:cs="Arial"/>
-                <w:color w:val="000000"/>
-                <w:sz w:val="20"/>
-                <w:szCs w:val="20"/>
-              </w:rPr>
-            </w:pPr>
-          </w:p>
-          <w:p>
-            <w:pPr>
-              <w:ind w:left="34"/>
-              <w:jc w:val="both"/>
-              <w:rPr>
-                <w:rFonts w:ascii="Arial" w:hAnsi="Arial" w:cs="Arial"/>
-                <w:color w:val="000000"/>
-                <w:sz w:val="20"/>
-                <w:szCs w:val="20"/>
-              </w:rPr>
-            </w:pPr>
-          </w:p>
-          <w:p>
-            <w:pPr>
-              <w:ind w:left="34"/>
-              <w:jc w:val="both"/>
-              <w:rPr>
-                <w:rFonts w:ascii="Arial" w:hAnsi="Arial" w:cs="Arial"/>
-                <w:color w:val="000000"/>
-                <w:sz w:val="20"/>
-                <w:szCs w:val="20"/>
-              </w:rPr>
-            </w:pPr>
-          </w:p>
-          <w:p>
-            <w:pPr>
-              <w:ind w:left="34"/>
-              <w:jc w:val="both"/>
-              <w:rPr>
-                <w:rFonts w:ascii="Arial" w:hAnsi="Arial" w:cs="Arial"/>
-                <w:color w:val="000000"/>
-                <w:sz w:val="20"/>
-                <w:szCs w:val="20"/>
-              </w:rPr>
-            </w:pPr>
-          </w:p>
-          <w:p>
-            <w:pPr>
-              <w:ind w:left="34"/>
-              <w:jc w:val="both"/>
-              <w:rPr>
-                <w:rFonts w:ascii="Arial" w:hAnsi="Arial" w:cs="Arial"/>
-                <w:color w:val="000000"/>
-                <w:sz w:val="20"/>
-                <w:szCs w:val="20"/>
-              </w:rPr>
-            </w:pPr>
-            <w:r>
-              <w:rPr>
-                <w:rFonts w:ascii="Arial" w:hAnsi="Arial" w:cs="Arial"/>
-                <w:color w:val="000000"/>
-                <w:sz w:val="20"/>
-                <w:szCs w:val="20"/>
-              </w:rPr>
-              <w:t xml:space="preserve">Iš ne Lietuvoje įsteigtų subjektų bus reikalaujama tokios rūšies pažymų ir tokių dokumentinių įrodymų formų, apie kuriuos pateikta informacija Europos Komisijos informacinėje dokumentų saugykloje </w:t>
-            </w:r>
-          </w:p>
-          <w:p>
-            <w:pPr>
-              <w:jc w:val="both"/>
-              <w:rPr>
-                <w:rFonts w:ascii="Arial" w:hAnsi="Arial" w:cs="Arial"/>
-                <w:color w:val="000000"/>
-                <w:sz w:val="20"/>
-                <w:szCs w:val="20"/>
-              </w:rPr>
-            </w:pPr>
-            <w:r>
-              <w:rPr>
-                <w:rFonts w:ascii="Arial" w:hAnsi="Arial" w:cs="Arial"/>
-                <w:color w:val="000000"/>
-                <w:sz w:val="20"/>
-                <w:szCs w:val="20"/>
-              </w:rPr>
-              <w:t xml:space="preserve">„e-Certis“ adresu:  </w:t>
-            </w:r>
-            <w:hyperlink r:id="rId14" w:history="1">
-              <w:r>
-                <w:rPr>
-                  <w:rStyle w:val="Hyperlink"/>
-                  <w:rFonts w:ascii="Arial" w:hAnsi="Arial" w:cs="Arial"/>
-                  <w:sz w:val="20"/>
-                  <w:szCs w:val="20"/>
-                </w:rPr>
-                <w:t>https://ec.europa.eu/tools/ecertis/</w:t>
-              </w:r>
-            </w:hyperlink>
-            <w:r>
-              <w:rPr>
-                <w:rFonts w:ascii="Arial" w:hAnsi="Arial" w:cs="Arial"/>
-                <w:color w:val="000000"/>
-                <w:sz w:val="20"/>
-                <w:szCs w:val="20"/>
-              </w:rPr>
-              <w:t>.</w:t>
-            </w:r>
-          </w:p>
-          <w:p>
-            <w:pPr>
-              <w:rPr>
-                <w:rFonts w:ascii="Arial" w:hAnsi="Arial" w:cs="Arial"/>
-                <w:sz w:val="20"/>
-                <w:szCs w:val="20"/>
-              </w:rPr>
-            </w:pPr>
-          </w:p>
-        </w:tc>
-        <w:tc>
-          <w:tcPr>
-            <w:tcW w:w="2660" w:type="dxa"/>
-          </w:tcPr>
-          <w:p>
-            <w:pPr>
-              <w:jc w:val="both"/>
-              <w:rPr>
-                <w:rFonts w:ascii="Arial" w:hAnsi="Arial" w:cs="Arial"/>
-                <w:sz w:val="20"/>
-                <w:szCs w:val="20"/>
-                <w:lang w:val="en-GB"/>
-              </w:rPr>
-            </w:pPr>
-            <w:r>
-              <w:rPr>
-                <w:rFonts w:ascii="Arial" w:hAnsi="Arial" w:cs="Arial"/>
-                <w:sz w:val="20"/>
-                <w:szCs w:val="20"/>
-                <w:lang w:val="en-GB"/>
-              </w:rPr>
               <w:lastRenderedPageBreak/>
               <w:t>SUBMITTED:</w:t>
             </w:r>
@@ -11290,7 +11267,6 @@
                 <w:szCs w:val="20"/>
                 <w:lang w:val="en-GB"/>
               </w:rPr>
-              <w:lastRenderedPageBreak/>
               <w:t>No other documents will be required from entities established in Lithuania under this clause.</w:t>
             </w:r>
           </w:p>
@@ -11470,7 +11446,7 @@
                 <w:szCs w:val="20"/>
               </w:rPr>
             </w:pPr>
-            <w:hyperlink r:id="rId15" w:history="1">
+            <w:hyperlink r:id="rId14" w:history="1">
               <w:r>
                 <w:rPr>
                   <w:rStyle w:val="Hyperlink"/>
@@ -11510,6 +11486,7 @@
                 <w:szCs w:val="20"/>
                 <w:lang w:val="en-GB"/>
               </w:rPr>
+              <w:lastRenderedPageBreak/>
               <w:t xml:space="preserve">Entities established outside Lithuania will be required to provide the type of certificate and such documentary evidence as is provided in the European Commission's Information Document Repository E-Certis: </w:t>
             </w:r>
             <w:r>
@@ -11519,7 +11496,6 @@
                 <w:sz w:val="20"/>
                 <w:szCs w:val="20"/>
               </w:rPr>
-              <w:lastRenderedPageBreak/>
               <w:t>https://ec.europa.eu/tools/ecertis/.</w:t>
             </w:r>
           </w:p>
@@ -11827,7 +11803,7 @@
               </w:rPr>
               <w:t xml:space="preserve">pagrindu, be kita ko, atsižvelgiama į nacionalinėje duomenų bazėje skelbiamą informaciją: </w:t>
             </w:r>
-            <w:hyperlink r:id="rId16" w:history="1">
+            <w:hyperlink r:id="rId15" w:history="1">
               <w:r>
                 <w:rPr>
                   <w:rFonts w:ascii="Arial" w:hAnsi="Arial" w:cs="Arial"/>
@@ -11869,7 +11845,7 @@
                 <w:szCs w:val="20"/>
               </w:rPr>
             </w:pPr>
-            <w:hyperlink r:id="rId17" w:history="1">
+            <w:hyperlink r:id="rId16" w:history="1">
               <w:r>
                 <w:rPr>
                   <w:rFonts w:ascii="Arial" w:eastAsia="Times New Roman" w:hAnsi="Arial" w:cs="Arial"/>
@@ -11878,7 +11854,18 @@
                   <w:szCs w:val="20"/>
                   <w:u w:val="single"/>
                 </w:rPr>
-                <w:t>Finansinių ataskaitų nepateikimas gali tapti kliūtimi dalyvauti viešuosiuose pirkimuose - Viešųjų pirkimų tarnyba (lrv.lt)</w:t>
+                <w:t xml:space="preserve">Finansinių ataskaitų nepateikimas gali tapti kliūtimi dalyvauti viešuosiuose pirkimuose - </w:t>
+              </w:r>
+              <w:r>
+                <w:rPr>
+                  <w:rFonts w:ascii="Arial" w:eastAsia="Times New Roman" w:hAnsi="Arial" w:cs="Arial"/>
+                  <w:color w:val="0000FF"/>
+                  <w:sz w:val="20"/>
+                  <w:szCs w:val="20"/>
+                  <w:u w:val="single"/>
+                </w:rPr>
+                <w:lastRenderedPageBreak/>
+                <w:t>Viešųjų pirkimų tarnyba (lrv.lt)</w:t>
               </w:r>
             </w:hyperlink>
           </w:p>
@@ -11923,17 +11910,7 @@
                 <w:sz w:val="20"/>
                 <w:szCs w:val="20"/>
               </w:rPr>
-              <w:t xml:space="preserve">Iš ne Lietuvoje įsteigtų subjektų bus reikalaujama tokios rūšies pažymų ir tokių dokumentinių įrodymų formų, apie kuriuos pateikta informacija Europos </w:t>
-            </w:r>
-            <w:r>
-              <w:rPr>
-                <w:rFonts w:ascii="Arial" w:hAnsi="Arial" w:cs="Arial"/>
-                <w:color w:val="000000"/>
-                <w:sz w:val="20"/>
-                <w:szCs w:val="20"/>
-              </w:rPr>
-              <w:lastRenderedPageBreak/>
-              <w:t xml:space="preserve">Komisijos informacinėje dokumentų saugykloje </w:t>
+              <w:t xml:space="preserve">Iš ne Lietuvoje įsteigtų subjektų bus reikalaujama tokios rūšies pažymų ir tokių dokumentinių įrodymų formų, apie kuriuos pateikta informacija Europos Komisijos informacinėje dokumentų saugykloje </w:t>
             </w:r>
           </w:p>
           <w:p>
@@ -11955,7 +11932,7 @@
               </w:rPr>
               <w:t xml:space="preserve">„e-Certis“ adresu:  </w:t>
             </w:r>
-            <w:hyperlink r:id="rId18" w:history="1">
+            <w:hyperlink r:id="rId17" w:history="1">
               <w:r>
                 <w:rPr>
                   <w:rStyle w:val="Hyperlink"/>
@@ -12241,7 +12218,7 @@
               </w:rPr>
               <w:t xml:space="preserve"> </w:t>
             </w:r>
-            <w:hyperlink r:id="rId19" w:history="1">
+            <w:hyperlink r:id="rId18" w:history="1">
               <w:r>
                 <w:rPr>
                   <w:rFonts w:ascii="Arial" w:hAnsi="Arial" w:cs="Arial"/>
@@ -12297,7 +12274,7 @@
                 <w:szCs w:val="20"/>
               </w:rPr>
             </w:pPr>
-            <w:hyperlink r:id="rId20" w:history="1">
+            <w:hyperlink r:id="rId19" w:history="1">
               <w:r>
                 <w:rPr>
                   <w:rFonts w:ascii="Arial" w:eastAsia="Times New Roman" w:hAnsi="Arial" w:cs="Arial"/>
@@ -12306,7 +12283,18 @@
                   <w:szCs w:val="20"/>
                   <w:u w:val="single"/>
                 </w:rPr>
-                <w:t>Finansinių ataskaitų nepateikimas gali tapti kliūtimi dalyvauti viešuosiuose pirkimuose - Viešųjų pirkimų tarnyba (lrv.lt)</w:t>
+                <w:t xml:space="preserve">Finansinių ataskaitų nepateikimas gali tapti kliūtimi dalyvauti viešuosiuose pirkimuose - </w:t>
+              </w:r>
+              <w:r>
+                <w:rPr>
+                  <w:rFonts w:ascii="Arial" w:eastAsia="Times New Roman" w:hAnsi="Arial" w:cs="Arial"/>
+                  <w:color w:val="0000FF"/>
+                  <w:sz w:val="20"/>
+                  <w:szCs w:val="20"/>
+                  <w:u w:val="single"/>
+                </w:rPr>
+                <w:lastRenderedPageBreak/>
+                <w:t>Viešųjų pirkimų tarnyba (lrv.lt)</w:t>
               </w:r>
             </w:hyperlink>
           </w:p>
@@ -12352,18 +12340,7 @@
                 <w:szCs w:val="20"/>
                 <w:lang w:val="en-GB"/>
               </w:rPr>
-              <w:t xml:space="preserve">Entities established outside Lithuania will be required to provide the type of certificate and such documentary evidence as </w:t>
-            </w:r>
-            <w:r>
-              <w:rPr>
-                <w:rFonts w:ascii="Arial" w:hAnsi="Arial" w:cs="Arial"/>
-                <w:color w:val="000000"/>
-                <w:sz w:val="20"/>
-                <w:szCs w:val="20"/>
-                <w:lang w:val="en-GB"/>
-              </w:rPr>
-              <w:lastRenderedPageBreak/>
-              <w:t xml:space="preserve">is provided in the European Commission's Information Document Repository E-Certis: </w:t>
+              <w:t xml:space="preserve">Entities established outside Lithuania will be required to provide the type of certificate and such documentary evidence as is provided in the European Commission's Information Document Repository E-Certis: </w:t>
             </w:r>
             <w:r>
               <w:rPr>
@@ -12574,7 +12551,7 @@
                 <w:szCs w:val="20"/>
               </w:rPr>
             </w:pPr>
-            <w:hyperlink r:id="rId21" w:history="1">
+            <w:hyperlink r:id="rId20" w:history="1">
               <w:r>
                 <w:rPr>
                   <w:rStyle w:val="Hyperlink"/>
@@ -12624,7 +12601,17 @@
                 <w:sz w:val="20"/>
                 <w:szCs w:val="20"/>
               </w:rPr>
-              <w:t xml:space="preserve">Iš ne Lietuvoje įsteigtų subjektų bus reikalaujama tokios rūšies pažymų ir tokių dokumentinių įrodymų formų, apie kuriuos pateikta informacija Europos Komisijos informacinėje dokumentų saugykloje </w:t>
+              <w:t xml:space="preserve">Iš ne Lietuvoje įsteigtų subjektų bus reikalaujama </w:t>
+            </w:r>
+            <w:r>
+              <w:rPr>
+                <w:rFonts w:ascii="Arial" w:hAnsi="Arial" w:cs="Arial"/>
+                <w:color w:val="000000"/>
+                <w:sz w:val="20"/>
+                <w:szCs w:val="20"/>
+              </w:rPr>
+              <w:lastRenderedPageBreak/>
+              <w:t xml:space="preserve">tokios rūšies pažymų ir tokių dokumentinių įrodymų formų, apie kuriuos pateikta informacija Europos Komisijos informacinėje dokumentų saugykloje </w:t>
             </w:r>
           </w:p>
           <w:p>
@@ -12646,7 +12633,7 @@
               </w:rPr>
               <w:t xml:space="preserve">„e-Certis“ adresu:  </w:t>
             </w:r>
-            <w:hyperlink r:id="rId22" w:history="1">
+            <w:hyperlink r:id="rId21" w:history="1">
               <w:r>
                 <w:rPr>
                   <w:rStyle w:val="Hyperlink"/>
@@ -12831,7 +12818,7 @@
                 <w:szCs w:val="20"/>
               </w:rPr>
             </w:pPr>
-            <w:hyperlink r:id="rId23" w:history="1">
+            <w:hyperlink r:id="rId22" w:history="1">
               <w:r>
                 <w:rPr>
                   <w:rStyle w:val="Hyperlink"/>
@@ -12840,7 +12827,18 @@
                   <w:szCs w:val="20"/>
                   <w:u w:val="single"/>
                 </w:rPr>
-                <w:t>https://kt.gov.lt/lt/atviri-duomenys/diskvalifikavimas-is-viesuju-pirkimu</w:t>
+                <w:t>https://kt.gov.lt/lt/atviri-duomenys/diskvalifikavima</w:t>
+              </w:r>
+              <w:r>
+                <w:rPr>
+                  <w:rStyle w:val="Hyperlink"/>
+                  <w:rFonts w:ascii="Arial" w:hAnsi="Arial" w:cs="Arial"/>
+                  <w:sz w:val="20"/>
+                  <w:szCs w:val="20"/>
+                  <w:u w:val="single"/>
+                </w:rPr>
+                <w:lastRenderedPageBreak/>
+                <w:t>s-is-viesuju-pirkimu</w:t>
               </w:r>
             </w:hyperlink>
             <w:r>
@@ -12881,18 +12879,7 @@
                 <w:szCs w:val="20"/>
                 <w:lang w:val="en-GB"/>
               </w:rPr>
-              <w:t xml:space="preserve">Entities established outside Lithuania will be required to provide the type of certificate and such documentary evidence as is provided in the European Commission's Information </w:t>
-            </w:r>
-            <w:r>
-              <w:rPr>
-                <w:rFonts w:ascii="Arial" w:hAnsi="Arial" w:cs="Arial"/>
-                <w:color w:val="000000"/>
-                <w:sz w:val="20"/>
-                <w:szCs w:val="20"/>
-                <w:lang w:val="en-GB"/>
-              </w:rPr>
-              <w:lastRenderedPageBreak/>
-              <w:t xml:space="preserve">Document Repository E-Certis: </w:t>
+              <w:t xml:space="preserve">Entities established outside Lithuania will be required to provide the type of certificate and such documentary evidence as is provided in the European Commission's Information Document Repository E-Certis: </w:t>
             </w:r>
             <w:r>
               <w:rPr>
@@ -13379,6 +13366,7 @@
                 <w:szCs w:val="20"/>
                 <w:lang w:eastAsia="en-US"/>
               </w:rPr>
+              <w:lastRenderedPageBreak/>
               <w:t>1) dalyvavimą nusikalstamame susivienijime, jo organizavimą ar vadovavimą jam;</w:t>
             </w:r>
           </w:p>
@@ -13429,18 +13417,7 @@
                 <w:szCs w:val="20"/>
                 <w:lang w:eastAsia="en-US"/>
               </w:rPr>
-              <w:t xml:space="preserve">3) sukčiavimą, turto pasisavinimą, turto iššvaistymą, apgaulingą pareiškimą apie juridinio asmens veiklą, kredito, paskolos ar tikslinės paramos panaudojimą ne pagal paskirtį ar nustatytą tvarką, kreditinį sukčiavimą, neteisingų duomenų apie pajamas, pelną ar turtą pateikimą, </w:t>
-            </w:r>
-            <w:r>
-              <w:rPr>
-                <w:rFonts w:ascii="Arial" w:hAnsi="Arial" w:cs="Arial"/>
-                <w:bCs/>
-                <w:sz w:val="20"/>
-                <w:szCs w:val="20"/>
-                <w:lang w:eastAsia="en-US"/>
-              </w:rPr>
-              <w:lastRenderedPageBreak/>
-              <w:t>deklaracijos, ataskaitos ar kito dokumento nepateikimą, apgaulingą apskaitos tvarkymą ar piktnaudžiavimą, kai šiomis nusikalstamomis veikomis kėsinamasi į Europos Sąjungos finansinius interesus, kaip apibrėžta Konvencijos dėl Europos Bendrijų finansinių interesų apsaugos 1 straipsnyje;</w:t>
+              <w:t>3) sukčiavimą, turto pasisavinimą, turto iššvaistymą, apgaulingą pareiškimą apie juridinio asmens veiklą, kredito, paskolos ar tikslinės paramos panaudojimą ne pagal paskirtį ar nustatytą tvarką, kreditinį sukčiavimą, neteisingų duomenų apie pajamas, pelną ar turtą pateikimą, deklaracijos, ataskaitos ar kito dokumento nepateikimą, apgaulingą apskaitos tvarkymą ar piktnaudžiavimą, kai šiomis nusikalstamomis veikomis kėsinamasi į Europos Sąjungos finansinius interesus, kaip apibrėžta Konvencijos dėl Europos Bendrijų finansinių interesų apsaugos 1 straipsnyje;</w:t>
             </w:r>
           </w:p>
           <w:p>
@@ -13629,6 +13606,7 @@
                 <w:szCs w:val="20"/>
                 <w:lang w:eastAsia="en-US"/>
               </w:rPr>
+              <w:lastRenderedPageBreak/>
               <w:t>1) tiekėjo, kuris yra fizinis asmuo, per pastaruosius 5 metus buvo priimtas ir įsiteisėjęs apkaltinamasis teismo nuosprendis ir šis asmuo turi neišnykusį ar nepanaikintą teistumą;</w:t>
             </w:r>
           </w:p>
@@ -13739,17 +13717,7 @@
                 <w:szCs w:val="20"/>
                 <w:lang w:eastAsia="en-US"/>
               </w:rPr>
-              <w:t xml:space="preserve"> padalinys, vadovo, kito valdymo ar priežiūros organo nario ar kito asmens, turinčio (turinčių) teisę atstovauti tiekėjui ar jį kontroliuoti, jo vardu priimti sprendimą, sudaryti sandorį, asmens </w:t>
-            </w:r>
-            <w:r>
-              <w:rPr>
-                <w:rFonts w:ascii="Arial" w:hAnsi="Arial" w:cs="Arial"/>
-                <w:sz w:val="20"/>
-                <w:szCs w:val="20"/>
-                <w:lang w:eastAsia="en-US"/>
-              </w:rPr>
-              <w:lastRenderedPageBreak/>
-              <w:t>(asmenų), turinčio (turinčių) teisę surašyti ir pasirašyti tiekėjo finansinės apskaitos dokumentus, per pastaruosius 5 metus buvo priimtas ir įsiteisėjęs apkaltinamasis teismo nuosprendis ir šis asmuo turi neišnykusį ar nepanaikintą teistumą;</w:t>
+              <w:t> padalinys, vadovo, kito valdymo ar priežiūros organo nario ar kito asmens, turinčio (turinčių) teisę atstovauti tiekėjui ar jį kontroliuoti, jo vardu priimti sprendimą, sudaryti sandorį, asmens (asmenų), turinčio (turinčių) teisę surašyti ir pasirašyti tiekėjo finansinės apskaitos dokumentus, per pastaruosius 5 metus buvo priimtas ir įsiteisėjęs apkaltinamasis teismo nuosprendis ir šis asmuo turi neišnykusį ar nepanaikintą teistumą;</w:t>
             </w:r>
           </w:p>
           <w:p>
@@ -13910,7 +13878,17 @@
                 <w:sz w:val="20"/>
                 <w:szCs w:val="20"/>
               </w:rPr>
-              <w:t xml:space="preserve"> padalinys, per pastaruosius 5 metus buvo priimtas ir įsiteisėjęs apkaltinamasis teismo nuosprendis arba VPĮ 46 straipsnio 3 dalies atveju – galutinis administracinis sprendimas, jeigu toks sprendimas priimamas pagal tiekėjo šalies teisės aktų reikalavimus.</w:t>
+              <w:t xml:space="preserve"> padalinys, per pastaruosius 5 metus buvo priimtas ir įsiteisėjęs apkaltinamasis teismo nuosprendis arba VPĮ 46 straipsnio 3 </w:t>
+            </w:r>
+            <w:r>
+              <w:rPr>
+                <w:rFonts w:ascii="Arial" w:hAnsi="Arial" w:cs="Arial"/>
+                <w:bCs/>
+                <w:sz w:val="20"/>
+                <w:szCs w:val="20"/>
+              </w:rPr>
+              <w:lastRenderedPageBreak/>
+              <w:t>dalies atveju – galutinis administracinis sprendimas, jeigu toks sprendimas priimamas pagal tiekėjo šalies teisės aktų reikalavimus.</w:t>
             </w:r>
           </w:p>
         </w:tc>
@@ -13982,6 +13960,7 @@
                 <w:szCs w:val="20"/>
                 <w:lang w:val="en-GB"/>
               </w:rPr>
+              <w:lastRenderedPageBreak/>
               <w:t>Participation in a criminal organization, organizing or leading such an organization;</w:t>
             </w:r>
           </w:p>
@@ -14040,19 +14019,7 @@
                 <w:szCs w:val="20"/>
                 <w:lang w:val="en-GB"/>
               </w:rPr>
-              <w:t xml:space="preserve">Fraud, misappropriation of property, embezzlement, making false statements about the activities of a legal entity, misuse of credit, loans, or targeted support, credit fraud, providing false information about income, profit, or assets, failure to </w:t>
-            </w:r>
-            <w:r>
-              <w:rPr>
-                <w:rFonts w:ascii="Arial" w:hAnsi="Arial" w:cs="Arial"/>
-                <w:iCs/>
-                <w:color w:val="000000" w:themeColor="text1"/>
-                <w:sz w:val="20"/>
-                <w:szCs w:val="20"/>
-                <w:lang w:val="en-GB"/>
-              </w:rPr>
-              <w:lastRenderedPageBreak/>
-              <w:t>submit declarations, reports, or other documents, fraudulent accounting, or abuse, when such criminal acts threaten the financial interests of the European Union as defined in Article 1 of the Convention on the Protection of the European Communities' Financial Interests;</w:t>
+              <w:t>Fraud, misappropriation of property, embezzlement, making false statements about the activities of a legal entity, misuse of credit, loans, or targeted support, credit fraud, providing false information about income, profit, or assets, failure to submit declarations, reports, or other documents, fraudulent accounting, or abuse, when such criminal acts threaten the financial interests of the European Union as defined in Article 1 of the Convention on the Protection of the European Communities' Financial Interests;</w:t>
             </w:r>
           </w:p>
           <w:p>
@@ -14276,6 +14243,7 @@
                 <w:szCs w:val="20"/>
                 <w:lang w:val="en-GB"/>
               </w:rPr>
+              <w:lastRenderedPageBreak/>
               <w:t>For a supplier who is a natural person, a final and binding conviction has been issued within the last 5 years and the person has an unexpired or unrevoked criminal record;</w:t>
             </w:r>
           </w:p>
@@ -14337,19 +14305,7 @@
                 <w:szCs w:val="20"/>
                 <w:lang w:val="en-GB"/>
               </w:rPr>
-              <w:t xml:space="preserve">2) For a supplier that is a legal entity, another organization, or its structural unit, a final and binding conviction has been issued within the last 5 years for the manager, another member of the management or supervisory body, or another person authorized to represent or control the supplier, make </w:t>
-            </w:r>
-            <w:r>
-              <w:rPr>
-                <w:rFonts w:ascii="Arial" w:hAnsi="Arial" w:cs="Arial"/>
-                <w:iCs/>
-                <w:color w:val="000000" w:themeColor="text1"/>
-                <w:sz w:val="20"/>
-                <w:szCs w:val="20"/>
-                <w:lang w:val="en-GB"/>
-              </w:rPr>
-              <w:lastRenderedPageBreak/>
-              <w:t>decisions on its behalf, conclude transactions, or for the person(s) authorized to prepare and sign the supplier’s financial accounting documents, and such person has an unexpired or unrevoked criminal record;</w:t>
+              <w:t>2) For a supplier that is a legal entity, another organization, or its structural unit, a final and binding conviction has been issued within the last 5 years for the manager, another member of the management or supervisory body, or another person authorized to represent or control the supplier, make decisions on its behalf, conclude transactions, or for the person(s) authorized to prepare and sign the supplier’s financial accounting documents, and such person has an unexpired or unrevoked criminal record;</w:t>
             </w:r>
           </w:p>
           <w:p>
@@ -14521,6 +14477,7 @@
                 <w:sz w:val="20"/>
                 <w:szCs w:val="20"/>
               </w:rPr>
+              <w:lastRenderedPageBreak/>
               <w:t>Iš Lietuvoje įsteigtų subjektų reikalaujama:</w:t>
             </w:r>
           </w:p>
@@ -14605,16 +14562,7 @@
                 <w:szCs w:val="20"/>
               </w:rPr>
               <w:tab/>
-              <w:t xml:space="preserve">valstybės įmonės Registrų centro Lietuvos Respublikos Vyriausybės nustatyta tvarka išduoto </w:t>
-            </w:r>
-            <w:r>
-              <w:rPr>
-                <w:rFonts w:ascii="Arial" w:hAnsi="Arial" w:cs="Arial"/>
-                <w:sz w:val="20"/>
-                <w:szCs w:val="20"/>
-              </w:rPr>
-              <w:lastRenderedPageBreak/>
-              <w:t>dokumento, patvirtinančio jungtinius kompetentingų institucijų tvarkomus duomenis.</w:t>
+              <w:t>valstybės įmonės Registrų centro Lietuvos Respublikos Vyriausybės nustatyta tvarka išduoto dokumento, patvirtinančio jungtinius kompetentingų institucijų tvarkomus duomenis.</w:t>
             </w:r>
           </w:p>
           <w:p>
@@ -14779,7 +14727,6 @@
                 <w:sz w:val="20"/>
                 <w:szCs w:val="20"/>
               </w:rPr>
-              <w:lastRenderedPageBreak/>
               <w:t>Jeigu vykdomas supaprastintas pirkimas, papildomai nurodoma:</w:t>
             </w:r>
           </w:p>
@@ -14906,6 +14853,7 @@
                 <w:szCs w:val="20"/>
                 <w:lang w:val="en-GB"/>
               </w:rPr>
+              <w:lastRenderedPageBreak/>
               <w:t>For entities established in Lithuania, the following documents are required:</w:t>
             </w:r>
           </w:p>
@@ -14992,7 +14940,6 @@
                 <w:szCs w:val="20"/>
                 <w:lang w:val="en-GB"/>
               </w:rPr>
-              <w:lastRenderedPageBreak/>
               <w:t>A document issued by the State Enterprise Centre of Registers in accordance with the procedure established by the Government of the Republic of Lithuania, confirming the consolidated data managed by the competent authorities.</w:t>
             </w:r>
           </w:p>
@@ -15091,7 +15038,7 @@
                 <w:szCs w:val="20"/>
                 <w:lang w:val="en-GB"/>
               </w:rPr>
-              <w:t xml:space="preserve">The specified documents must be issued no earlier than 180 days before the date on which the supplier, at the request of the contracting entity, must submit documents confirming the absence of grounds for exclusion. For example: If the contracting entity requests the supplier on 2022-10-10 to submit supporting documents by 2022-10-14, the documents must be issued no earlier than 180 days, counting </w:t>
+              <w:t xml:space="preserve">The specified documents must be issued no earlier </w:t>
             </w:r>
             <w:r>
               <w:rPr>
@@ -15101,7 +15048,7 @@
                 <w:lang w:val="en-GB"/>
               </w:rPr>
               <w:lastRenderedPageBreak/>
-              <w:t>backwards from 2022-10-14.</w:t>
+              <w:t>than 180 days before the date on which the supplier, at the request of the contracting entity, must submit documents confirming the absence of grounds for exclusion. For example: If the contracting entity requests the supplier on 2022-10-10 to submit supporting documents by 2022-10-14, the documents must be issued no earlier than 180 days, counting backwards from 2022-10-14.</w:t>
             </w:r>
           </w:p>
           <w:p>
@@ -15237,110 +15184,215 @@
                 <w:sz w:val="20"/>
                 <w:szCs w:val="20"/>
               </w:rPr>
-              <w:t xml:space="preserve">Tiekėjas yra nemokus, jam iškelta restruktūrizavimo ar bankroto byla, inicijuotos ar pradėtos likvidavimo procedūros, kai jo turtą valdo teismas ar nemokumo administratorius, kai jis su kreditoriais yra sudaręs taikos sutartį (tiekėjo ir kreditorių susitarimą tęsti tiekėjo veiklą, kai tiekėjas prisiima tam tikrus įsipareigojimus, o kreditoriai sutinka savo reikalavimus atidėti, sumažinti ar jų atsisakyti), kai jo veikla sustabdyta ar apribota arba jo padėtis pagal šalies, </w:t>
-            </w:r>
-            <w:r>
-              <w:rPr>
-                <w:rFonts w:ascii="Arial" w:hAnsi="Arial" w:cs="Arial"/>
-                <w:color w:val="000000"/>
+              <w:t xml:space="preserve">Tiekėjas yra nemokus, jam iškelta restruktūrizavimo ar bankroto byla, inicijuotos ar pradėtos likvidavimo procedūros, kai jo turtą valdo teismas ar nemokumo administratorius, kai jis su kreditoriais yra sudaręs taikos sutartį (tiekėjo ir kreditorių susitarimą tęsti tiekėjo veiklą, kai tiekėjas prisiima tam tikrus įsipareigojimus, o kreditoriai sutinka savo reikalavimus atidėti, sumažinti ar jų atsisakyti), kai jo veikla sustabdyta ar apribota arba jo padėtis pagal šalies, kurioje jis registruotas, teisės aktus yra tokia pati ar panaši. </w:t>
+            </w:r>
+          </w:p>
+          <w:p>
+            <w:pPr>
+              <w:jc w:val="both"/>
+              <w:rPr>
+                <w:rFonts w:ascii="Arial" w:hAnsi="Arial" w:cs="Arial"/>
+                <w:color w:val="000000"/>
+                <w:sz w:val="20"/>
+                <w:szCs w:val="20"/>
+              </w:rPr>
+            </w:pPr>
+            <w:r>
+              <w:rPr>
+                <w:rFonts w:ascii="Arial" w:hAnsi="Arial" w:cs="Arial"/>
+                <w:color w:val="000000"/>
+                <w:sz w:val="20"/>
+                <w:szCs w:val="20"/>
+              </w:rPr>
+              <w:t>Tačiau kai yra šiame punkte apibrėžta situacija, Perkantysis subjektas nepašalins tiekėjo iš pirkimo procedūros, jeigu jis pateikia pagrįstų įrodymų, kad sugebės tinkamai įvykdyti sutartį.</w:t>
+            </w:r>
+          </w:p>
+        </w:tc>
+        <w:tc>
+          <w:tcPr>
+            <w:tcW w:w="4111" w:type="dxa"/>
+          </w:tcPr>
+          <w:p>
+            <w:pPr>
+              <w:jc w:val="both"/>
+              <w:rPr>
+                <w:rFonts w:ascii="Arial" w:hAnsi="Arial" w:cs="Arial"/>
+                <w:iCs/>
+                <w:color w:val="000000" w:themeColor="text1"/>
+                <w:sz w:val="20"/>
+                <w:szCs w:val="20"/>
+                <w:lang w:val="en-GB"/>
+              </w:rPr>
+            </w:pPr>
+            <w:r>
+              <w:rPr>
+                <w:rFonts w:ascii="Arial" w:hAnsi="Arial" w:cs="Arial"/>
+                <w:iCs/>
+                <w:color w:val="000000" w:themeColor="text1"/>
+                <w:sz w:val="20"/>
+                <w:szCs w:val="20"/>
+                <w:lang w:val="en-GB"/>
+              </w:rPr>
+              <w:t>The supplier is insolvent, has been subjected to restructuring or bankruptcy proceedings, or liquidation procedures have been initiated or started, where its assets are managed by a court or an insolvency administrator, or has entered into a settlement agreement with creditors (an agreement between the supplier and creditors to continue the supplier’s activities, where the supplier assumes certain obligations and the creditors agree to defer, reduce, or waive their claims), or its activities have been suspended or restricted, or its status under the laws of the country in which it is registered is the same or similar.</w:t>
+            </w:r>
+          </w:p>
+          <w:p>
+            <w:pPr>
+              <w:jc w:val="both"/>
+              <w:rPr>
+                <w:rFonts w:ascii="Arial" w:hAnsi="Arial" w:cs="Arial"/>
+                <w:iCs/>
+                <w:color w:val="000000" w:themeColor="text1"/>
+                <w:sz w:val="20"/>
+                <w:szCs w:val="20"/>
+                <w:lang w:val="en-GB"/>
+              </w:rPr>
+            </w:pPr>
+            <w:r>
+              <w:rPr>
+                <w:rFonts w:ascii="Arial" w:hAnsi="Arial" w:cs="Arial"/>
+                <w:iCs/>
+                <w:color w:val="000000" w:themeColor="text1"/>
+                <w:sz w:val="20"/>
+                <w:szCs w:val="20"/>
+                <w:lang w:val="en-GB"/>
+              </w:rPr>
+              <w:t>However, in the situation defined in this clause, the contracting entity will not exclude the supplier from the procurement procedure if the supplier provides reasonable evidence that it will be able to properly fulfil the contract.</w:t>
+            </w:r>
+          </w:p>
+        </w:tc>
+        <w:tc>
+          <w:tcPr>
+            <w:tcW w:w="2835" w:type="dxa"/>
+          </w:tcPr>
+          <w:p>
+            <w:pPr>
+              <w:ind w:left="34"/>
+              <w:jc w:val="both"/>
+              <w:rPr>
+                <w:rFonts w:ascii="Arial" w:hAnsi="Arial" w:cs="Arial"/>
+                <w:sz w:val="20"/>
+                <w:szCs w:val="20"/>
+              </w:rPr>
+            </w:pPr>
+            <w:r>
+              <w:rPr>
+                <w:rFonts w:ascii="Arial" w:hAnsi="Arial" w:cs="Arial"/>
+                <w:sz w:val="20"/>
+                <w:szCs w:val="20"/>
+              </w:rPr>
+              <w:t>PATEIKIAMA:</w:t>
+            </w:r>
+          </w:p>
+          <w:p>
+            <w:pPr>
+              <w:ind w:left="34"/>
+              <w:jc w:val="both"/>
+              <w:rPr>
+                <w:rFonts w:ascii="Arial" w:hAnsi="Arial" w:cs="Arial"/>
+                <w:color w:val="000000"/>
+                <w:sz w:val="20"/>
+                <w:szCs w:val="20"/>
+              </w:rPr>
+            </w:pPr>
+            <w:r>
+              <w:rPr>
+                <w:rFonts w:ascii="Arial" w:hAnsi="Arial" w:cs="Arial"/>
+                <w:color w:val="000000"/>
+                <w:sz w:val="20"/>
+                <w:szCs w:val="20"/>
+              </w:rPr>
+              <w:t>Su Pasiūlymu pateikiamas tik EBVPD.</w:t>
+            </w:r>
+          </w:p>
+          <w:p>
+            <w:pPr>
+              <w:ind w:left="34"/>
+              <w:jc w:val="both"/>
+              <w:rPr>
+                <w:rFonts w:ascii="Arial" w:hAnsi="Arial" w:cs="Arial"/>
+                <w:sz w:val="20"/>
+                <w:szCs w:val="20"/>
+              </w:rPr>
+            </w:pPr>
+          </w:p>
+          <w:p>
+            <w:pPr>
+              <w:ind w:left="34"/>
+              <w:jc w:val="both"/>
+              <w:rPr>
+                <w:rFonts w:ascii="Arial" w:hAnsi="Arial" w:cs="Arial"/>
+                <w:sz w:val="20"/>
+                <w:szCs w:val="20"/>
+              </w:rPr>
+            </w:pPr>
+            <w:r>
+              <w:rPr>
+                <w:rFonts w:ascii="Arial" w:hAnsi="Arial" w:cs="Arial"/>
+                <w:sz w:val="20"/>
+                <w:szCs w:val="20"/>
+              </w:rPr>
+              <w:t>Iš Lietuvoje įsteigtų subjektų įrodančių dokumentų nereikalaujama, užtenka pateikto EBVPD. Perkantysis subjektas savarankiškai patikrina duomenis nacionalinėje duomenų bazėje, adresu:</w:t>
+            </w:r>
+          </w:p>
+          <w:p>
+            <w:pPr>
+              <w:ind w:left="34"/>
+              <w:jc w:val="both"/>
+              <w:rPr>
+                <w:rFonts w:ascii="Arial" w:hAnsi="Arial" w:cs="Arial"/>
+                <w:sz w:val="20"/>
+                <w:szCs w:val="20"/>
+              </w:rPr>
+            </w:pPr>
+            <w:r>
+              <w:rPr>
+                <w:rFonts w:ascii="Arial" w:hAnsi="Arial" w:cs="Arial"/>
+                <w:sz w:val="20"/>
+                <w:szCs w:val="20"/>
+              </w:rPr>
+              <w:t xml:space="preserve">https://www.registrucentras.lt/jar/p/. </w:t>
+            </w:r>
+          </w:p>
+          <w:p>
+            <w:pPr>
+              <w:ind w:left="34"/>
+              <w:jc w:val="both"/>
+              <w:rPr>
+                <w:rFonts w:ascii="Arial" w:hAnsi="Arial" w:cs="Arial"/>
+                <w:sz w:val="20"/>
+                <w:szCs w:val="20"/>
+              </w:rPr>
+            </w:pPr>
+          </w:p>
+          <w:p>
+            <w:pPr>
+              <w:ind w:left="34"/>
+              <w:jc w:val="both"/>
+              <w:rPr>
+                <w:rFonts w:ascii="Arial" w:hAnsi="Arial" w:cs="Arial"/>
+                <w:sz w:val="20"/>
+                <w:szCs w:val="20"/>
+              </w:rPr>
+            </w:pPr>
+            <w:r>
+              <w:rPr>
+                <w:rFonts w:ascii="Arial" w:hAnsi="Arial" w:cs="Arial"/>
+                <w:sz w:val="20"/>
+                <w:szCs w:val="20"/>
+              </w:rPr>
+              <w:t xml:space="preserve">Prireikus, Perkantysis subjektas turi teisę prašyti pateikti valstybės įmonės Registrų centro Lietuvos Respublikos Vyriausybės nustatyta tvarka išduoto dokumento, patvirtinančio jungtinius kompetentingų institucijų tvarkomus duomenis. Tokiu atveju dokumentas turi būti  išduotas ne anksčiau kaip 120 dienų iki tos dienos, kai tiekėjas perkančiojo subjekto prašymu turės pateikti pašalinimo pagrindų nebuvimą patvirtinančius dokumentus. Pavyzdys: Jeigu perkantysis subjektas 2022-10-10 kreipėsi į tiekėją </w:t>
+            </w:r>
+            <w:r>
+              <w:rPr>
+                <w:rFonts w:ascii="Arial" w:hAnsi="Arial" w:cs="Arial"/>
                 <w:sz w:val="20"/>
                 <w:szCs w:val="20"/>
               </w:rPr>
               <w:lastRenderedPageBreak/>
-              <w:t xml:space="preserve">kurioje jis registruotas, teisės aktus yra tokia pati ar panaši. </w:t>
-            </w:r>
-          </w:p>
-          <w:p>
-            <w:pPr>
-              <w:jc w:val="both"/>
-              <w:rPr>
-                <w:rFonts w:ascii="Arial" w:hAnsi="Arial" w:cs="Arial"/>
-                <w:color w:val="000000"/>
-                <w:sz w:val="20"/>
-                <w:szCs w:val="20"/>
-              </w:rPr>
-            </w:pPr>
-            <w:r>
-              <w:rPr>
-                <w:rFonts w:ascii="Arial" w:hAnsi="Arial" w:cs="Arial"/>
-                <w:color w:val="000000"/>
-                <w:sz w:val="20"/>
-                <w:szCs w:val="20"/>
-              </w:rPr>
-              <w:t>Tačiau kai yra šiame punkte apibrėžta situacija, Perkantysis subjektas nepašalins tiekėjo iš pirkimo procedūros, jeigu jis pateikia pagrįstų įrodymų, kad sugebės tinkamai įvykdyti sutartį.</w:t>
-            </w:r>
-          </w:p>
-        </w:tc>
-        <w:tc>
-          <w:tcPr>
-            <w:tcW w:w="4111" w:type="dxa"/>
-          </w:tcPr>
-          <w:p>
-            <w:pPr>
-              <w:jc w:val="both"/>
-              <w:rPr>
-                <w:rFonts w:ascii="Arial" w:hAnsi="Arial" w:cs="Arial"/>
-                <w:iCs/>
-                <w:color w:val="000000" w:themeColor="text1"/>
-                <w:sz w:val="20"/>
-                <w:szCs w:val="20"/>
-                <w:lang w:val="en-GB"/>
-              </w:rPr>
-            </w:pPr>
-            <w:r>
-              <w:rPr>
-                <w:rFonts w:ascii="Arial" w:hAnsi="Arial" w:cs="Arial"/>
-                <w:iCs/>
-                <w:color w:val="000000" w:themeColor="text1"/>
-                <w:sz w:val="20"/>
-                <w:szCs w:val="20"/>
-                <w:lang w:val="en-GB"/>
-              </w:rPr>
-              <w:lastRenderedPageBreak/>
-              <w:t xml:space="preserve">The supplier is insolvent, has been subjected to restructuring or bankruptcy proceedings, or liquidation procedures have been initiated or started, where its assets are managed by a court or an insolvency administrator, or has entered into a settlement agreement with creditors (an agreement between the supplier and creditors to continue the supplier’s activities, where the supplier assumes certain obligations and the creditors agree to defer, reduce, or waive their claims), or its activities have been suspended or restricted, or its </w:t>
-            </w:r>
-            <w:r>
-              <w:rPr>
-                <w:rFonts w:ascii="Arial" w:hAnsi="Arial" w:cs="Arial"/>
-                <w:iCs/>
-                <w:color w:val="000000" w:themeColor="text1"/>
-                <w:sz w:val="20"/>
-                <w:szCs w:val="20"/>
-                <w:lang w:val="en-GB"/>
-              </w:rPr>
-              <w:lastRenderedPageBreak/>
-              <w:t>status under the laws of the country in which it is registered is the same or similar.</w:t>
-            </w:r>
-          </w:p>
-          <w:p>
-            <w:pPr>
-              <w:jc w:val="both"/>
-              <w:rPr>
-                <w:rFonts w:ascii="Arial" w:hAnsi="Arial" w:cs="Arial"/>
-                <w:iCs/>
-                <w:color w:val="000000" w:themeColor="text1"/>
-                <w:sz w:val="20"/>
-                <w:szCs w:val="20"/>
-                <w:lang w:val="en-GB"/>
-              </w:rPr>
-            </w:pPr>
-            <w:r>
-              <w:rPr>
-                <w:rFonts w:ascii="Arial" w:hAnsi="Arial" w:cs="Arial"/>
-                <w:iCs/>
-                <w:color w:val="000000" w:themeColor="text1"/>
-                <w:sz w:val="20"/>
-                <w:szCs w:val="20"/>
-                <w:lang w:val="en-GB"/>
-              </w:rPr>
-              <w:t>However, in the situation defined in this clause, the contracting entity will not exclude the supplier from the procurement procedure if the supplier provides reasonable evidence that it will be able to properly fulfil the contract.</w:t>
-            </w:r>
-          </w:p>
-        </w:tc>
-        <w:tc>
-          <w:tcPr>
-            <w:tcW w:w="2835" w:type="dxa"/>
-          </w:tcPr>
+              <w:t>prašydama iki 2022-10-14 pateikti įrodančius dokumentus, jie turi būti išduoti ne anksčiau kaip 120 dienų, jas skaičiuojant atgal nuo 2022-10-14.</w:t>
+            </w:r>
+          </w:p>
           <w:p>
             <w:pPr>
               <w:ind w:left="34"/>
@@ -15351,15 +15403,6 @@
                 <w:szCs w:val="20"/>
               </w:rPr>
             </w:pPr>
-            <w:r>
-              <w:rPr>
-                <w:rFonts w:ascii="Arial" w:hAnsi="Arial" w:cs="Arial"/>
-                <w:sz w:val="20"/>
-                <w:szCs w:val="20"/>
-              </w:rPr>
-              <w:lastRenderedPageBreak/>
-              <w:t>PATEIKIAMA:</w:t>
-            </w:r>
           </w:p>
           <w:p>
             <w:pPr>
@@ -15367,19 +15410,17 @@
               <w:jc w:val="both"/>
               <w:rPr>
                 <w:rFonts w:ascii="Arial" w:hAnsi="Arial" w:cs="Arial"/>
-                <w:color w:val="000000"/>
-                <w:sz w:val="20"/>
-                <w:szCs w:val="20"/>
-              </w:rPr>
-            </w:pPr>
-            <w:r>
-              <w:rPr>
-                <w:rFonts w:ascii="Arial" w:hAnsi="Arial" w:cs="Arial"/>
-                <w:color w:val="000000"/>
-                <w:sz w:val="20"/>
-                <w:szCs w:val="20"/>
-              </w:rPr>
-              <w:t>Su Pasiūlymu pateikiamas tik EBVPD.</w:t>
+                <w:sz w:val="20"/>
+                <w:szCs w:val="20"/>
+              </w:rPr>
+            </w:pPr>
+            <w:r>
+              <w:rPr>
+                <w:rFonts w:ascii="Arial" w:hAnsi="Arial" w:cs="Arial"/>
+                <w:sz w:val="20"/>
+                <w:szCs w:val="20"/>
+              </w:rPr>
+              <w:t>Jei dokumentas išduotas anksčiau, tačiau jame nurodytas galiojimo terminas ilgesnis nei pašalinimo pagrindų nebuvimą patvirtinančių dokumentų pagal EBVPD galutinis pateikimo terminas, toks dokumentas jo galiojimo laikotarpiu yra priimtinas.</w:t>
             </w:r>
           </w:p>
           <w:p>
@@ -15399,116 +15440,6 @@
               <w:jc w:val="both"/>
               <w:rPr>
                 <w:rFonts w:ascii="Arial" w:hAnsi="Arial" w:cs="Arial"/>
-                <w:sz w:val="20"/>
-                <w:szCs w:val="20"/>
-              </w:rPr>
-            </w:pPr>
-            <w:r>
-              <w:rPr>
-                <w:rFonts w:ascii="Arial" w:hAnsi="Arial" w:cs="Arial"/>
-                <w:sz w:val="20"/>
-                <w:szCs w:val="20"/>
-              </w:rPr>
-              <w:t>Iš Lietuvoje įsteigtų subjektų įrodančių dokumentų nereikalaujama, užtenka pateikto EBVPD. Perkantysis subjektas savarankiškai patikrina duomenis nacionalinėje duomenų bazėje, adresu:</w:t>
-            </w:r>
-          </w:p>
-          <w:p>
-            <w:pPr>
-              <w:ind w:left="34"/>
-              <w:jc w:val="both"/>
-              <w:rPr>
-                <w:rFonts w:ascii="Arial" w:hAnsi="Arial" w:cs="Arial"/>
-                <w:sz w:val="20"/>
-                <w:szCs w:val="20"/>
-              </w:rPr>
-            </w:pPr>
-            <w:r>
-              <w:rPr>
-                <w:rFonts w:ascii="Arial" w:hAnsi="Arial" w:cs="Arial"/>
-                <w:sz w:val="20"/>
-                <w:szCs w:val="20"/>
-              </w:rPr>
-              <w:lastRenderedPageBreak/>
-              <w:t xml:space="preserve">https://www.registrucentras.lt/jar/p/. </w:t>
-            </w:r>
-          </w:p>
-          <w:p>
-            <w:pPr>
-              <w:ind w:left="34"/>
-              <w:jc w:val="both"/>
-              <w:rPr>
-                <w:rFonts w:ascii="Arial" w:hAnsi="Arial" w:cs="Arial"/>
-                <w:sz w:val="20"/>
-                <w:szCs w:val="20"/>
-              </w:rPr>
-            </w:pPr>
-          </w:p>
-          <w:p>
-            <w:pPr>
-              <w:ind w:left="34"/>
-              <w:jc w:val="both"/>
-              <w:rPr>
-                <w:rFonts w:ascii="Arial" w:hAnsi="Arial" w:cs="Arial"/>
-                <w:sz w:val="20"/>
-                <w:szCs w:val="20"/>
-              </w:rPr>
-            </w:pPr>
-            <w:r>
-              <w:rPr>
-                <w:rFonts w:ascii="Arial" w:hAnsi="Arial" w:cs="Arial"/>
-                <w:sz w:val="20"/>
-                <w:szCs w:val="20"/>
-              </w:rPr>
-              <w:t>Prireikus, Perkantysis subjektas turi teisę prašyti pateikti valstybės įmonės Registrų centro Lietuvos Respublikos Vyriausybės nustatyta tvarka išduoto dokumento, patvirtinančio jungtinius kompetentingų institucijų tvarkomus duomenis. Tokiu atveju dokumentas turi būti  išduotas ne anksčiau kaip 120 dienų iki tos dienos, kai tiekėjas perkančiojo subjekto prašymu turės pateikti pašalinimo pagrindų nebuvimą patvirtinančius dokumentus. Pavyzdys: Jeigu perkantysis subjektas 2022-10-10 kreipėsi į tiekėją prašydama iki 2022-10-14 pateikti įrodančius dokumentus, jie turi būti išduoti ne anksčiau kaip 120 dienų, jas skaičiuojant atgal nuo 2022-10-14.</w:t>
-            </w:r>
-          </w:p>
-          <w:p>
-            <w:pPr>
-              <w:ind w:left="34"/>
-              <w:jc w:val="both"/>
-              <w:rPr>
-                <w:rFonts w:ascii="Arial" w:hAnsi="Arial" w:cs="Arial"/>
-                <w:sz w:val="20"/>
-                <w:szCs w:val="20"/>
-              </w:rPr>
-            </w:pPr>
-          </w:p>
-          <w:p>
-            <w:pPr>
-              <w:ind w:left="34"/>
-              <w:jc w:val="both"/>
-              <w:rPr>
-                <w:rFonts w:ascii="Arial" w:hAnsi="Arial" w:cs="Arial"/>
-                <w:sz w:val="20"/>
-                <w:szCs w:val="20"/>
-              </w:rPr>
-            </w:pPr>
-            <w:r>
-              <w:rPr>
-                <w:rFonts w:ascii="Arial" w:hAnsi="Arial" w:cs="Arial"/>
-                <w:sz w:val="20"/>
-                <w:szCs w:val="20"/>
-              </w:rPr>
-              <w:t>Jei dokumentas išduotas anksčiau, tačiau jame nurodytas galiojimo terminas ilgesnis nei pašalinimo pagrindų nebuvimą patvirtinančių dokumentų pagal EBVPD galutinis pateikimo terminas, toks dokumentas jo galiojimo laikotarpiu yra priimtinas.</w:t>
-            </w:r>
-          </w:p>
-          <w:p>
-            <w:pPr>
-              <w:ind w:left="34"/>
-              <w:jc w:val="both"/>
-              <w:rPr>
-                <w:rFonts w:ascii="Arial" w:hAnsi="Arial" w:cs="Arial"/>
-                <w:sz w:val="20"/>
-                <w:szCs w:val="20"/>
-              </w:rPr>
-            </w:pPr>
-          </w:p>
-          <w:p>
-            <w:pPr>
-              <w:ind w:left="34"/>
-              <w:jc w:val="both"/>
-              <w:rPr>
-                <w:rFonts w:ascii="Arial" w:hAnsi="Arial" w:cs="Arial"/>
                 <w:i/>
                 <w:iCs/>
                 <w:color w:val="FF0000"/>
@@ -15525,7 +15456,6 @@
                 <w:sz w:val="20"/>
                 <w:szCs w:val="20"/>
               </w:rPr>
-              <w:lastRenderedPageBreak/>
               <w:t>Jeigu vykdomas supaprastintas pirkimas, papildomai nurodoma:</w:t>
             </w:r>
           </w:p>
@@ -15661,125 +15591,480 @@
                 <w:szCs w:val="20"/>
                 <w:lang w:val="en-GB"/>
               </w:rPr>
+              <w:t>https://www.registrucentras.lt/jar/p/.</w:t>
+            </w:r>
+          </w:p>
+          <w:p>
+            <w:pPr>
+              <w:jc w:val="both"/>
+              <w:rPr>
+                <w:rFonts w:ascii="Arial" w:hAnsi="Arial" w:cs="Arial"/>
+                <w:sz w:val="20"/>
+                <w:szCs w:val="20"/>
+                <w:lang w:val="en-GB"/>
+              </w:rPr>
+            </w:pPr>
+            <w:r>
+              <w:rPr>
+                <w:rFonts w:ascii="Arial" w:hAnsi="Arial" w:cs="Arial"/>
+                <w:sz w:val="20"/>
+                <w:szCs w:val="20"/>
+                <w:lang w:val="en-GB"/>
+              </w:rPr>
+              <w:t xml:space="preserve">If necessary, the contracting entity has the right to request a document issued by the State Enterprise Centre of Registers in accordance with the procedure established by the Government of the Republic of Lithuania, confirming the consolidated data managed by the competent authorities. In such a case, the document must be issued no earlier than 120 days before the date on which the supplier, at the request of the contracting entity, must submit documents confirming the absence of </w:t>
+            </w:r>
+            <w:r>
+              <w:rPr>
+                <w:rFonts w:ascii="Arial" w:hAnsi="Arial" w:cs="Arial"/>
+                <w:sz w:val="20"/>
+                <w:szCs w:val="20"/>
+                <w:lang w:val="en-GB"/>
+              </w:rPr>
               <w:lastRenderedPageBreak/>
-              <w:t>https://www.registrucentras.lt/jar/p/.</w:t>
-            </w:r>
-          </w:p>
-          <w:p>
-            <w:pPr>
-              <w:jc w:val="both"/>
-              <w:rPr>
-                <w:rFonts w:ascii="Arial" w:hAnsi="Arial" w:cs="Arial"/>
-                <w:sz w:val="20"/>
-                <w:szCs w:val="20"/>
-                <w:lang w:val="en-GB"/>
-              </w:rPr>
-            </w:pPr>
-            <w:r>
-              <w:rPr>
-                <w:rFonts w:ascii="Arial" w:hAnsi="Arial" w:cs="Arial"/>
-                <w:sz w:val="20"/>
-                <w:szCs w:val="20"/>
-                <w:lang w:val="en-GB"/>
-              </w:rPr>
-              <w:t>If necessary, the contracting entity has the right to request a document issued by the State Enterprise Centre of Registers in accordance with the procedure established by the Government of the Republic of Lithuania, confirming the consolidated data managed by the competent authorities. In such a case, the document must be issued no earlier than 120 days before the date on which the supplier, at the request of the contracting entity, must submit documents confirming the absence of grounds for exclusion. For example: If the contracting entity requests the supplier on 2022-10-10 to submit supporting documents by 2022-10-14, the documents must be issued no earlier than 120 days, counting backwards from 2022-10-14.</w:t>
-            </w:r>
-          </w:p>
-          <w:p>
-            <w:pPr>
-              <w:jc w:val="both"/>
-              <w:rPr>
-                <w:rFonts w:ascii="Arial" w:hAnsi="Arial" w:cs="Arial"/>
-                <w:sz w:val="20"/>
-                <w:szCs w:val="20"/>
-                <w:lang w:val="en-GB"/>
-              </w:rPr>
-            </w:pPr>
-            <w:r>
-              <w:rPr>
-                <w:rFonts w:ascii="Arial" w:hAnsi="Arial" w:cs="Arial"/>
-                <w:sz w:val="20"/>
-                <w:szCs w:val="20"/>
-                <w:lang w:val="en-GB"/>
-              </w:rPr>
-              <w:t xml:space="preserve">If the document was issued earlier, but its validity period is longer than the final submission deadline for documents confirming the absence of grounds for exclusion according to the ESPD, such a document is </w:t>
-            </w:r>
-            <w:r>
-              <w:rPr>
-                <w:rFonts w:ascii="Arial" w:hAnsi="Arial" w:cs="Arial"/>
-                <w:sz w:val="20"/>
-                <w:szCs w:val="20"/>
-                <w:lang w:val="en-GB"/>
+              <w:t>grounds for exclusion. For example: If the contracting entity requests the supplier on 2022-10-10 to submit supporting documents by 2022-10-14, the documents must be issued no earlier than 120 days, counting backwards from 2022-10-14.</w:t>
+            </w:r>
+          </w:p>
+          <w:p>
+            <w:pPr>
+              <w:jc w:val="both"/>
+              <w:rPr>
+                <w:rFonts w:ascii="Arial" w:hAnsi="Arial" w:cs="Arial"/>
+                <w:sz w:val="20"/>
+                <w:szCs w:val="20"/>
+                <w:lang w:val="en-GB"/>
+              </w:rPr>
+            </w:pPr>
+            <w:r>
+              <w:rPr>
+                <w:rFonts w:ascii="Arial" w:hAnsi="Arial" w:cs="Arial"/>
+                <w:sz w:val="20"/>
+                <w:szCs w:val="20"/>
+                <w:lang w:val="en-GB"/>
+              </w:rPr>
+              <w:t>If the document was issued earlier, but its validity period is longer than the final submission deadline for documents confirming the absence of grounds for exclusion according to the ESPD, such a document is acceptable during its validity period.</w:t>
+            </w:r>
+          </w:p>
+          <w:p>
+            <w:pPr>
+              <w:jc w:val="both"/>
+              <w:rPr>
+                <w:rFonts w:ascii="Arial" w:hAnsi="Arial" w:cs="Arial"/>
+                <w:i/>
+                <w:iCs/>
+                <w:color w:val="FF0000"/>
+                <w:sz w:val="20"/>
+                <w:szCs w:val="20"/>
+                <w:lang w:val="en-GB"/>
+              </w:rPr>
+            </w:pPr>
+            <w:r>
+              <w:rPr>
+                <w:rFonts w:ascii="Arial" w:hAnsi="Arial" w:cs="Arial"/>
+                <w:i/>
+                <w:iCs/>
+                <w:color w:val="FF0000"/>
+                <w:sz w:val="20"/>
+                <w:szCs w:val="20"/>
+                <w:lang w:val="en-GB"/>
+              </w:rPr>
+              <w:t>If a simplified procurement is carried out, additionally indicated:</w:t>
+            </w:r>
+          </w:p>
+          <w:p>
+            <w:pPr>
+              <w:jc w:val="both"/>
+              <w:rPr>
+                <w:rFonts w:ascii="Arial" w:hAnsi="Arial" w:cs="Arial"/>
+                <w:sz w:val="20"/>
+                <w:szCs w:val="20"/>
+                <w:lang w:val="en-GB"/>
+              </w:rPr>
+            </w:pPr>
+            <w:r>
+              <w:rPr>
+                <w:rFonts w:ascii="Arial" w:hAnsi="Arial" w:cs="Arial"/>
+                <w:sz w:val="20"/>
+                <w:szCs w:val="20"/>
+                <w:lang w:val="en-GB"/>
+              </w:rPr>
+              <w:t>NOTE:</w:t>
+            </w:r>
+          </w:p>
+          <w:p>
+            <w:pPr>
+              <w:jc w:val="both"/>
+              <w:rPr>
+                <w:rFonts w:ascii="Arial" w:hAnsi="Arial" w:cs="Arial"/>
+                <w:sz w:val="20"/>
+                <w:szCs w:val="20"/>
+                <w:lang w:val="en-GB"/>
+              </w:rPr>
+            </w:pPr>
+            <w:r>
+              <w:rPr>
+                <w:rFonts w:ascii="Arial" w:hAnsi="Arial" w:cs="Arial"/>
+                <w:sz w:val="20"/>
+                <w:szCs w:val="20"/>
+                <w:lang w:val="en-GB"/>
+              </w:rPr>
+              <w:t>Certificates confirming the absence of grounds for exclusion are not required. The contracting entity will request them only if there are reasonable doubts about the supplier's reliability.</w:t>
+            </w:r>
+          </w:p>
+        </w:tc>
+      </w:tr>
+      <w:tr>
+        <w:tc>
+          <w:tcPr>
+            <w:tcW w:w="928" w:type="dxa"/>
+          </w:tcPr>
+          <w:p>
+            <w:pPr>
+              <w:rPr>
+                <w:rFonts w:ascii="Arial" w:hAnsi="Arial" w:cs="Arial"/>
+                <w:sz w:val="20"/>
+                <w:szCs w:val="20"/>
+              </w:rPr>
+            </w:pPr>
+            <w:r>
+              <w:rPr>
+                <w:rFonts w:ascii="Arial" w:hAnsi="Arial" w:cs="Arial"/>
+                <w:sz w:val="20"/>
+                <w:szCs w:val="20"/>
               </w:rPr>
               <w:lastRenderedPageBreak/>
-              <w:t>acceptable during its validity period.</w:t>
-            </w:r>
-          </w:p>
-          <w:p>
-            <w:pPr>
-              <w:jc w:val="both"/>
-              <w:rPr>
-                <w:rFonts w:ascii="Arial" w:hAnsi="Arial" w:cs="Arial"/>
-                <w:i/>
-                <w:iCs/>
-                <w:color w:val="FF0000"/>
-                <w:sz w:val="20"/>
-                <w:szCs w:val="20"/>
-                <w:lang w:val="en-GB"/>
-              </w:rPr>
-            </w:pPr>
-            <w:r>
-              <w:rPr>
-                <w:rFonts w:ascii="Arial" w:hAnsi="Arial" w:cs="Arial"/>
-                <w:i/>
-                <w:iCs/>
-                <w:color w:val="FF0000"/>
-                <w:sz w:val="20"/>
-                <w:szCs w:val="20"/>
-                <w:lang w:val="en-GB"/>
-              </w:rPr>
-              <w:t>If a simplified procurement is carried out, additionally indicated:</w:t>
-            </w:r>
-          </w:p>
-          <w:p>
-            <w:pPr>
-              <w:jc w:val="both"/>
-              <w:rPr>
-                <w:rFonts w:ascii="Arial" w:hAnsi="Arial" w:cs="Arial"/>
-                <w:sz w:val="20"/>
-                <w:szCs w:val="20"/>
-                <w:lang w:val="en-GB"/>
-              </w:rPr>
-            </w:pPr>
-            <w:r>
-              <w:rPr>
-                <w:rFonts w:ascii="Arial" w:hAnsi="Arial" w:cs="Arial"/>
-                <w:sz w:val="20"/>
-                <w:szCs w:val="20"/>
-                <w:lang w:val="en-GB"/>
-              </w:rPr>
-              <w:t>NOTE:</w:t>
-            </w:r>
-          </w:p>
-          <w:p>
-            <w:pPr>
-              <w:jc w:val="both"/>
-              <w:rPr>
-                <w:rFonts w:ascii="Arial" w:hAnsi="Arial" w:cs="Arial"/>
-                <w:sz w:val="20"/>
-                <w:szCs w:val="20"/>
-                <w:lang w:val="en-GB"/>
-              </w:rPr>
-            </w:pPr>
-            <w:r>
-              <w:rPr>
-                <w:rFonts w:ascii="Arial" w:hAnsi="Arial" w:cs="Arial"/>
-                <w:sz w:val="20"/>
-                <w:szCs w:val="20"/>
-                <w:lang w:val="en-GB"/>
-              </w:rPr>
-              <w:t>Certificates confirming the absence of grounds for exclusion are not required. The contracting entity will request them only if there are reasonable doubts about the supplier's reliability.</w:t>
-            </w:r>
+              <w:t>12.</w:t>
+            </w:r>
+          </w:p>
+        </w:tc>
+        <w:tc>
+          <w:tcPr>
+            <w:tcW w:w="3887" w:type="dxa"/>
+          </w:tcPr>
+          <w:p>
+            <w:pPr>
+              <w:pStyle w:val="NoSpacing"/>
+              <w:spacing w:line="256" w:lineRule="auto"/>
+              <w:jc w:val="both"/>
+              <w:rPr>
+                <w:rFonts w:ascii="Arial" w:eastAsiaTheme="minorHAnsi" w:hAnsi="Arial" w:cs="Arial"/>
+                <w:sz w:val="20"/>
+                <w:szCs w:val="20"/>
+                <w:lang w:eastAsia="en-US"/>
+              </w:rPr>
+            </w:pPr>
+            <w:r>
+              <w:rPr>
+                <w:rFonts w:ascii="Arial" w:eastAsiaTheme="minorHAnsi" w:hAnsi="Arial" w:cs="Arial"/>
+                <w:sz w:val="20"/>
+                <w:szCs w:val="20"/>
+                <w:lang w:eastAsia="en-US"/>
+              </w:rPr>
+              <w:t>Tiekėjas yra įsteigtas arba dalyvauja pirkime vietoj kito asmens, siekiant išvengti VPĮ 46 straipsnio 4 ir 6 dalyse nurodytų pašalinimo pagrindų taikymo.</w:t>
+            </w:r>
+          </w:p>
+          <w:p>
+            <w:pPr>
+              <w:jc w:val="both"/>
+              <w:rPr>
+                <w:rFonts w:ascii="Arial" w:hAnsi="Arial" w:cs="Arial"/>
+                <w:color w:val="000000"/>
+                <w:sz w:val="20"/>
+                <w:szCs w:val="20"/>
+              </w:rPr>
+            </w:pPr>
+          </w:p>
+        </w:tc>
+        <w:tc>
+          <w:tcPr>
+            <w:tcW w:w="4111" w:type="dxa"/>
+          </w:tcPr>
+          <w:p>
+            <w:pPr>
+              <w:jc w:val="both"/>
+              <w:rPr>
+                <w:rFonts w:ascii="Arial" w:hAnsi="Arial" w:cs="Arial"/>
+                <w:iCs/>
+                <w:color w:val="000000" w:themeColor="text1"/>
+                <w:sz w:val="20"/>
+                <w:szCs w:val="20"/>
+                <w:lang w:val="en-GB"/>
+              </w:rPr>
+            </w:pPr>
+            <w:r>
+              <w:rPr>
+                <w:rFonts w:ascii="Arial" w:hAnsi="Arial" w:cs="Arial"/>
+                <w:iCs/>
+                <w:color w:val="000000" w:themeColor="text1"/>
+                <w:sz w:val="20"/>
+                <w:szCs w:val="20"/>
+                <w:lang w:val="en-GB"/>
+              </w:rPr>
+              <w:t>The Supplier has been established or participates in the Procurement in place of another person with the aim of avoiding the application of the grounds for exclusion referred to in Article 46(4) and (6) of the LPP.</w:t>
+            </w:r>
+          </w:p>
+        </w:tc>
+        <w:tc>
+          <w:tcPr>
+            <w:tcW w:w="2835" w:type="dxa"/>
+          </w:tcPr>
+          <w:p>
+            <w:pPr>
+              <w:ind w:left="34"/>
+              <w:jc w:val="both"/>
+              <w:rPr>
+                <w:rFonts w:ascii="Arial" w:hAnsi="Arial" w:cs="Arial"/>
+                <w:sz w:val="20"/>
+                <w:szCs w:val="20"/>
+              </w:rPr>
+            </w:pPr>
+            <w:r>
+              <w:rPr>
+                <w:rFonts w:ascii="Arial" w:hAnsi="Arial" w:cs="Arial"/>
+                <w:sz w:val="20"/>
+                <w:szCs w:val="20"/>
+              </w:rPr>
+              <w:t>PATEIKIAMA:</w:t>
+            </w:r>
+          </w:p>
+          <w:p>
+            <w:pPr>
+              <w:ind w:left="34"/>
+              <w:jc w:val="both"/>
+              <w:rPr>
+                <w:rFonts w:ascii="Arial" w:hAnsi="Arial" w:cs="Arial"/>
+                <w:color w:val="000000"/>
+                <w:sz w:val="20"/>
+                <w:szCs w:val="20"/>
+              </w:rPr>
+            </w:pPr>
+            <w:r>
+              <w:rPr>
+                <w:rFonts w:ascii="Arial" w:hAnsi="Arial" w:cs="Arial"/>
+                <w:color w:val="000000"/>
+                <w:sz w:val="20"/>
+                <w:szCs w:val="20"/>
+              </w:rPr>
+              <w:t>Su Pasiūlymu pateikiamas tik EBVPD.</w:t>
+            </w:r>
+          </w:p>
+          <w:p>
+            <w:pPr>
+              <w:ind w:left="34"/>
+              <w:jc w:val="both"/>
+              <w:rPr>
+                <w:rFonts w:ascii="Arial" w:hAnsi="Arial" w:cs="Arial"/>
+                <w:sz w:val="20"/>
+                <w:szCs w:val="20"/>
+              </w:rPr>
+            </w:pPr>
+          </w:p>
+          <w:p>
+            <w:pPr>
+              <w:pStyle w:val="NoSpacing"/>
+              <w:spacing w:line="256" w:lineRule="auto"/>
+              <w:jc w:val="both"/>
+              <w:rPr>
+                <w:rFonts w:ascii="Arial" w:eastAsiaTheme="minorHAnsi" w:hAnsi="Arial" w:cs="Arial"/>
+                <w:color w:val="000000"/>
+                <w:sz w:val="20"/>
+                <w:szCs w:val="20"/>
+                <w:lang w:eastAsia="en-US"/>
+              </w:rPr>
+            </w:pPr>
+            <w:r>
+              <w:rPr>
+                <w:rFonts w:ascii="Arial" w:eastAsiaTheme="minorHAnsi" w:hAnsi="Arial" w:cs="Arial"/>
+                <w:color w:val="000000"/>
+                <w:sz w:val="20"/>
+                <w:szCs w:val="20"/>
+                <w:lang w:eastAsia="en-US"/>
+              </w:rPr>
+              <w:t xml:space="preserve">Iš Lietuvoje įsteigtų subjektų įrodančių dokumentų </w:t>
+            </w:r>
+            <w:r>
+              <w:rPr>
+                <w:rFonts w:ascii="Arial" w:eastAsiaTheme="minorHAnsi" w:hAnsi="Arial" w:cs="Arial"/>
+                <w:color w:val="000000"/>
+                <w:sz w:val="20"/>
+                <w:szCs w:val="20"/>
+                <w:lang w:eastAsia="en-US"/>
+              </w:rPr>
+              <w:lastRenderedPageBreak/>
+              <w:t>nereikalaujama, užtenka pateikto EBVPD.</w:t>
+            </w:r>
+          </w:p>
+          <w:p>
+            <w:pPr>
+              <w:pStyle w:val="NoSpacing"/>
+              <w:spacing w:line="256" w:lineRule="auto"/>
+              <w:jc w:val="both"/>
+              <w:rPr>
+                <w:rFonts w:ascii="Arial" w:eastAsiaTheme="minorHAnsi" w:hAnsi="Arial" w:cs="Arial"/>
+                <w:color w:val="000000"/>
+                <w:sz w:val="20"/>
+                <w:szCs w:val="20"/>
+                <w:lang w:eastAsia="en-US"/>
+              </w:rPr>
+            </w:pPr>
+          </w:p>
+          <w:p>
+            <w:pPr>
+              <w:ind w:left="34"/>
+              <w:jc w:val="both"/>
+              <w:rPr>
+                <w:rFonts w:ascii="Arial" w:hAnsi="Arial" w:cs="Arial"/>
+                <w:sz w:val="20"/>
+                <w:szCs w:val="20"/>
+              </w:rPr>
+            </w:pPr>
+            <w:r>
+              <w:rPr>
+                <w:rFonts w:ascii="Arial" w:hAnsi="Arial" w:cs="Arial"/>
+                <w:sz w:val="20"/>
+                <w:szCs w:val="20"/>
+              </w:rPr>
+              <w:t xml:space="preserve">Iš ne Lietuvoje įsteigtų subjektų bus reikalaujama tokios rūšies pažymų ir tokių dokumentinių įrodymų formų, apie kuriuos pateikta informacija Europos Komisijos informacinėje dokumentų saugykloje </w:t>
+            </w:r>
+          </w:p>
+          <w:p>
+            <w:pPr>
+              <w:pStyle w:val="NoSpacing"/>
+              <w:spacing w:line="256" w:lineRule="auto"/>
+              <w:jc w:val="both"/>
+              <w:rPr>
+                <w:rFonts w:ascii="Arial" w:eastAsiaTheme="minorHAnsi" w:hAnsi="Arial" w:cs="Arial"/>
+                <w:color w:val="000000"/>
+                <w:sz w:val="20"/>
+                <w:szCs w:val="20"/>
+                <w:lang w:eastAsia="en-US"/>
+              </w:rPr>
+            </w:pPr>
+            <w:r>
+              <w:rPr>
+                <w:rFonts w:ascii="Arial" w:hAnsi="Arial" w:cs="Arial"/>
+                <w:sz w:val="20"/>
+                <w:szCs w:val="20"/>
+              </w:rPr>
+              <w:t>„e-Certis“ adresu:  https://ec.europa.eu/tools/ecertis/.</w:t>
+            </w:r>
+          </w:p>
+          <w:p>
+            <w:pPr>
+              <w:ind w:left="34"/>
+              <w:jc w:val="both"/>
+              <w:rPr>
+                <w:rFonts w:ascii="Arial" w:hAnsi="Arial" w:cs="Arial"/>
+                <w:sz w:val="20"/>
+                <w:szCs w:val="20"/>
+              </w:rPr>
+            </w:pPr>
+          </w:p>
+        </w:tc>
+        <w:tc>
+          <w:tcPr>
+            <w:tcW w:w="2660" w:type="dxa"/>
+          </w:tcPr>
+          <w:p>
+            <w:pPr>
+              <w:jc w:val="both"/>
+              <w:rPr>
+                <w:rFonts w:ascii="Arial" w:hAnsi="Arial" w:cs="Arial"/>
+                <w:sz w:val="20"/>
+                <w:szCs w:val="20"/>
+                <w:lang w:val="en-GB"/>
+              </w:rPr>
+            </w:pPr>
+            <w:r>
+              <w:rPr>
+                <w:rFonts w:ascii="Arial" w:hAnsi="Arial" w:cs="Arial"/>
+                <w:sz w:val="20"/>
+                <w:szCs w:val="20"/>
+                <w:lang w:val="en-GB"/>
+              </w:rPr>
+              <w:lastRenderedPageBreak/>
+              <w:t>SUBMITTED:</w:t>
+            </w:r>
+          </w:p>
+          <w:p>
+            <w:pPr>
+              <w:jc w:val="both"/>
+              <w:rPr>
+                <w:rFonts w:ascii="Arial" w:hAnsi="Arial" w:cs="Arial"/>
+                <w:sz w:val="20"/>
+                <w:szCs w:val="20"/>
+                <w:lang w:val="en-GB"/>
+              </w:rPr>
+            </w:pPr>
+            <w:r>
+              <w:rPr>
+                <w:rFonts w:ascii="Arial" w:hAnsi="Arial" w:cs="Arial"/>
+                <w:sz w:val="20"/>
+                <w:szCs w:val="20"/>
+                <w:lang w:val="en-GB"/>
+              </w:rPr>
+              <w:t>Only the ESPD is submitted with the Tender.</w:t>
+            </w:r>
+          </w:p>
+          <w:p>
+            <w:pPr>
+              <w:jc w:val="both"/>
+              <w:rPr>
+                <w:rFonts w:ascii="Arial" w:hAnsi="Arial" w:cs="Arial"/>
+                <w:sz w:val="20"/>
+                <w:szCs w:val="20"/>
+                <w:lang w:val="en-GB"/>
+              </w:rPr>
+            </w:pPr>
+            <w:r>
+              <w:rPr>
+                <w:rFonts w:ascii="Arial" w:hAnsi="Arial" w:cs="Arial"/>
+                <w:sz w:val="20"/>
+                <w:szCs w:val="20"/>
+                <w:lang w:val="en-GB"/>
+              </w:rPr>
+              <w:t xml:space="preserve">For entities established in Lithuania, no supporting documents are required; </w:t>
+            </w:r>
+            <w:r>
+              <w:rPr>
+                <w:rFonts w:ascii="Arial" w:hAnsi="Arial" w:cs="Arial"/>
+                <w:sz w:val="20"/>
+                <w:szCs w:val="20"/>
+                <w:lang w:val="en-GB"/>
+              </w:rPr>
+              <w:lastRenderedPageBreak/>
+              <w:t>the submitted ESPD is sufficient.</w:t>
+            </w:r>
+          </w:p>
+          <w:p>
+            <w:pPr>
+              <w:jc w:val="both"/>
+              <w:rPr>
+                <w:rFonts w:ascii="Arial" w:hAnsi="Arial" w:cs="Arial"/>
+                <w:sz w:val="20"/>
+                <w:szCs w:val="20"/>
+                <w:lang w:val="en-GB"/>
+              </w:rPr>
+            </w:pPr>
+            <w:r>
+              <w:rPr>
+                <w:rFonts w:ascii="Arial" w:hAnsi="Arial" w:cs="Arial"/>
+                <w:sz w:val="20"/>
+                <w:szCs w:val="20"/>
+                <w:lang w:val="en-GB"/>
+              </w:rPr>
+              <w:t>Entities established outside Lithuania will be required to provide the types of certificates and forms of documentary evidence for which information is available in the European Commission’s documentary evidence repository “e-Certis” at: https://ec.europa.eu/tools/ecertis/.</w:t>
+            </w:r>
+          </w:p>
+          <w:p>
+            <w:pPr>
+              <w:jc w:val="both"/>
+              <w:rPr>
+                <w:rFonts w:ascii="Arial" w:hAnsi="Arial" w:cs="Arial"/>
+                <w:sz w:val="20"/>
+                <w:szCs w:val="20"/>
+                <w:lang w:val="en-GB"/>
+              </w:rPr>
+            </w:pPr>
           </w:p>
         </w:tc>
       </w:tr>
@@ -16869,6 +17154,7 @@
                 <w:szCs w:val="20"/>
                 <w:lang w:val="en-GB"/>
               </w:rPr>
+              <w:lastRenderedPageBreak/>
               <w:t xml:space="preserve">SUBMITTED: </w:t>
             </w:r>
           </w:p>
@@ -17269,7 +17555,15 @@
                 <w:sz w:val="20"/>
                 <w:szCs w:val="20"/>
               </w:rPr>
-              <w:t>11</w:t>
+              <w:t>1</w:t>
+            </w:r>
+            <w:r>
+              <w:rPr>
+                <w:rFonts w:ascii="Arial" w:hAnsi="Arial" w:cs="Arial"/>
+                <w:sz w:val="20"/>
+                <w:szCs w:val="20"/>
+              </w:rPr>
+              <w:t>2</w:t>
             </w:r>
             <w:r>
               <w:rPr>
@@ -17293,7 +17587,15 @@
                 <w:sz w:val="20"/>
                 <w:szCs w:val="20"/>
               </w:rPr>
-              <w:t>11</w:t>
+              <w:t>1</w:t>
+            </w:r>
+            <w:r>
+              <w:rPr>
+                <w:rFonts w:ascii="Arial" w:hAnsi="Arial" w:cs="Arial"/>
+                <w:sz w:val="20"/>
+                <w:szCs w:val="20"/>
+              </w:rPr>
+              <w:t>2</w:t>
             </w:r>
             <w:r>
               <w:rPr>
@@ -17352,7 +17654,16 @@
                 <w:szCs w:val="20"/>
                 <w:lang w:val="en-GB"/>
               </w:rPr>
-              <w:t>11</w:t>
+              <w:t>1</w:t>
+            </w:r>
+            <w:r>
+              <w:rPr>
+                <w:rFonts w:ascii="Arial" w:hAnsi="Arial" w:cs="Arial"/>
+                <w:sz w:val="20"/>
+                <w:szCs w:val="20"/>
+                <w:lang w:val="en-GB"/>
+              </w:rPr>
+              <w:t>2</w:t>
             </w:r>
             <w:r>
               <w:rPr>
@@ -17370,7 +17681,16 @@
                 <w:szCs w:val="20"/>
                 <w:lang w:val="en-GB"/>
               </w:rPr>
-              <w:t>11</w:t>
+              <w:t>1</w:t>
+            </w:r>
+            <w:r>
+              <w:rPr>
+                <w:rFonts w:ascii="Arial" w:hAnsi="Arial" w:cs="Arial"/>
+                <w:sz w:val="20"/>
+                <w:szCs w:val="20"/>
+                <w:lang w:val="en-GB"/>
+              </w:rPr>
+              <w:t>2</w:t>
             </w:r>
             <w:r>
               <w:rPr>
@@ -18116,6 +18436,7 @@
                 <w:sz w:val="20"/>
                 <w:szCs w:val="20"/>
               </w:rPr>
+              <w:lastRenderedPageBreak/>
               <w:t>b)</w:t>
             </w:r>
           </w:p>
@@ -18270,7 +18591,6 @@
                 <w:sz w:val="20"/>
                 <w:szCs w:val="20"/>
               </w:rPr>
-              <w:lastRenderedPageBreak/>
               <w:t>3.3.3.</w:t>
             </w:r>
           </w:p>
@@ -19229,7 +19549,16 @@
                 <w:sz w:val="20"/>
                 <w:szCs w:val="20"/>
               </w:rPr>
-              <w:t xml:space="preserve">Subtiekėjai - jei Tiekėjas (jo pasitelkiami specialistai) pats atitinka keliamą reikalavimą, tačiau ketina pasitelkti Subtiekėjus (jo specialistus), Subtiekėjų specialistai privalo atitikti keliamus reikalavimus, jeigu Subtiekėjai (jų darbuotojai) patys vykdys tą Sutarties dalį, kuriai reikia nustatytos kvalifikacijos. </w:t>
+              <w:t xml:space="preserve">Subtiekėjai - jei Tiekėjas (jo pasitelkiami specialistai) pats atitinka keliamą reikalavimą, tačiau ketina pasitelkti Subtiekėjus (jo </w:t>
+            </w:r>
+            <w:r>
+              <w:rPr>
+                <w:rFonts w:ascii="Arial" w:hAnsi="Arial" w:cs="Arial"/>
+                <w:sz w:val="20"/>
+                <w:szCs w:val="20"/>
+              </w:rPr>
+              <w:lastRenderedPageBreak/>
+              <w:t xml:space="preserve">specialistus), Subtiekėjų specialistai privalo atitikti keliamus reikalavimus, jeigu Subtiekėjai (jų darbuotojai) patys vykdys tą Sutarties dalį, kuriai reikia nustatytos kvalifikacijos. </w:t>
             </w:r>
           </w:p>
         </w:tc>
@@ -19254,7 +19583,19 @@
                 <w:szCs w:val="20"/>
                 <w:lang w:val="en-US"/>
               </w:rPr>
-              <w:t>Sub-suppliers - if the Supplier (his specialists engaged) meets each requirement himself but intends to engage Sub-suppliers (his specialists), the Sub-suppliers' specialists must meet the requirements if the Sub-suppliers (their employees) will perform the part of the Contract that requires certain qualifications themselves.</w:t>
+              <w:lastRenderedPageBreak/>
+              <w:t xml:space="preserve">Sub-suppliers - if the Supplier (his specialists engaged) meets each requirement himself but intends to engage Sub-suppliers (his </w:t>
+            </w:r>
+            <w:r>
+              <w:rPr>
+                <w:rFonts w:ascii="Arial" w:hAnsi="Arial" w:cs="Arial"/>
+                <w:color w:val="000000" w:themeColor="text1"/>
+                <w:sz w:val="20"/>
+                <w:szCs w:val="20"/>
+                <w:lang w:val="en-US"/>
+              </w:rPr>
+              <w:lastRenderedPageBreak/>
+              <w:t>specialists), the Sub-suppliers' specialists must meet the requirements if the Sub-suppliers (their employees) will perform the part of the Contract that requires certain qualifications themselves.</w:t>
             </w:r>
           </w:p>
         </w:tc>
@@ -19279,6 +19620,7 @@
                 <w:sz w:val="20"/>
                 <w:szCs w:val="20"/>
               </w:rPr>
+              <w:lastRenderedPageBreak/>
               <w:t>3.3.6.</w:t>
             </w:r>
           </w:p>
@@ -19506,7 +19848,6 @@
                 <w:sz w:val="20"/>
                 <w:szCs w:val="20"/>
               </w:rPr>
-              <w:lastRenderedPageBreak/>
               <w:t>b)</w:t>
             </w:r>
           </w:p>
@@ -20043,7 +20384,18 @@
                 <w:szCs w:val="20"/>
                 <w:lang w:val="en-US"/>
               </w:rPr>
-              <w:t>ub-supplier to be employed). If the Supplier does not plan to employ the specialist, in that case such specialist shall be indicated in the Tender as an economic entity, whose capabilities are used to substantiate the compliance with the Qualification Requirements, attaching a ESPD completed and signed by him.</w:t>
+              <w:t xml:space="preserve">ub-supplier to be employed). If the Supplier does not plan to employ the specialist, in that case such specialist shall be indicated in the Tender as an economic entity, whose capabilities are used to </w:t>
+            </w:r>
+            <w:r>
+              <w:rPr>
+                <w:rFonts w:ascii="Arial" w:hAnsi="Arial" w:cs="Arial"/>
+                <w:color w:val="000000" w:themeColor="text1"/>
+                <w:sz w:val="20"/>
+                <w:szCs w:val="20"/>
+                <w:lang w:val="en-US"/>
+              </w:rPr>
+              <w:lastRenderedPageBreak/>
+              <w:t>substantiate the compliance with the Qualification Requirements, attaching a ESPD completed and signed by him.</w:t>
             </w:r>
           </w:p>
         </w:tc>
@@ -20068,6 +20420,7 @@
                 <w:sz w:val="20"/>
                 <w:szCs w:val="20"/>
               </w:rPr>
+              <w:lastRenderedPageBreak/>
               <w:t>3.7.</w:t>
             </w:r>
           </w:p>
@@ -21293,6 +21646,7 @@
                 <w:sz w:val="20"/>
                 <w:szCs w:val="20"/>
               </w:rPr>
+              <w:lastRenderedPageBreak/>
               <w:t>Eil. Nr. /</w:t>
             </w:r>
           </w:p>
@@ -21652,17 +22006,7 @@
                 <w:sz w:val="20"/>
                 <w:szCs w:val="20"/>
               </w:rPr>
-              <w:t xml:space="preserve"> taikys aplinkos apsaugos vadybos sistemos reikalavimus pagal standartą LST EN ISO 14001 arba Europos Sąjungos aplinkosaugos vadybos ir audito sistemą (EMAS) ar kitus aplinkos apsaugos vadybos standartus, </w:t>
-            </w:r>
-            <w:r>
-              <w:rPr>
-                <w:rFonts w:ascii="Arial" w:hAnsi="Arial" w:cs="Arial"/>
-                <w:iCs/>
-                <w:sz w:val="20"/>
-                <w:szCs w:val="20"/>
-              </w:rPr>
-              <w:lastRenderedPageBreak/>
-              <w:t xml:space="preserve">pagrįstus atitinkamais Europos arba tarptautinių standartizacijos organizacijų priimtais standartais, ar kitais tiekėjo pateiktais lygiaverčiais įrodymais. </w:t>
+              <w:t xml:space="preserve"> taikys aplinkos apsaugos vadybos sistemos reikalavimus pagal standartą LST EN ISO 14001 arba Europos Sąjungos aplinkosaugos vadybos ir audito sistemą (EMAS) ar kitus aplinkos apsaugos vadybos standartus, pagrįstus atitinkamais Europos arba tarptautinių standartizacijos organizacijų priimtais standartais, ar kitais tiekėjo pateiktais lygiaverčiais įrodymais. </w:t>
             </w:r>
           </w:p>
           <w:p>
@@ -21750,7 +22094,6 @@
                 <w:szCs w:val="20"/>
                 <w:lang w:val="en-GB"/>
               </w:rPr>
-              <w:lastRenderedPageBreak/>
               <w:t xml:space="preserve">The supplier </w:t>
             </w:r>
             <w:r>
@@ -21790,17 +22133,7 @@
                 <w:szCs w:val="20"/>
                 <w:lang w:val="en-GB"/>
               </w:rPr>
-              <w:t xml:space="preserve"> (EMAS) or other environmental protection management standards, based on the relevant standards adopted by </w:t>
-            </w:r>
-            <w:r>
-              <w:rPr>
-                <w:rFonts w:ascii="Arial" w:hAnsi="Arial" w:cs="Arial"/>
-                <w:sz w:val="20"/>
-                <w:szCs w:val="20"/>
-                <w:lang w:val="en-GB"/>
-              </w:rPr>
-              <w:lastRenderedPageBreak/>
-              <w:t>European or international standardization organizations, or other equivalent evidence provided by the supplier,</w:t>
+              <w:t xml:space="preserve"> (EMAS) or other environmental protection management standards, based on the relevant standards adopted by European or international standardization organizations, or other equivalent evidence provided by the supplier,</w:t>
             </w:r>
           </w:p>
           <w:p>
@@ -21889,7 +22222,6 @@
                 <w:sz w:val="20"/>
                 <w:szCs w:val="20"/>
               </w:rPr>
-              <w:lastRenderedPageBreak/>
               <w:t>SU PASIŪLYMU PATEIKIAMA:</w:t>
             </w:r>
           </w:p>
@@ -21952,17 +22284,7 @@
                 <w:sz w:val="20"/>
                 <w:szCs w:val="20"/>
               </w:rPr>
-              <w:t xml:space="preserve">Perkantysis subjektas priima ir kitus tiekėjo lygiaverčių aplinkos </w:t>
-            </w:r>
-            <w:r>
-              <w:rPr>
-                <w:rFonts w:ascii="Arial" w:hAnsi="Arial" w:cs="Arial"/>
-                <w:iCs/>
-                <w:sz w:val="20"/>
-                <w:szCs w:val="20"/>
-              </w:rPr>
-              <w:lastRenderedPageBreak/>
-              <w:t>apsaugos vadybos užtikrinimo priemonių įrodymus, kurie patvirtintų, kad jo siūlomos aplinkos apsaugos vadybos užtikrinimo priemonės atitinka reikalaujamus aplinkos apsaugos vadybos sistemos standartus ir pateikia įrodymus, kurie patvirtintų, kad tiekėjo siūlomos aplinkos apsaugos vadybos užtikrinimo priemonės atitinka reikalaujamus aplinkos apsaugos vadybos sistemos standartus.</w:t>
+              <w:t>Perkantysis subjektas priima ir kitus tiekėjo lygiaverčių aplinkos apsaugos vadybos užtikrinimo priemonių įrodymus, kurie patvirtintų, kad jo siūlomos aplinkos apsaugos vadybos užtikrinimo priemonės atitinka reikalaujamus aplinkos apsaugos vadybos sistemos standartus ir pateikia įrodymus, kurie patvirtintų, kad tiekėjo siūlomos aplinkos apsaugos vadybos užtikrinimo priemonės atitinka reikalaujamus aplinkos apsaugos vadybos sistemos standartus.</w:t>
             </w:r>
           </w:p>
           <w:p>
@@ -22033,7 +22355,6 @@
                 <w:szCs w:val="20"/>
                 <w:lang w:val="en-GB"/>
               </w:rPr>
-              <w:lastRenderedPageBreak/>
               <w:t>WITH THE TENDER SHALL BE SUBMITTED:</w:t>
             </w:r>
           </w:p>
@@ -22104,7 +22425,6 @@
                 <w:szCs w:val="20"/>
                 <w:lang w:val="en-GB"/>
               </w:rPr>
-              <w:lastRenderedPageBreak/>
               <w:t>The Contracting Entity accepts other evidence of the Supplier's equivalent environmental protection management assurance measures, which would confirm that the environmental protection management assurance measures offered by it meet the required standards of the environmental protection management system and provides evidence that would confirm that the environmental protection management assurance measures offered by the Supplier meet the required environmental protection management system standards.</w:t>
             </w:r>
           </w:p>
@@ -22203,7 +22523,6 @@
                 <w:sz w:val="20"/>
                 <w:szCs w:val="20"/>
               </w:rPr>
-              <w:lastRenderedPageBreak/>
               <w:t>4.2.</w:t>
             </w:r>
           </w:p>
@@ -24279,17 +24598,7 @@
                 <w:sz w:val="20"/>
                 <w:szCs w:val="20"/>
               </w:rPr>
-              <w:t xml:space="preserve">6. galimybė, esant poreikiui, atsivesti vaiką (įvaikį, globotinį, rūpintinį) į darbovietę ar suteikiama kompensacija už vaiko (įvaikio, globotinio, </w:t>
-            </w:r>
-            <w:r>
-              <w:rPr>
-                <w:rFonts w:ascii="Arial" w:hAnsi="Arial" w:cs="Arial"/>
-                <w:iCs/>
-                <w:sz w:val="20"/>
-                <w:szCs w:val="20"/>
-              </w:rPr>
-              <w:lastRenderedPageBreak/>
-              <w:t>rūpintinio) priežiūros paslaugas;</w:t>
+              <w:t>6. galimybė, esant poreikiui, atsivesti vaiką (įvaikį, globotinį, rūpintinį) į darbovietę ar suteikiama kompensacija už vaiko (įvaikio, globotinio, rūpintinio) priežiūros paslaugas;</w:t>
             </w:r>
           </w:p>
           <w:p>
@@ -24493,18 +24802,7 @@
                 <w:sz w:val="16"/>
                 <w:szCs w:val="16"/>
               </w:rPr>
-              <w:t xml:space="preserve">Dirbant pagal šį darbo režimą, tą pačią dieną dirbama su pertrauka pailsėti ir pavalgyti, kurios trukmė ilgesnė negu nustatyta maksimali pertraukos pailsėti ir pavalgyti trukmė, t. y. ilgesnė negu dvi valandos. Pavyzdžiui, darbuotojas dirba 4 valandas, paskui turi 3 valandų pertrauką pailsėti ir pavalgyti, per kurią </w:t>
-            </w:r>
-            <w:r>
-              <w:rPr>
-                <w:rFonts w:ascii="Arial" w:eastAsia="Times New Roman" w:hAnsi="Arial" w:cs="Arial"/>
-                <w:i/>
-                <w:iCs/>
-                <w:sz w:val="16"/>
-                <w:szCs w:val="16"/>
-              </w:rPr>
-              <w:lastRenderedPageBreak/>
-              <w:t>gali palikti darbovietę, o paskui po jos grįžta į darbą ir dirba dar 4 valandas.</w:t>
+              <w:t>Dirbant pagal šį darbo režimą, tą pačią dieną dirbama su pertrauka pailsėti ir pavalgyti, kurios trukmė ilgesnė negu nustatyta maksimali pertraukos pailsėti ir pavalgyti trukmė, t. y. ilgesnė negu dvi valandos. Pavyzdžiui, darbuotojas dirba 4 valandas, paskui turi 3 valandų pertrauką pailsėti ir pavalgyti, per kurią gali palikti darbovietę, o paskui po jos grįžta į darbą ir dirba dar 4 valandas.</w:t>
             </w:r>
             <w:r>
               <w:rPr>
@@ -24625,7 +24923,6 @@
                 <w:szCs w:val="20"/>
                 <w:lang w:val="en-GB"/>
               </w:rPr>
-              <w:lastRenderedPageBreak/>
               <w:t>During the execution of the contract,</w:t>
             </w:r>
             <w:r>
@@ -25001,17 +25298,7 @@
                 <w:szCs w:val="20"/>
                 <w:lang w:val="en-GB"/>
               </w:rPr>
-              <w:t xml:space="preserve"> make to caregivers or individual care workers for the care of family members or cohabitants who require </w:t>
-            </w:r>
-            <w:r>
-              <w:rPr>
-                <w:rFonts w:ascii="Arial" w:eastAsia="Calibri" w:hAnsi="Arial" w:cs="Arial"/>
-                <w:sz w:val="20"/>
-                <w:szCs w:val="20"/>
-                <w:lang w:val="en-GB"/>
-              </w:rPr>
-              <w:lastRenderedPageBreak/>
-              <w:t xml:space="preserve">continuous nursing or care while </w:t>
+              <w:t xml:space="preserve"> make to caregivers or individual care workers for the care of family members or cohabitants who require continuous nursing or care while </w:t>
             </w:r>
             <w:r>
               <w:rPr>
@@ -25181,7 +25468,6 @@
                 <w:sz w:val="20"/>
                 <w:szCs w:val="20"/>
               </w:rPr>
-              <w:lastRenderedPageBreak/>
               <w:t xml:space="preserve">Atitikimas reikalavimui turi būti deklaruojamas Pasiūlyme </w:t>
             </w:r>
             <w:r>
@@ -25500,16 +25786,7 @@
                 <w:sz w:val="20"/>
                 <w:szCs w:val="20"/>
               </w:rPr>
-              <w:t xml:space="preserve"> tiesiogiai dalyvaus vykdant pirkimo </w:t>
-            </w:r>
-            <w:r>
-              <w:rPr>
-                <w:rFonts w:ascii="Arial" w:eastAsia="Calibri" w:hAnsi="Arial" w:cs="Arial"/>
-                <w:sz w:val="20"/>
-                <w:szCs w:val="20"/>
-              </w:rPr>
-              <w:lastRenderedPageBreak/>
-              <w:t>sutartį</w:t>
+              <w:t xml:space="preserve"> tiesiogiai dalyvaus vykdant pirkimo sutartį</w:t>
             </w:r>
             <w:r>
               <w:rPr>
@@ -25730,7 +26007,6 @@
                 <w:sz w:val="20"/>
                 <w:szCs w:val="20"/>
               </w:rPr>
-              <w:lastRenderedPageBreak/>
               <w:t xml:space="preserve">Jeigu tiekėjas taiko </w:t>
             </w:r>
             <w:r>
@@ -25921,16 +26197,7 @@
                 <w:sz w:val="20"/>
                 <w:szCs w:val="20"/>
               </w:rPr>
-              <w:t xml:space="preserve">įrodymus dėl suteikiamos kompensacijos už vaikų priežiūros paslaugas, už asmenų, kuriems nustatyta nuolatinė slauga ar priežiūra, slaugą / priežiūrą, pateikiant sutarties su teikiančiu vaiko </w:t>
-            </w:r>
-            <w:r>
-              <w:rPr>
-                <w:rFonts w:ascii="Arial" w:eastAsia="Calibri" w:hAnsi="Arial" w:cs="Arial"/>
-                <w:sz w:val="20"/>
-                <w:szCs w:val="20"/>
-              </w:rPr>
-              <w:lastRenderedPageBreak/>
-              <w:t>priežiūros paslaugas / slaugos, priežiūros paslaugas asmeniu arba institucija kopiją, mokėjimo įvykdymo patvirtinimą (pavedimo kopiją) arba kitą lygiavertį dokumentą</w:t>
+              <w:t>įrodymus dėl suteikiamos kompensacijos už asmenų, kuriems nustatyta nuolatinė slauga ar priežiūra, slaugą / priežiūrą, pateikiant sutarties su teikiančiu slaugos, priežiūros paslaugas asmeniu arba institucija kopiją, mokėjimo įvykdymo patvirtinimą (pavedimo kopiją) arba kitą lygiavertį dokumentą</w:t>
             </w:r>
             <w:r>
               <w:rPr>
@@ -25996,7 +26263,6 @@
                 <w:szCs w:val="20"/>
                 <w:lang w:val="en-GB"/>
               </w:rPr>
-              <w:lastRenderedPageBreak/>
               <w:t xml:space="preserve">Compliance with this requirement must be declared in the Tender </w:t>
             </w:r>
             <w:r>
@@ -26124,17 +26390,7 @@
                 <w:szCs w:val="20"/>
                 <w:lang w:val="en-GB"/>
               </w:rPr>
-              <w:t xml:space="preserve">If the supplier applies the measure specified in point 2 – the work schedule of at least one person directly involved in implementing the procurement contract or another equivalent binding document under which the measures for reconciling family and work interests apply to the supplier's employees </w:t>
-            </w:r>
-            <w:r>
-              <w:rPr>
-                <w:rFonts w:ascii="Arial" w:eastAsia="Calibri" w:hAnsi="Arial" w:cs="Arial"/>
-                <w:sz w:val="20"/>
-                <w:szCs w:val="20"/>
-                <w:lang w:val="en-GB"/>
-              </w:rPr>
-              <w:lastRenderedPageBreak/>
-              <w:t>directly implementing the procurement contract;</w:t>
+              <w:t>If the supplier applies the measure specified in point 2 – the work schedule of at least one person directly involved in implementing the procurement contract or another equivalent binding document under which the measures for reconciling family and work interests apply to the supplier's employees directly implementing the procurement contract;</w:t>
             </w:r>
           </w:p>
           <w:p>
@@ -26206,17 +26462,7 @@
                 <w:szCs w:val="20"/>
                 <w:lang w:val="en-GB"/>
               </w:rPr>
-              <w:t>If the supplier applies the measure specified in point 5 – approved work regulations or a national (intersectoral), territorial, sectoral (manufacturing, services, professional), employer, or workplace-</w:t>
-            </w:r>
-            <w:r>
-              <w:rPr>
-                <w:rFonts w:ascii="Arial" w:eastAsia="Calibri" w:hAnsi="Arial" w:cs="Arial"/>
-                <w:sz w:val="20"/>
-                <w:szCs w:val="20"/>
-                <w:lang w:val="en-GB"/>
-              </w:rPr>
-              <w:lastRenderedPageBreak/>
-              <w:t>level collective agreement or another equivalent binding document under which the measures for reconciling family and work interests apply to the supplier's employees directly implementing the procurement contract;</w:t>
+              <w:t>If the supplier applies the measure specified in point 5 – approved work regulations or a national (intersectoral), territorial, sectoral (manufacturing, services, professional), employer, or workplace-level collective agreement or another equivalent binding document under which the measures for reconciling family and work interests apply to the supplier's employees directly implementing the procurement contract;</w:t>
             </w:r>
           </w:p>
           <w:p>
@@ -26264,17 +26510,7 @@
                 <w:szCs w:val="20"/>
                 <w:lang w:val="en-GB"/>
               </w:rPr>
-              <w:t xml:space="preserve">If the supplier applies the measure specified in point 7 – approved work regulations or a national (intersectoral), territorial, sectoral (manufacturing, services, professional), employer, or workplace-level collective agreement or another equivalent binding document under which the measures for reconciling family and work interests apply to the supplier's employees </w:t>
-            </w:r>
-            <w:r>
-              <w:rPr>
-                <w:rFonts w:ascii="Arial" w:eastAsia="Calibri" w:hAnsi="Arial" w:cs="Arial"/>
-                <w:sz w:val="20"/>
-                <w:szCs w:val="20"/>
-                <w:lang w:val="en-GB"/>
-              </w:rPr>
-              <w:lastRenderedPageBreak/>
-              <w:t>directly implementing the procurement contract;</w:t>
+              <w:t>If the supplier applies the measure specified in point 7 – approved work regulations or a national (intersectoral), territorial, sectoral (manufacturing, services, professional), employer, or workplace-level collective agreement or another equivalent binding document under which the measures for reconciling family and work interests apply to the supplier's employees directly implementing the procurement contract;</w:t>
             </w:r>
           </w:p>
           <w:p>
@@ -26298,7 +26534,7 @@
                 <w:szCs w:val="20"/>
                 <w:lang w:val="en-GB"/>
               </w:rPr>
-              <w:t>If the supplier applies the measure specified in point 8 – evidence of compensation provided for childcare services or the care of persons requiring permanent nursing or supervision, by presenting a copy of the agreement with the childcare/nursing service provider or institution, proof of payment (transfer copy), or another equivalent document or binding form under which the measures for reconciling family and work interests apply to the supplier's employees directly implementing the procurement contract.</w:t>
+              <w:t>If the supplier applies the measure specified in point 8 – evidence of compensation provided for the care of persons requiring permanent nursing or supervision, by presenting a copy of the agreement with the nursing service provider or institution, proof of payment (transfer copy), or another equivalent document or binding form under which the measures for reconciling family and work interests apply to the supplier's employees directly implementing the procurement contract.</w:t>
             </w:r>
           </w:p>
           <w:p>
@@ -26359,7 +26595,6 @@
                 <w:sz w:val="20"/>
                 <w:szCs w:val="20"/>
               </w:rPr>
-              <w:lastRenderedPageBreak/>
               <w:t>2.</w:t>
             </w:r>
           </w:p>
@@ -26458,16 +26693,7 @@
                 <w:sz w:val="20"/>
                 <w:szCs w:val="20"/>
               </w:rPr>
-              <w:t xml:space="preserve">. tiekėjas tiesiogiai pirkimo sutartį vykdančius darbuotojus draudžia papildomu sveikatos </w:t>
-            </w:r>
-            <w:r>
-              <w:rPr>
-                <w:rFonts w:ascii="Arial" w:hAnsi="Arial" w:cs="Arial"/>
-                <w:sz w:val="20"/>
-                <w:szCs w:val="20"/>
-              </w:rPr>
-              <w:lastRenderedPageBreak/>
-              <w:t>draudimu, kuris apima ir individualių konsultacijų su psichiatru bei psichoterapeutu paslaugas;</w:t>
+              <w:t>. tiekėjas tiesiogiai pirkimo sutartį vykdančius darbuotojus draudžia papildomu sveikatos draudimu, kuris apima ir individualių konsultacijų su psichiatru bei psichoterapeutu paslaugas;</w:t>
             </w:r>
           </w:p>
           <w:p>
@@ -26523,7 +26749,6 @@
                 <w:szCs w:val="20"/>
                 <w:lang w:val="en-GB"/>
               </w:rPr>
-              <w:lastRenderedPageBreak/>
               <w:t>During the contract execution, the supplier</w:t>
             </w:r>
             <w:r>
@@ -26617,17 +26842,7 @@
                 <w:szCs w:val="20"/>
                 <w:lang w:val="en-GB"/>
               </w:rPr>
-              <w:t xml:space="preserve">  Providing supplementary health insurance to employees directly involved in executing the procurement contract, covering </w:t>
-            </w:r>
-            <w:r>
-              <w:rPr>
-                <w:rFonts w:ascii="Arial" w:eastAsia="Calibri" w:hAnsi="Arial" w:cs="Arial"/>
-                <w:sz w:val="20"/>
-                <w:szCs w:val="20"/>
-                <w:lang w:val="en-GB"/>
-              </w:rPr>
-              <w:lastRenderedPageBreak/>
-              <w:t>psychiatric and psychotherapeutic consultations;</w:t>
+              <w:t xml:space="preserve">  Providing supplementary health insurance to employees directly involved in executing the procurement contract, covering psychiatric and psychotherapeutic consultations;</w:t>
             </w:r>
           </w:p>
           <w:p>
@@ -26684,7 +26899,6 @@
                 <w:sz w:val="20"/>
                 <w:szCs w:val="20"/>
               </w:rPr>
-              <w:lastRenderedPageBreak/>
               <w:t xml:space="preserve">Atitikimas reikalavimui turi būti deklaruojamas Pasiūlyme </w:t>
             </w:r>
             <w:r>
@@ -26827,16 +27041,7 @@
                 <w:sz w:val="20"/>
                 <w:szCs w:val="20"/>
               </w:rPr>
-              <w:t xml:space="preserve">Jei minėtų </w:t>
-            </w:r>
-            <w:r>
-              <w:rPr>
-                <w:rFonts w:ascii="Arial" w:hAnsi="Arial" w:cs="Arial"/>
-                <w:sz w:val="20"/>
-                <w:szCs w:val="20"/>
-              </w:rPr>
-              <w:lastRenderedPageBreak/>
-              <w:t xml:space="preserve">sutarčių galiojimas neapima viso Pirkimo sutarties galiojimo, pateikti rašytinį įsipareigojimą, kad sutartys bus pratęsiamos atitinkamam laikotarpiui.  </w:t>
+              <w:t xml:space="preserve">Jei minėtų sutarčių galiojimas neapima viso Pirkimo sutarties galiojimo, pateikti rašytinį įsipareigojimą, kad sutartys bus pratęsiamos atitinkamam laikotarpiui.  </w:t>
             </w:r>
           </w:p>
         </w:tc>
@@ -26865,7 +27070,6 @@
                 <w:szCs w:val="20"/>
                 <w:lang w:val="en-GB"/>
               </w:rPr>
-              <w:lastRenderedPageBreak/>
               <w:t xml:space="preserve">Compliance with the requirement must be declared in the Tender </w:t>
             </w:r>
             <w:r>
@@ -27000,17 +27204,7 @@
                 <w:szCs w:val="20"/>
                 <w:lang w:val="en-GB"/>
               </w:rPr>
-              <w:t xml:space="preserve">a valid contract for supplementary health insurance or the provision of psychological </w:t>
-            </w:r>
-            <w:r>
-              <w:rPr>
-                <w:rFonts w:ascii="Arial" w:eastAsia="Calibri" w:hAnsi="Arial" w:cs="Arial"/>
-                <w:sz w:val="20"/>
-                <w:szCs w:val="20"/>
-                <w:lang w:val="en-GB"/>
-              </w:rPr>
-              <w:lastRenderedPageBreak/>
-              <w:t>assistance.</w:t>
+              <w:t>a valid contract for supplementary health insurance or the provision of psychological assistance.</w:t>
             </w:r>
             <w:r>
               <w:rPr>
@@ -28332,16 +28526,7 @@
                 <w:sz w:val="20"/>
                 <w:szCs w:val="20"/>
               </w:rPr>
-              <w:t xml:space="preserve">leidimo verstis atitinkama ūkine veikla patvirtinančio dokumento (pavyzdžiui, verslo </w:t>
-            </w:r>
-            <w:r>
-              <w:rPr>
-                <w:rFonts w:ascii="Arial" w:hAnsi="Arial" w:cs="Arial"/>
-                <w:sz w:val="20"/>
-                <w:szCs w:val="20"/>
-              </w:rPr>
-              <w:lastRenderedPageBreak/>
-              <w:t xml:space="preserve">liudijimo, individualios veiklos pažymėjimo ir pan.) kopiją, </w:t>
+              <w:t xml:space="preserve">leidimo verstis atitinkama ūkine veikla patvirtinančio dokumento (pavyzdžiui, verslo liudijimo, individualios veiklos pažymėjimo ir pan.) kopiją, </w:t>
             </w:r>
           </w:p>
           <w:p>
@@ -28559,7 +28744,6 @@
                 <w:szCs w:val="20"/>
                 <w:lang w:val="en-US"/>
               </w:rPr>
-              <w:lastRenderedPageBreak/>
               <w:t>Compliance with the requirement must be declared in the Tender (</w:t>
             </w:r>
             <w:r>
@@ -28606,19 +28790,7 @@
                 <w:szCs w:val="20"/>
                 <w:lang w:val="en-US"/>
               </w:rPr>
-              <w:t xml:space="preserve">If the Contracting Entity has doubts about the correctness of the information provided by the Supplier, the Supplier who submitted the most economically advantageous Tender will have to </w:t>
-            </w:r>
-            <w:r>
-              <w:rPr>
-                <w:rFonts w:ascii="Arial" w:hAnsi="Arial" w:cs="Arial"/>
-                <w:bCs/>
-                <w:color w:val="000000"/>
-                <w:sz w:val="20"/>
-                <w:szCs w:val="20"/>
-                <w:lang w:val="en-US"/>
-              </w:rPr>
-              <w:lastRenderedPageBreak/>
-              <w:t>submit</w:t>
+              <w:t>If the Contracting Entity has doubts about the correctness of the information provided by the Supplier, the Supplier who submitted the most economically advantageous Tender will have to submit</w:t>
             </w:r>
             <w:r>
               <w:rPr>
@@ -28938,7 +29110,6 @@
                 <w:szCs w:val="20"/>
                 <w:lang w:val="en-US"/>
               </w:rPr>
-              <w:lastRenderedPageBreak/>
               <w:t>Economic entity whose capacity is relied on, the manufacturer of the goods offered by the Supplier or a person controlling them is a natural person:</w:t>
             </w:r>
           </w:p>
@@ -30045,17 +30216,7 @@
                 <w:sz w:val="20"/>
                 <w:szCs w:val="20"/>
               </w:rPr>
-              <w:t xml:space="preserve"> ir nėra ūkio subjektų grupės, kurios bet kuris narys vykdo veiklą VPĮ  92 straipsnio 15 dalyje numatytame sąraše nurodytose valstybėse ar teritorijose, narys arba jos vadovas, kitas valdymo ar priežiūros organo narys ar </w:t>
-            </w:r>
-            <w:r>
-              <w:rPr>
-                <w:rFonts w:ascii="Arial" w:hAnsi="Arial" w:cs="Arial"/>
-                <w:iCs/>
-                <w:sz w:val="20"/>
-                <w:szCs w:val="20"/>
-              </w:rPr>
-              <w:lastRenderedPageBreak/>
-              <w:t>kitas (kiti) asmuo (asmenys), turintis (turintys) teisę atstovauti Tiekėjui, Subtiekėjui, Ūkio subjektui, kurio pajėgumais remiamasi, ar jį kontroliuoti, jo vardu priimti sprendimą, sudaryti sandorį, ir tokiu būdu dalyvauja tokių Ūkio subjektų grupių ir (ar) Ūkio subjektų veikloje.</w:t>
+              <w:t xml:space="preserve"> ir nėra ūkio subjektų grupės, kurios bet kuris narys vykdo veiklą VPĮ  92 straipsnio 15 dalyje numatytame sąraše nurodytose valstybėse ar teritorijose, narys arba jos vadovas, kitas valdymo ar priežiūros organo narys ar kitas (kiti) asmuo (asmenys), turintis (turintys) teisę atstovauti Tiekėjui, Subtiekėjui, Ūkio subjektui, kurio pajėgumais remiamasi, ar jį kontroliuoti, jo vardu priimti sprendimą, sudaryti sandorį, ir tokiu būdu dalyvauja tokių Ūkio subjektų grupių ir (ar) Ūkio subjektų veikloje.</w:t>
             </w:r>
             <w:commentRangeEnd w:id="28"/>
             <w:r>
@@ -30092,18 +30253,7 @@
                 <w:szCs w:val="20"/>
                 <w:lang w:val="en-GB"/>
               </w:rPr>
-              <w:lastRenderedPageBreak/>
-              <w:t xml:space="preserve">The Supplier, their Sub-supplier, or the Economic entity whose capacities are relied upon do not operate in the states or territories listed in Article 92(15) of the LPP. Furthermore, they are not members of an economic operator group, any member of which operates in the states or territories listed in Article 92(15) of the LPP. Neither the head of such a group, nor any other member of its management or supervisory body, </w:t>
-            </w:r>
-            <w:r>
-              <w:rPr>
-                <w:rFonts w:ascii="Arial" w:hAnsi="Arial" w:cs="Arial"/>
-                <w:sz w:val="20"/>
-                <w:szCs w:val="20"/>
-                <w:lang w:val="en-GB"/>
-              </w:rPr>
-              <w:lastRenderedPageBreak/>
-              <w:t>nor any other individual(s) authorized to represent, control, make decisions on behalf of, or enter into agreements for the Supplier, Sub-supplier, or the Economic entity whose capacities are relied upon, participate in the activities of such Economic entity groups and/or Economic entity.</w:t>
+              <w:t>The Supplier, their Sub-supplier, or the Economic entity whose capacities are relied upon do not operate in the states or territories listed in Article 92(15) of the LPP. Furthermore, they are not members of an economic operator group, any member of which operates in the states or territories listed in Article 92(15) of the LPP. Neither the head of such a group, nor any other member of its management or supervisory body, nor any other individual(s) authorized to represent, control, make decisions on behalf of, or enter into agreements for the Supplier, Sub-supplier, or the Economic entity whose capacities are relied upon, participate in the activities of such Economic entity groups and/or Economic entity.</w:t>
             </w:r>
           </w:p>
         </w:tc>
@@ -30127,7 +30277,6 @@
                 <w:sz w:val="20"/>
                 <w:szCs w:val="20"/>
               </w:rPr>
-              <w:lastRenderedPageBreak/>
               <w:t>Atitikimas reikalavimui turi būti deklaruojamas Pasiūlyme (SPS 1 prieda</w:t>
             </w:r>
             <w:r>
@@ -30174,16 +30323,7 @@
                 <w:sz w:val="20"/>
                 <w:szCs w:val="20"/>
               </w:rPr>
-              <w:t xml:space="preserve">Jei Perkančiajam subjektui kils abejonių dėl tiekėjo nurodytos informacijos teisingumo, ekonomiškai naudingiausią pasiūlymą pateikęs Tiekėjas turės pateikti VPĮ 51 straipsnio 12 dalyje nurodytus (vieną ar kelis) ar kitus Perkančiajam subjektui priimtinus dokumentus ir (ar) paaiškinimus, </w:t>
-            </w:r>
-            <w:r>
-              <w:rPr>
-                <w:rFonts w:ascii="Arial" w:hAnsi="Arial" w:cs="Arial"/>
-                <w:sz w:val="20"/>
-                <w:szCs w:val="20"/>
-              </w:rPr>
-              <w:lastRenderedPageBreak/>
-              <w:t>patvirtinančius atitiktį šiame punkte nustatytam reikalavimui.</w:t>
+              <w:t>Jei Perkančiajam subjektui kils abejonių dėl tiekėjo nurodytos informacijos teisingumo, ekonomiškai naudingiausią pasiūlymą pateikęs Tiekėjas turės pateikti VPĮ 51 straipsnio 12 dalyje nurodytus (vieną ar kelis) ar kitus Perkančiajam subjektui priimtinus dokumentus ir (ar) paaiškinimus, patvirtinančius atitiktį šiame punkte nustatytam reikalavimui.</w:t>
             </w:r>
           </w:p>
         </w:tc>
@@ -30212,7 +30352,6 @@
                 <w:szCs w:val="20"/>
                 <w:lang w:val="en-US"/>
               </w:rPr>
-              <w:lastRenderedPageBreak/>
               <w:t>Compliance with the requirement must be declared in the Tender (</w:t>
             </w:r>
             <w:r>
@@ -30293,19 +30432,7 @@
                 <w:szCs w:val="20"/>
                 <w:lang w:val="en-GB"/>
               </w:rPr>
-              <w:t xml:space="preserve">If the Contracting Entity has doubts about the correctness of the information provided by the Supplier, the Supplier who submitted the most economically advantageous Tender will have to submit the documents and/or explanations referred to in Article 51(12) of the LPP (one or more), or </w:t>
-            </w:r>
-            <w:r>
-              <w:rPr>
-                <w:rFonts w:ascii="Arial" w:hAnsi="Arial" w:cs="Arial"/>
-                <w:bCs/>
-                <w:color w:val="000000"/>
-                <w:sz w:val="20"/>
-                <w:szCs w:val="20"/>
-                <w:lang w:val="en-GB"/>
-              </w:rPr>
-              <w:lastRenderedPageBreak/>
-              <w:t>other documents acceptable to the Contracting Entity, confirming compliance with the requirement set out in this clause.</w:t>
+              <w:t>If the Contracting Entity has doubts about the correctness of the information provided by the Supplier, the Supplier who submitted the most economically advantageous Tender will have to submit the documents and/or explanations referred to in Article 51(12) of the LPP (one or more), or other documents acceptable to the Contracting Entity, confirming compliance with the requirement set out in this clause.</w:t>
             </w:r>
           </w:p>
         </w:tc>
@@ -30623,17 +30750,7 @@
                 <w:sz w:val="20"/>
                 <w:szCs w:val="20"/>
               </w:rPr>
-              <w:t xml:space="preserve">Jeigu prekių gamintojas ar jį kontroliuojantis asmuo yra nacionaliniam saugumui užtikrinti svarbi įmonė, </w:t>
-            </w:r>
-            <w:r>
-              <w:rPr>
-                <w:rFonts w:ascii="Arial" w:hAnsi="Arial" w:cs="Arial"/>
-                <w:iCs/>
-                <w:sz w:val="20"/>
-                <w:szCs w:val="20"/>
-              </w:rPr>
-              <w:lastRenderedPageBreak/>
-              <w:t>valstybės įmonė, savivaldybės įmonė, taip pat valstybės valdoma bendrovė ir jų dukterinės bendrovės, išvardintos Nacionaliniam saugumui užtikrinti svarbių objektų apsaugos įstatyme, šių subjektų atžvilgiu šis reikalavimas netaikomas.</w:t>
+              <w:t>Jeigu prekių gamintojas ar jį kontroliuojantis asmuo yra nacionaliniam saugumui užtikrinti svarbi įmonė, valstybės įmonė, savivaldybės įmonė, taip pat valstybės valdoma bendrovė ir jų dukterinės bendrovės, išvardintos Nacionaliniam saugumui užtikrinti svarbių objektų apsaugos įstatyme, šių subjektų atžvilgiu šis reikalavimas netaikomas.</w:t>
             </w:r>
           </w:p>
         </w:tc>
@@ -30659,7 +30776,6 @@
                 <w:szCs w:val="20"/>
                 <w:lang w:val="en-GB" w:eastAsia="lt-LT"/>
               </w:rPr>
-              <w:lastRenderedPageBreak/>
               <w:t>the manufacturer of the goods  or the person controlling it is not registered (if the manufacturer or the person controlling it is not a natural person, permanently residing or having nationality) in the countries or territories</w:t>
             </w:r>
             <w:r>
@@ -30717,18 +30833,7 @@
                 <w:szCs w:val="20"/>
                 <w:lang w:val="en-GB"/>
               </w:rPr>
-              <w:t xml:space="preserve">If the manufacturer of the goods or the person controlling it is an enterprise important for ensuring national security, a state </w:t>
-            </w:r>
-            <w:r>
-              <w:rPr>
-                <w:rFonts w:ascii="Arial" w:hAnsi="Arial" w:cs="Arial"/>
-                <w:iCs/>
-                <w:sz w:val="20"/>
-                <w:szCs w:val="20"/>
-                <w:lang w:val="en-GB"/>
-              </w:rPr>
-              <w:lastRenderedPageBreak/>
-              <w:t>enterprise, a municipal enterprise, as well as a state-owned company and their subsidiaries listed in the Law on the Protection of Objects Important for Ensuring National Security, this requirement does not apply to these entities.</w:t>
+              <w:t>If the manufacturer of the goods or the person controlling it is an enterprise important for ensuring national security, a state enterprise, a municipal enterprise, as well as a state-owned company and their subsidiaries listed in the Law on the Protection of Objects Important for Ensuring National Security, this requirement does not apply to these entities.</w:t>
             </w:r>
           </w:p>
         </w:tc>
@@ -30757,7 +30862,6 @@
                 <w:sz w:val="20"/>
                 <w:szCs w:val="20"/>
               </w:rPr>
-              <w:lastRenderedPageBreak/>
               <w:t>Su Pasiūlymu teikiama Nacionalinio saugumo reikalavimų atitikties deklaracija (</w:t>
             </w:r>
             <w:r>
@@ -30920,7 +31024,6 @@
                 <w:sz w:val="20"/>
                 <w:szCs w:val="20"/>
               </w:rPr>
-              <w:lastRenderedPageBreak/>
               <w:t xml:space="preserve">Jei </w:t>
             </w:r>
             <w:r>
@@ -31273,7 +31376,6 @@
                 <w:sz w:val="20"/>
                 <w:szCs w:val="20"/>
               </w:rPr>
-              <w:lastRenderedPageBreak/>
               <w:t xml:space="preserve">pažymą apie deklaruotą gyvenamąją vietą; </w:t>
             </w:r>
           </w:p>
@@ -31492,7 +31594,6 @@
                 <w:szCs w:val="20"/>
                 <w:lang w:val="en-US"/>
               </w:rPr>
-              <w:lastRenderedPageBreak/>
               <w:t>The Declaration of Compliance with National Security Requirements (</w:t>
             </w:r>
             <w:r>
@@ -31627,19 +31728,7 @@
                 <w:szCs w:val="20"/>
                 <w:lang w:val="en-US"/>
               </w:rPr>
-              <w:t xml:space="preserve">conomic entities </w:t>
-            </w:r>
-            <w:r>
-              <w:rPr>
-                <w:rFonts w:ascii="Arial" w:hAnsi="Arial" w:cs="Arial"/>
-                <w:bCs/>
-                <w:color w:val="000000"/>
-                <w:sz w:val="20"/>
-                <w:szCs w:val="20"/>
-                <w:lang w:val="en-US"/>
-              </w:rPr>
-              <w:lastRenderedPageBreak/>
-              <w:t>whose capacity</w:t>
+              <w:t>conomic entities whose capacity</w:t>
             </w:r>
             <w:r>
               <w:rPr>
@@ -31978,19 +32067,7 @@
                 <w:szCs w:val="20"/>
                 <w:lang w:val="en-US"/>
               </w:rPr>
-              <w:t xml:space="preserve"> the members of the Supplier </w:t>
-            </w:r>
-            <w:r>
-              <w:rPr>
-                <w:rFonts w:ascii="Arial" w:hAnsi="Arial" w:cs="Arial"/>
-                <w:bCs/>
-                <w:color w:val="000000"/>
-                <w:sz w:val="20"/>
-                <w:szCs w:val="20"/>
-                <w:lang w:val="en-US"/>
-              </w:rPr>
-              <w:lastRenderedPageBreak/>
-              <w:t xml:space="preserve">group, </w:t>
+              <w:t xml:space="preserve"> the members of the Supplier group, </w:t>
             </w:r>
             <w:r>
               <w:rPr>
@@ -32323,19 +32400,7 @@
                 <w:szCs w:val="20"/>
                 <w:lang w:val="en-US"/>
               </w:rPr>
-              <w:t xml:space="preserve">ntity has the right to accept other documents </w:t>
-            </w:r>
-            <w:r>
-              <w:rPr>
-                <w:rFonts w:ascii="Arial" w:hAnsi="Arial" w:cs="Arial"/>
-                <w:bCs/>
-                <w:color w:val="000000"/>
-                <w:sz w:val="20"/>
-                <w:szCs w:val="20"/>
-                <w:lang w:val="en-US"/>
-              </w:rPr>
-              <w:lastRenderedPageBreak/>
-              <w:t xml:space="preserve">acceptable to the </w:t>
+              <w:t xml:space="preserve">ntity has the right to accept other documents acceptable to the </w:t>
             </w:r>
             <w:r>
               <w:rPr>
@@ -32408,7 +32473,6 @@
                 <w:sz w:val="20"/>
                 <w:szCs w:val="20"/>
               </w:rPr>
-              <w:lastRenderedPageBreak/>
               <w:t>6.2.</w:t>
             </w:r>
           </w:p>
@@ -32736,17 +32800,7 @@
                 <w:sz w:val="20"/>
                 <w:szCs w:val="20"/>
               </w:rPr>
-              <w:t xml:space="preserve">kio subjektas, kurio pajėgumais remiamasi, ar kontroliuojantis asmuo yra fizinis asmuo – nuolat gyvenantis ar turintis pilietybę) VPĮ 92 straipsnio 14 dalyje </w:t>
-            </w:r>
-            <w:r>
-              <w:rPr>
-                <w:rFonts w:ascii="Arial" w:hAnsi="Arial" w:cs="Arial"/>
-                <w:iCs/>
-                <w:sz w:val="20"/>
-                <w:szCs w:val="20"/>
-              </w:rPr>
-              <w:lastRenderedPageBreak/>
-              <w:t>numatytame sąraše nurodytose valstybėse ar teritorijose.</w:t>
+              <w:t>kio subjektas, kurio pajėgumais remiamasi, ar kontroliuojantis asmuo yra fizinis asmuo – nuolat gyvenantis ar turintis pilietybę) VPĮ 92 straipsnio 14 dalyje numatytame sąraše nurodytose valstybėse ar teritorijose.</w:t>
             </w:r>
           </w:p>
           <w:p>
@@ -32847,7 +32901,6 @@
                 <w:szCs w:val="20"/>
                 <w:lang w:val="en-GB"/>
               </w:rPr>
-              <w:lastRenderedPageBreak/>
               <w:t>The Supplier, its Sub-suppliers</w:t>
             </w:r>
             <w:r>
@@ -32906,17 +32959,7 @@
                 <w:szCs w:val="20"/>
                 <w:lang w:val="en-GB"/>
               </w:rPr>
-              <w:t xml:space="preserve"> or Economic entity whose capacity is relied on, or the persons controlling them is a natural person – is not permanent resident or citizen of) the countries or </w:t>
-            </w:r>
-            <w:r>
-              <w:rPr>
-                <w:rFonts w:ascii="Arial" w:hAnsi="Arial" w:cs="Arial"/>
-                <w:sz w:val="20"/>
-                <w:szCs w:val="20"/>
-                <w:lang w:val="en-GB"/>
-              </w:rPr>
-              <w:lastRenderedPageBreak/>
-              <w:t>territories listed in Article 92 (14) of the LPP.</w:t>
+              <w:t xml:space="preserve"> or Economic entity whose capacity is relied on, or the persons controlling them is a natural person – is not permanent resident or citizen of) the countries or territories listed in Article 92 (14) of the LPP.</w:t>
             </w:r>
           </w:p>
           <w:p>
@@ -33622,17 +33665,7 @@
                 <w:sz w:val="20"/>
                 <w:szCs w:val="20"/>
               </w:rPr>
-              <w:t xml:space="preserve">Tiekėjas (arba bent vienas iš Tiekėjų grupės narių) yra </w:t>
-            </w:r>
-            <w:r>
-              <w:rPr>
-                <w:rFonts w:ascii="Arial" w:hAnsi="Arial" w:cs="Arial"/>
-                <w:iCs/>
-                <w:sz w:val="20"/>
-                <w:szCs w:val="20"/>
-              </w:rPr>
-              <w:lastRenderedPageBreak/>
-              <w:t xml:space="preserve">juridinis asmuo, subjektas ar įstaiga, kurio nuosavybės teisės tiesiogiai ar netiesiogiai daugiau kaip 50 % priklauso SPS </w:t>
+              <w:t xml:space="preserve">Tiekėjas (arba bent vienas iš Tiekėjų grupės narių) yra juridinis asmuo, subjektas ar įstaiga, kurio nuosavybės teisės tiesiogiai ar netiesiogiai daugiau kaip 50 % priklauso SPS </w:t>
             </w:r>
             <w:r>
               <w:rPr>
@@ -33709,21 +33742,7 @@
                 <w:szCs w:val="20"/>
                 <w:lang w:val="en-US"/>
               </w:rPr>
-              <w:lastRenderedPageBreak/>
-              <w:t xml:space="preserve">The Supplier (or at least one of the companies which are members of </w:t>
-            </w:r>
-            <w:r>
-              <w:rPr>
-                <w:rFonts w:ascii="Arial" w:hAnsi="Arial" w:cs="Arial"/>
-                <w:bCs/>
-                <w:iCs/>
-                <w:color w:val="000000"/>
-                <w:sz w:val="20"/>
-                <w:szCs w:val="20"/>
-                <w:lang w:val="en-US"/>
-              </w:rPr>
-              <w:lastRenderedPageBreak/>
-              <w:t>the group of Suppliers) is a legal person, entity or body whose proprietary rights are directly or indirectly owned for more than 50 % by an entity referred to in point (</w:t>
+              <w:t>The Supplier (or at least one of the companies which are members of the group of Suppliers) is a legal person, entity or body whose proprietary rights are directly or indirectly owned for more than 50 % by an entity referred to in point (</w:t>
             </w:r>
             <w:r>
               <w:rPr>
@@ -35111,17 +35130,7 @@
                 <w:sz w:val="20"/>
                 <w:szCs w:val="20"/>
               </w:rPr>
-              <w:t xml:space="preserve">Reikalavimas netaikomas ekonomiškai naudingiausią pasiūlymą pateikusiems tiekėjams, kurie yra Lietuvos Respublikos valstybės ar savivaldybės institucijos, įstaigos ar bendrovė, kurių </w:t>
-            </w:r>
-            <w:r>
-              <w:rPr>
-                <w:rFonts w:ascii="Arial" w:hAnsi="Arial" w:cs="Arial"/>
-                <w:iCs/>
-                <w:sz w:val="20"/>
-                <w:szCs w:val="20"/>
-              </w:rPr>
-              <w:lastRenderedPageBreak/>
-              <w:t>kontrolinis akcijų paketas priklauso valstybei ar savivaldybei ar jų dukterinė bendrovė, taip pat jei ekonomiškai naudingiausią pasiūlymą pateikęs tiekėjas yra UAB „EPSO-G“ įmonių grupės bendrovė.</w:t>
+              <w:t>Reikalavimas netaikomas ekonomiškai naudingiausią pasiūlymą pateikusiems tiekėjams, kurie yra Lietuvos Respublikos valstybės ar savivaldybės institucijos, įstaigos ar bendrovė, kurių kontrolinis akcijų paketas priklauso valstybei ar savivaldybei ar jų dukterinė bendrovė, taip pat jei ekonomiškai naudingiausią pasiūlymą pateikęs tiekėjas yra UAB „EPSO-G“ įmonių grupės bendrovė.</w:t>
             </w:r>
           </w:p>
         </w:tc>
@@ -35153,7 +35162,6 @@
                 <w:szCs w:val="20"/>
                 <w:lang w:val="en-GB"/>
               </w:rPr>
-              <w:lastRenderedPageBreak/>
               <w:t>The Supplier / members of a group of suppliers that has submitted the most economically advantageous tender must complete the Business Partner Due Diligence Questionnaire and ensure that the contracting party – the business partner – does not pose risks to the Contracting Entity.</w:t>
             </w:r>
             <w:r>
@@ -35209,20 +35217,7 @@
                 <w:szCs w:val="20"/>
                 <w:lang w:val="en-GB"/>
               </w:rPr>
-              <w:t xml:space="preserve">This requirement does not apply to suppliers that have submitted the most economically advantageous tender if they are state or municipal institutions or bodies of the </w:t>
-            </w:r>
-            <w:r>
-              <w:rPr>
-                <w:rFonts w:ascii="Arial" w:hAnsi="Arial" w:cs="Arial"/>
-                <w:bCs/>
-                <w:iCs/>
-                <w:color w:val="000000"/>
-                <w:sz w:val="20"/>
-                <w:szCs w:val="20"/>
-                <w:lang w:val="en-GB"/>
-              </w:rPr>
-              <w:lastRenderedPageBreak/>
-              <w:t>Republic of Lithuania, or company in which the state or a municipality holds a controlling shareholding, or their subsidiary, as well as if the supplier that submitted the most economically advantageous tender is a company belonging to the UAB “EPSO-G” group.</w:t>
+              <w:t>This requirement does not apply to suppliers that have submitted the most economically advantageous tender if they are state or municipal institutions or bodies of the Republic of Lithuania, or company in which the state or a municipality holds a controlling shareholding, or their subsidiary, as well as if the supplier that submitted the most economically advantageous tender is a company belonging to the UAB “EPSO-G” group.</w:t>
             </w:r>
           </w:p>
         </w:tc>
@@ -35245,10 +35240,9 @@
                 <w:sz w:val="20"/>
                 <w:szCs w:val="20"/>
               </w:rPr>
-              <w:lastRenderedPageBreak/>
               <w:t xml:space="preserve">Ekonomiškai naudingiausią pasiūlymą pateikusiam Tiekėjui/Tiekėjų grupės nariams Perkantysis subjektas pateiks prašymą per Perkančiojo subjekto nustatytą terminą, kuris negali būti trumpesnis kaip 3 darbo dienos, užpildyti Veiklos partnerių patikros privalomai pildomą klausimyną, kuris bus atsiunčiamas Tiekėjo Pasiūlyme nurodytu elektroninio pašto adresu. Su klausimynu galima susipažinti nuorodoje: </w:t>
             </w:r>
-            <w:hyperlink r:id="rId24" w:history="1">
+            <w:hyperlink r:id="rId23" w:history="1">
               <w:r>
                 <w:rPr>
                   <w:rStyle w:val="Hyperlink"/>
@@ -35421,7 +35415,6 @@
                 <w:sz w:val="20"/>
                 <w:szCs w:val="20"/>
               </w:rPr>
-              <w:lastRenderedPageBreak/>
               <w:t xml:space="preserve"> sudaryti veiksmų vykdymo planą siekiant išvengti ar  mažinti nustatytas rizikas.</w:t>
             </w:r>
           </w:p>
@@ -35461,10 +35454,9 @@
                 <w:szCs w:val="20"/>
                 <w:lang w:val="en-GB"/>
               </w:rPr>
-              <w:lastRenderedPageBreak/>
               <w:t xml:space="preserve">After the Supplier / members of a group of suppliers have submitted the most economically advantageous tender, the Contracting Entity shall submit a request requiring them, within a time limit set by the Contracting Entity that may not be shorter than 3 working days, to complete the mandatory Business Partner Due Diligence Questionnaire, which will be sent at e-mail indicated by the Supplier in the Tender. The questionnaire can be reviewed at the following link: </w:t>
             </w:r>
-            <w:hyperlink r:id="rId25" w:history="1">
+            <w:hyperlink r:id="rId24" w:history="1">
               <w:r>
                 <w:rPr>
                   <w:rStyle w:val="Hyperlink"/>
@@ -35623,7 +35615,6 @@
                 <w:szCs w:val="20"/>
                 <w:lang w:val="en-GB"/>
               </w:rPr>
-              <w:lastRenderedPageBreak/>
               <w:t>request additional documents that would eliminate and/or reduce doubts regarding the risk;</w:t>
             </w:r>
           </w:p>
@@ -37013,16 +37004,7 @@
                 <w:sz w:val="20"/>
                 <w:szCs w:val="20"/>
               </w:rPr>
-              <w:t xml:space="preserve"> turi būti pridėtas galiojantis </w:t>
-            </w:r>
-            <w:r>
-              <w:rPr>
-                <w:rFonts w:ascii="Arial" w:hAnsi="Arial" w:cs="Arial"/>
-                <w:sz w:val="20"/>
-                <w:szCs w:val="20"/>
-              </w:rPr>
-              <w:lastRenderedPageBreak/>
-              <w:t xml:space="preserve">rašytinis įgaliojimas arba kitas dokumentas, suteikiantis teisę pasirašyti </w:t>
+              <w:t xml:space="preserve"> turi būti pridėtas galiojantis rašytinis įgaliojimas arba kitas dokumentas, suteikiantis teisę pasirašyti </w:t>
             </w:r>
             <w:bookmarkEnd w:id="35"/>
             <w:r>
@@ -37073,7 +37055,6 @@
                 <w:szCs w:val="20"/>
                 <w:lang w:val="en-US"/>
               </w:rPr>
-              <w:lastRenderedPageBreak/>
               <w:t xml:space="preserve">If the </w:t>
             </w:r>
             <w:r>
@@ -37128,17 +37109,7 @@
                 <w:szCs w:val="20"/>
                 <w:lang w:val="en-US"/>
               </w:rPr>
-              <w:t xml:space="preserve">person, a valid written power of attorney or other </w:t>
-            </w:r>
-            <w:r>
-              <w:rPr>
-                <w:rFonts w:ascii="Arial" w:hAnsi="Arial" w:cs="Arial"/>
-                <w:sz w:val="20"/>
-                <w:szCs w:val="20"/>
-                <w:lang w:val="en-US"/>
-              </w:rPr>
-              <w:lastRenderedPageBreak/>
-              <w:t xml:space="preserve">document authorizing the signing of the </w:t>
+              <w:t xml:space="preserve">person, a valid written power of attorney or other document authorizing the signing of the </w:t>
             </w:r>
             <w:r>
               <w:rPr>
@@ -38382,7 +38353,6 @@
                 <w:sz w:val="20"/>
                 <w:szCs w:val="20"/>
               </w:rPr>
-              <w:lastRenderedPageBreak/>
               <w:t>9</w:t>
             </w:r>
             <w:r>
@@ -38609,7 +38579,7 @@
                 <w:sz w:val="20"/>
                 <w:szCs w:val="20"/>
               </w:rPr>
-              <w:t>/ĮMONĖS PAVADINIMAS/</w:t>
+              <w:t>ĮMONĖS PAVADINIMAS</w:t>
             </w:r>
             <w:r>
               <w:rPr>
@@ -38861,7 +38831,7 @@
                 <w:szCs w:val="20"/>
                 <w:lang w:val="en-GB"/>
               </w:rPr>
-              <w:t>/ĮMONĖS PAVADINIMAS/</w:t>
+              <w:t>ĮMONĖS PAVADINIMAS</w:t>
             </w:r>
             <w:r>
               <w:rPr>
@@ -39560,7 +39530,6 @@
                 <w:szCs w:val="20"/>
                 <w:lang w:val="en-GB"/>
               </w:rPr>
-              <w:lastRenderedPageBreak/>
               <w:t xml:space="preserve">Absence of exclusion grounds and/or </w:t>
             </w:r>
             <w:r>
@@ -39639,7 +39608,6 @@
                 <w:sz w:val="20"/>
                 <w:szCs w:val="20"/>
               </w:rPr>
-              <w:lastRenderedPageBreak/>
               <w:t>9</w:t>
             </w:r>
             <w:r>
@@ -40776,19 +40744,130 @@
                 <w:sz w:val="20"/>
                 <w:szCs w:val="20"/>
               </w:rPr>
-              <w:t xml:space="preserve">, projektuotojo civilinės atsakomybės privalomojo draudimo liudijimo (poliso) kopijos, nepaaiškins pateikto </w:t>
-            </w:r>
-            <w:r>
-              <w:rPr>
-                <w:rFonts w:ascii="Arial" w:hAnsi="Arial" w:cs="Arial"/>
-                <w:i/>
-                <w:iCs/>
+              <w:t>, projektuotojo civilinės atsakomybės privalomojo draudimo liudijimo (poliso) kopijos, nepaaiškins pateikto Pasiūlymo</w:t>
+            </w:r>
+            <w:r>
+              <w:rPr>
+                <w:rFonts w:ascii="Arial" w:hAnsi="Arial" w:cs="Arial"/>
                 <w:color w:val="FF0000"/>
                 <w:sz w:val="20"/>
                 <w:szCs w:val="20"/>
               </w:rPr>
-              <w:lastRenderedPageBreak/>
-              <w:t>Pasiūlymo</w:t>
+              <w:t xml:space="preserve"> </w:t>
+            </w:r>
+            <w:r>
+              <w:rPr>
+                <w:rFonts w:ascii="Arial" w:hAnsi="Arial" w:cs="Arial"/>
+                <w:sz w:val="20"/>
+                <w:szCs w:val="20"/>
+              </w:rPr>
+              <w:t xml:space="preserve">arba Tiekėjas, kuris bus kviečiamas sudaryti Sutartį, atsisakys ją sudaryti, jis, Perkančiajam subjektui pareikalavus, turės sumokėti Perkančiajam subjektui 10 proc. Tiekėjo </w:t>
+            </w:r>
+            <w:r>
+              <w:rPr>
+                <w:rFonts w:ascii="Arial" w:hAnsi="Arial" w:cs="Arial"/>
+                <w:sz w:val="20"/>
+                <w:szCs w:val="20"/>
+              </w:rPr>
+              <w:t>P</w:t>
+            </w:r>
+            <w:r>
+              <w:rPr>
+                <w:rFonts w:ascii="Arial" w:hAnsi="Arial" w:cs="Arial"/>
+                <w:sz w:val="20"/>
+                <w:szCs w:val="20"/>
+              </w:rPr>
+              <w:t xml:space="preserve">asiūlymo kainos Eur be PVM dydžio baudą ir padengti Perkančiojo subjekto patirtus tiesioginius nuostolius, kiek jų nepadengia aukščiau nurodyta bauda. Tiesioginiais nuostoliais bus laikomas kainos skirtumas tarp Sutartį atsisakiusio pasirašyti Tiekėjo </w:t>
+            </w:r>
+            <w:r>
+              <w:rPr>
+                <w:rFonts w:ascii="Arial" w:hAnsi="Arial" w:cs="Arial"/>
+                <w:sz w:val="20"/>
+                <w:szCs w:val="20"/>
+              </w:rPr>
+              <w:t>P</w:t>
+            </w:r>
+            <w:r>
+              <w:rPr>
+                <w:rFonts w:ascii="Arial" w:hAnsi="Arial" w:cs="Arial"/>
+                <w:sz w:val="20"/>
+                <w:szCs w:val="20"/>
+              </w:rPr>
+              <w:t xml:space="preserve">asiūlymo kainos Eur be PVM ir kito Tiekėjo, pasiūlymų eilėje esančio po atsisakiusio sudaryti Sutartį Tiekėjo, </w:t>
+            </w:r>
+            <w:r>
+              <w:rPr>
+                <w:rFonts w:ascii="Arial" w:hAnsi="Arial" w:cs="Arial"/>
+                <w:sz w:val="20"/>
+                <w:szCs w:val="20"/>
+              </w:rPr>
+              <w:t>P</w:t>
+            </w:r>
+            <w:r>
+              <w:rPr>
+                <w:rFonts w:ascii="Arial" w:hAnsi="Arial" w:cs="Arial"/>
+                <w:sz w:val="20"/>
+                <w:szCs w:val="20"/>
+              </w:rPr>
+              <w:t xml:space="preserve">asiūlymo kainos Eur be PVM (jeigu atsisakiusio pasirašyti Sutartį Tiekėjo </w:t>
+            </w:r>
+            <w:r>
+              <w:rPr>
+                <w:rFonts w:ascii="Arial" w:hAnsi="Arial" w:cs="Arial"/>
+                <w:sz w:val="20"/>
+                <w:szCs w:val="20"/>
+              </w:rPr>
+              <w:t>P</w:t>
+            </w:r>
+            <w:r>
+              <w:rPr>
+                <w:rFonts w:ascii="Arial" w:hAnsi="Arial" w:cs="Arial"/>
+                <w:sz w:val="20"/>
+                <w:szCs w:val="20"/>
+              </w:rPr>
+              <w:t>asiūlymo kaina Eur be PVM bus mažesnė nei kito Tiekėjo, pasiūlymų eilėje esančio po atsisakiusio sudaryti Sutartį Tiekėjo).</w:t>
+            </w:r>
+          </w:p>
+        </w:tc>
+        <w:tc>
+          <w:tcPr>
+            <w:tcW w:w="6488" w:type="dxa"/>
+          </w:tcPr>
+          <w:p>
+            <w:pPr>
+              <w:jc w:val="both"/>
+              <w:rPr>
+                <w:rFonts w:ascii="Arial" w:hAnsi="Arial" w:cs="Arial"/>
+                <w:sz w:val="20"/>
+                <w:szCs w:val="20"/>
+              </w:rPr>
+            </w:pPr>
+            <w:r>
+              <w:rPr>
+                <w:rFonts w:ascii="Arial" w:hAnsi="Arial" w:cs="Arial"/>
+                <w:sz w:val="20"/>
+                <w:szCs w:val="20"/>
+                <w:lang w:val="en-GB"/>
+              </w:rPr>
+              <w:t xml:space="preserve">If the Supplier, whose </w:t>
+            </w:r>
+            <w:r>
+              <w:rPr>
+                <w:rFonts w:ascii="Arial" w:hAnsi="Arial" w:cs="Arial"/>
+                <w:sz w:val="20"/>
+                <w:szCs w:val="20"/>
+                <w:lang w:val="en-GB"/>
+              </w:rPr>
+              <w:t>T</w:t>
+            </w:r>
+            <w:r>
+              <w:rPr>
+                <w:rFonts w:ascii="Arial" w:hAnsi="Arial" w:cs="Arial"/>
+                <w:sz w:val="20"/>
+                <w:szCs w:val="20"/>
+                <w:lang w:val="en-GB"/>
+              </w:rPr>
+              <w:t xml:space="preserve">ender can be potentially recognized as the winner according to the evaluation results, does not submit </w:t>
             </w:r>
             <w:r>
               <w:rPr>
@@ -40796,123 +40875,9 @@
                 <w:color w:val="FF0000"/>
                 <w:sz w:val="20"/>
                 <w:szCs w:val="20"/>
-              </w:rPr>
-              <w:t xml:space="preserve"> </w:t>
-            </w:r>
-            <w:r>
-              <w:rPr>
-                <w:rFonts w:ascii="Arial" w:hAnsi="Arial" w:cs="Arial"/>
-                <w:sz w:val="20"/>
-                <w:szCs w:val="20"/>
-              </w:rPr>
-              <w:t xml:space="preserve">arba Tiekėjas, kuris bus kviečiamas sudaryti Sutartį, atsisakys ją sudaryti, jis, Perkančiajam subjektui pareikalavus, turės sumokėti Perkančiajam subjektui 10 proc. Tiekėjo </w:t>
-            </w:r>
-            <w:r>
-              <w:rPr>
-                <w:rFonts w:ascii="Arial" w:hAnsi="Arial" w:cs="Arial"/>
-                <w:sz w:val="20"/>
-                <w:szCs w:val="20"/>
-              </w:rPr>
-              <w:t>P</w:t>
-            </w:r>
-            <w:r>
-              <w:rPr>
-                <w:rFonts w:ascii="Arial" w:hAnsi="Arial" w:cs="Arial"/>
-                <w:sz w:val="20"/>
-                <w:szCs w:val="20"/>
-              </w:rPr>
-              <w:t xml:space="preserve">asiūlymo kainos Eur be PVM dydžio baudą ir padengti Perkančiojo subjekto patirtus tiesioginius nuostolius, kiek jų nepadengia aukščiau nurodyta bauda. Tiesioginiais nuostoliais bus laikomas kainos skirtumas tarp Sutartį atsisakiusio pasirašyti Tiekėjo </w:t>
-            </w:r>
-            <w:r>
-              <w:rPr>
-                <w:rFonts w:ascii="Arial" w:hAnsi="Arial" w:cs="Arial"/>
-                <w:sz w:val="20"/>
-                <w:szCs w:val="20"/>
-              </w:rPr>
-              <w:t>P</w:t>
-            </w:r>
-            <w:r>
-              <w:rPr>
-                <w:rFonts w:ascii="Arial" w:hAnsi="Arial" w:cs="Arial"/>
-                <w:sz w:val="20"/>
-                <w:szCs w:val="20"/>
-              </w:rPr>
-              <w:t xml:space="preserve">asiūlymo kainos Eur be PVM ir kito Tiekėjo, pasiūlymų eilėje esančio po atsisakiusio sudaryti Sutartį Tiekėjo, </w:t>
-            </w:r>
-            <w:r>
-              <w:rPr>
-                <w:rFonts w:ascii="Arial" w:hAnsi="Arial" w:cs="Arial"/>
-                <w:sz w:val="20"/>
-                <w:szCs w:val="20"/>
-              </w:rPr>
-              <w:t>P</w:t>
-            </w:r>
-            <w:r>
-              <w:rPr>
-                <w:rFonts w:ascii="Arial" w:hAnsi="Arial" w:cs="Arial"/>
-                <w:sz w:val="20"/>
-                <w:szCs w:val="20"/>
-              </w:rPr>
-              <w:t xml:space="preserve">asiūlymo kainos Eur be PVM (jeigu atsisakiusio pasirašyti Sutartį Tiekėjo </w:t>
-            </w:r>
-            <w:r>
-              <w:rPr>
-                <w:rFonts w:ascii="Arial" w:hAnsi="Arial" w:cs="Arial"/>
-                <w:sz w:val="20"/>
-                <w:szCs w:val="20"/>
-              </w:rPr>
-              <w:t>P</w:t>
-            </w:r>
-            <w:r>
-              <w:rPr>
-                <w:rFonts w:ascii="Arial" w:hAnsi="Arial" w:cs="Arial"/>
-                <w:sz w:val="20"/>
-                <w:szCs w:val="20"/>
-              </w:rPr>
-              <w:t>asiūlymo kaina Eur be PVM bus mažesnė nei kito Tiekėjo, pasiūlymų eilėje esančio po atsisakiusio sudaryti Sutartį Tiekėjo).</w:t>
-            </w:r>
-          </w:p>
-        </w:tc>
-        <w:tc>
-          <w:tcPr>
-            <w:tcW w:w="6488" w:type="dxa"/>
-          </w:tcPr>
-          <w:p>
-            <w:pPr>
-              <w:jc w:val="both"/>
-              <w:rPr>
-                <w:rFonts w:ascii="Arial" w:hAnsi="Arial" w:cs="Arial"/>
-                <w:sz w:val="20"/>
-                <w:szCs w:val="20"/>
-              </w:rPr>
-            </w:pPr>
-            <w:r>
-              <w:rPr>
-                <w:rFonts w:ascii="Arial" w:hAnsi="Arial" w:cs="Arial"/>
-                <w:sz w:val="20"/>
-                <w:szCs w:val="20"/>
-                <w:lang w:val="en-GB"/>
-              </w:rPr>
-              <w:lastRenderedPageBreak/>
-              <w:t xml:space="preserve">If the Supplier, whose </w:t>
-            </w:r>
-            <w:r>
-              <w:rPr>
-                <w:rFonts w:ascii="Arial" w:hAnsi="Arial" w:cs="Arial"/>
-                <w:sz w:val="20"/>
-                <w:szCs w:val="20"/>
-                <w:lang w:val="en-GB"/>
-              </w:rPr>
-              <w:t>T</w:t>
-            </w:r>
-            <w:r>
-              <w:rPr>
-                <w:rFonts w:ascii="Arial" w:hAnsi="Arial" w:cs="Arial"/>
-                <w:sz w:val="20"/>
-                <w:szCs w:val="20"/>
-                <w:lang w:val="en-GB"/>
-              </w:rPr>
-              <w:t xml:space="preserve">ender can be potentially recognized as the winner according to the evaluation results, does not submit </w:t>
+                <w:lang w:val="en-GB"/>
+              </w:rPr>
+              <w:t>the documents substantiating the</w:t>
             </w:r>
             <w:r>
               <w:rPr>
@@ -40922,7 +40887,7 @@
                 <w:szCs w:val="20"/>
                 <w:lang w:val="en-GB"/>
               </w:rPr>
-              <w:t>the documents substantiating the</w:t>
+              <w:t xml:space="preserve"> absence of exclusion grounds and/or </w:t>
             </w:r>
             <w:r>
               <w:rPr>
@@ -40932,7 +40897,7 @@
                 <w:szCs w:val="20"/>
                 <w:lang w:val="en-GB"/>
               </w:rPr>
-              <w:t xml:space="preserve"> absence of exclusion grounds and/or </w:t>
+              <w:t xml:space="preserve"> qualification, </w:t>
             </w:r>
             <w:r>
               <w:rPr>
@@ -40942,7 +40907,7 @@
                 <w:szCs w:val="20"/>
                 <w:lang w:val="en-GB"/>
               </w:rPr>
-              <w:t xml:space="preserve"> qualification, </w:t>
+              <w:t xml:space="preserve">and/or other requirements, </w:t>
             </w:r>
             <w:r>
               <w:rPr>
@@ -40952,7 +40917,7 @@
                 <w:szCs w:val="20"/>
                 <w:lang w:val="en-GB"/>
               </w:rPr>
-              <w:t xml:space="preserve">and/or other requirements, </w:t>
+              <w:t>the original</w:t>
             </w:r>
             <w:r>
               <w:rPr>
@@ -40962,7 +40927,7 @@
                 <w:szCs w:val="20"/>
                 <w:lang w:val="en-GB"/>
               </w:rPr>
-              <w:t>the original</w:t>
+              <w:t xml:space="preserve"> of</w:t>
             </w:r>
             <w:r>
               <w:rPr>
@@ -40972,16 +40937,6 @@
                 <w:szCs w:val="20"/>
                 <w:lang w:val="en-GB"/>
               </w:rPr>
-              <w:t xml:space="preserve"> of</w:t>
-            </w:r>
-            <w:r>
-              <w:rPr>
-                <w:rFonts w:ascii="Arial" w:hAnsi="Arial" w:cs="Arial"/>
-                <w:color w:val="FF0000"/>
-                <w:sz w:val="20"/>
-                <w:szCs w:val="20"/>
-                <w:lang w:val="en-GB"/>
-              </w:rPr>
               <w:t xml:space="preserve"> Contract performance guarantee, a copy of the designer's compulsory civil liability insurance certificate (policy) and the list of managers, fails to provide the required explanations of the Tender</w:t>
             </w:r>
             <w:r>
@@ -40991,17 +40946,7 @@
                 <w:szCs w:val="20"/>
                 <w:lang w:val="en-GB"/>
               </w:rPr>
-              <w:t xml:space="preserve">, or the Supplier invited to conclude the Contract refuses to conclude the Contract, at a request </w:t>
-            </w:r>
-            <w:r>
-              <w:rPr>
-                <w:rFonts w:ascii="Arial" w:hAnsi="Arial" w:cs="Arial"/>
-                <w:sz w:val="20"/>
-                <w:szCs w:val="20"/>
-                <w:lang w:val="en-GB"/>
-              </w:rPr>
-              <w:lastRenderedPageBreak/>
-              <w:t xml:space="preserve">of the Contracting </w:t>
+              <w:t xml:space="preserve">, or the Supplier invited to conclude the Contract refuses to conclude the Contract, at a request of the Contracting </w:t>
             </w:r>
             <w:r>
               <w:rPr>
@@ -41151,7 +41096,6 @@
                 <w:sz w:val="20"/>
                 <w:szCs w:val="20"/>
               </w:rPr>
-              <w:lastRenderedPageBreak/>
               <w:t>10</w:t>
             </w:r>
             <w:r>
@@ -41841,17 +41785,7 @@
                 <w:sz w:val="20"/>
                 <w:szCs w:val="20"/>
               </w:rPr>
-              <w:t xml:space="preserve"> Tiekėjo, kiekvieno Tiekėjų grupės nario, kiekvieno Ūkio </w:t>
-            </w:r>
-            <w:r>
-              <w:rPr>
-                <w:rFonts w:ascii="Arial" w:hAnsi="Arial" w:cs="Arial"/>
-                <w:iCs/>
-                <w:sz w:val="20"/>
-                <w:szCs w:val="20"/>
-              </w:rPr>
-              <w:lastRenderedPageBreak/>
-              <w:t>subjekto, kurio pajėgumais remiamasi ir kiekvieno Subtiekėjo</w:t>
+              <w:t xml:space="preserve"> Tiekėjo, kiekvieno Tiekėjų grupės nario, kiekvieno Ūkio subjekto, kurio pajėgumais remiamasi ir kiekvieno Subtiekėjo</w:t>
             </w:r>
             <w:r>
               <w:rPr>
@@ -41942,7 +41876,6 @@
                 <w:szCs w:val="20"/>
                 <w:lang w:val="en-GB"/>
               </w:rPr>
-              <w:lastRenderedPageBreak/>
               <w:t xml:space="preserve">It is foreseen in the Procurement that the Contracting Entity will inform the Coordination Commission about the intended conclusion of the Contract. Accordingly, the Supplier who submitted the most economically advantageous tender and is identified as the potential winner shall, at the request of the Contracting Entity and within the deadline set by it (which cannot be shorter than 3 working days), submit the completed </w:t>
             </w:r>
             <w:r>
@@ -42016,18 +41949,7 @@
                 <w:szCs w:val="20"/>
                 <w:lang w:val="en-GB"/>
               </w:rPr>
-              <w:t xml:space="preserve">ty and/or Sub-Supplier </w:t>
-            </w:r>
-            <w:r>
-              <w:rPr>
-                <w:rFonts w:ascii="Arial" w:hAnsi="Arial" w:cs="Arial"/>
-                <w:iCs/>
-                <w:sz w:val="20"/>
-                <w:szCs w:val="20"/>
-                <w:lang w:val="en-GB"/>
-              </w:rPr>
-              <w:lastRenderedPageBreak/>
-              <w:t>Data form</w:t>
+              <w:t>ty and/or Sub-Supplier Data form</w:t>
             </w:r>
             <w:r>
               <w:rPr>
@@ -42081,7 +42003,6 @@
                 <w:sz w:val="20"/>
                 <w:szCs w:val="20"/>
               </w:rPr>
-              <w:lastRenderedPageBreak/>
               <w:t>11</w:t>
             </w:r>
             <w:r>
@@ -44067,7 +43988,6 @@
                 <w:sz w:val="20"/>
                 <w:szCs w:val="20"/>
               </w:rPr>
-              <w:lastRenderedPageBreak/>
               <w:t>1</w:t>
             </w:r>
             <w:r>
@@ -45718,6 +45638,7 @@
         </w:tabs>
         <w:spacing w:before="60" w:after="60"/>
         <w:ind w:right="22"/>
+        <w:jc w:val="both"/>
         <w:rPr>
           <w:rFonts w:ascii="Arial" w:hAnsi="Arial" w:cs="Arial"/>
           <w:i/>
@@ -45792,18 +45713,11 @@
         </w:rPr>
         <w:t xml:space="preserve"> </w:t>
       </w:r>
-      <w:r>
-        <w:rPr>
-          <w:rFonts w:ascii="Arial" w:hAnsi="Arial" w:cs="Arial"/>
-          <w:i/>
-          <w:iCs/>
-          <w:sz w:val="20"/>
-          <w:szCs w:val="20"/>
-        </w:rPr>
-        <w:t>/Pirkimo organizatorius/</w:t>
-      </w:r>
     </w:p>
     <w:sectPr>
+      <w:headerReference w:type="default" r:id="rId25"/>
+      <w:footerReference w:type="default" r:id="rId26"/>
+      <w:headerReference w:type="first" r:id="rId27"/>
       <w:pgSz w:w="16838" w:h="11906" w:orient="landscape"/>
       <w:pgMar w:top="1701" w:right="1701" w:bottom="567" w:left="1134" w:header="567" w:footer="567" w:gutter="0"/>
       <w:cols w:space="1296"/>
@@ -46066,18 +45980,7 @@
         <w:rPr>
           <w:color w:val="FF0000"/>
         </w:rPr>
-        <w:t>ČIA IR KITUR:</w:t>
-      </w:r>
-    </w:p>
-    <w:p>
-      <w:pPr>
-        <w:pStyle w:val="CommentText"/>
-      </w:pPr>
-      <w:r>
-        <w:rPr>
-          <w:color w:val="FF0000"/>
-        </w:rPr>
-        <w:t xml:space="preserve">Abejonių kyla ir dokumentų prašome visais atvejais, jei organizacijos nėra tikrinusi atitinkamo tiekėjo, subtiekėjo, ūkio subjekto, kurio pajėgumais remiamasi, ar gamintojo kilmės; arba tikrinusi, bet tuo metu gauti dokumentai yra išduoti anksčiau nei prieš 1 metus. </w:t>
+        <w:t>Abejonių kyla ir dokumentų prašome visais atvejais, jei atitinkamas tiekėjas, subtiekėjas, ūkio subjektas, kurio pajėgumais remiamasi, ar gamintojas yra užsienio šalyje registruotas subjektas. Iš Lietuvoje registruotų subjektų dokumentų standartiškai pagal šį reikalavimą neprašome.</w:t>
       </w:r>
     </w:p>
   </w:comment>
@@ -46445,6 +46348,85 @@
     </w:p>
   </w:endnote>
 </w:endnotes>
+</file>
+
+<file path=word/footer1.xml><?xml version="1.0" encoding="utf-8"?>
+<w:ftr xmlns:wpc="http://schemas.microsoft.com/office/word/2010/wordprocessingCanvas" xmlns:cx="http://schemas.microsoft.com/office/drawing/2014/chartex" xmlns:cx1="http://schemas.microsoft.com/office/drawing/2015/9/8/chartex" xmlns:cx2="http://schemas.microsoft.com/office/drawing/2015/10/21/chartex" xmlns:cx3="http://schemas.microsoft.com/office/drawing/2016/5/9/chartex" xmlns:cx4="http://schemas.microsoft.com/office/drawing/2016/5/10/chartex" xmlns:cx5="http://schemas.microsoft.com/office/drawing/2016/5/11/chartex" xmlns:cx6="http://schemas.microsoft.com/office/drawing/2016/5/12/chartex" xmlns:cx7="http://schemas.microsoft.com/office/drawing/2016/5/13/chartex" xmlns:cx8="http://schemas.microsoft.com/office/drawing/2016/5/14/chartex" xmlns:mc="http://schemas.openxmlformats.org/markup-compatibility/2006" xmlns:aink="http://schemas.microsoft.com/office/drawing/2016/ink" xmlns:am3d="http://schemas.microsoft.com/office/drawing/2017/model3d" xmlns:o="urn:schemas-microsoft-com:office:office" xmlns:oel="http://schemas.microsoft.com/office/2019/extlst" xmlns:r="http://schemas.openxmlformats.org/officeDocument/2006/relationships" xmlns:m="http://schemas.openxmlformats.org/officeDocument/2006/math" xmlns:v="urn:schemas-microsoft-com:vml" xmlns:wp14="http://schemas.microsoft.com/office/word/2010/wordprocessingDrawing" xmlns:wp="http://schemas.openxmlformats.org/drawingml/2006/wordprocessingDrawing" xmlns:w10="urn:schemas-microsoft-com:office:word" xmlns:w="http://schemas.openxmlformats.org/wordprocessingml/2006/main" xmlns:w14="http://schemas.microsoft.com/office/word/2010/wordml" xmlns:w15="http://schemas.microsoft.com/office/word/2012/wordml" xmlns:w16cex="http://schemas.microsoft.com/office/word/2018/wordml/cex" xmlns:w16cid="http://schemas.microsoft.com/office/word/2016/wordml/cid" xmlns:w16="http://schemas.microsoft.com/office/word/2018/wordml" xmlns:w16du="http://schemas.microsoft.com/office/word/2023/wordml/word16du" xmlns:w16sdtdh="http://schemas.microsoft.com/office/word/2020/wordml/sdtdatahash" xmlns:w16sdtfl="http://schemas.microsoft.com/office/word/2024/wordml/sdtformatlock" xmlns:w16se="http://schemas.microsoft.com/office/word/2015/wordml/symex" xmlns:wpg="http://schemas.microsoft.com/office/word/2010/wordprocessingGroup" xmlns:wpi="http://schemas.microsoft.com/office/word/2010/wordprocessingInk" xmlns:wne="http://schemas.microsoft.com/office/word/2006/wordml" xmlns:wps="http://schemas.microsoft.com/office/word/2010/wordprocessingShape" mc:Ignorable="w14 w15 w16se w16cid w16 w16cex w16sdtdh w16sdtfl w16du wp14">
+  <w:sdt>
+    <w:sdtPr>
+      <w:id w:val="-259444890"/>
+      <w:docPartObj>
+        <w:docPartGallery w:val="Page Numbers (Bottom of Page)"/>
+        <w:docPartUnique/>
+      </w:docPartObj>
+    </w:sdtPr>
+    <w:sdtEndPr>
+      <w:rPr>
+        <w:rFonts w:ascii="Trebuchet MS" w:hAnsi="Trebuchet MS"/>
+        <w:sz w:val="20"/>
+        <w:szCs w:val="20"/>
+      </w:rPr>
+    </w:sdtEndPr>
+    <w:sdtContent>
+      <w:p>
+        <w:pPr>
+          <w:pStyle w:val="Footer"/>
+          <w:jc w:val="center"/>
+          <w:rPr>
+            <w:rFonts w:ascii="Trebuchet MS" w:hAnsi="Trebuchet MS"/>
+            <w:sz w:val="20"/>
+            <w:szCs w:val="20"/>
+          </w:rPr>
+        </w:pPr>
+        <w:r>
+          <w:rPr>
+            <w:rFonts w:ascii="Trebuchet MS" w:hAnsi="Trebuchet MS"/>
+            <w:sz w:val="20"/>
+            <w:szCs w:val="20"/>
+          </w:rPr>
+          <w:fldChar w:fldCharType="begin"/>
+        </w:r>
+        <w:r>
+          <w:rPr>
+            <w:rFonts w:ascii="Trebuchet MS" w:hAnsi="Trebuchet MS"/>
+            <w:sz w:val="20"/>
+            <w:szCs w:val="20"/>
+          </w:rPr>
+          <w:instrText>PAGE   \* MERGEFORMAT</w:instrText>
+        </w:r>
+        <w:r>
+          <w:rPr>
+            <w:rFonts w:ascii="Trebuchet MS" w:hAnsi="Trebuchet MS"/>
+            <w:sz w:val="20"/>
+            <w:szCs w:val="20"/>
+          </w:rPr>
+          <w:fldChar w:fldCharType="separate"/>
+        </w:r>
+        <w:r>
+          <w:rPr>
+            <w:rFonts w:ascii="Trebuchet MS" w:hAnsi="Trebuchet MS"/>
+            <w:sz w:val="20"/>
+            <w:szCs w:val="20"/>
+          </w:rPr>
+          <w:t>2</w:t>
+        </w:r>
+        <w:r>
+          <w:rPr>
+            <w:rFonts w:ascii="Trebuchet MS" w:hAnsi="Trebuchet MS"/>
+            <w:sz w:val="20"/>
+            <w:szCs w:val="20"/>
+          </w:rPr>
+          <w:fldChar w:fldCharType="end"/>
+        </w:r>
+      </w:p>
+    </w:sdtContent>
+  </w:sdt>
+  <w:p>
+    <w:pPr>
+      <w:pStyle w:val="Footer"/>
+    </w:pPr>
+  </w:p>
+</w:ftr>
 </file>
 
 <file path=word/footnotes.xml><?xml version="1.0" encoding="utf-8"?>
@@ -47631,6 +47613,78 @@
     </w:p>
   </w:footnote>
 </w:footnotes>
+</file>
+
+<file path=word/header1.xml><?xml version="1.0" encoding="utf-8"?>
+<w:hdr xmlns:wpc="http://schemas.microsoft.com/office/word/2010/wordprocessingCanvas" xmlns:cx="http://schemas.microsoft.com/office/drawing/2014/chartex" xmlns:cx1="http://schemas.microsoft.com/office/drawing/2015/9/8/chartex" xmlns:cx2="http://schemas.microsoft.com/office/drawing/2015/10/21/chartex" xmlns:cx3="http://schemas.microsoft.com/office/drawing/2016/5/9/chartex" xmlns:cx4="http://schemas.microsoft.com/office/drawing/2016/5/10/chartex" xmlns:cx5="http://schemas.microsoft.com/office/drawing/2016/5/11/chartex" xmlns:cx6="http://schemas.microsoft.com/office/drawing/2016/5/12/chartex" xmlns:cx7="http://schemas.microsoft.com/office/drawing/2016/5/13/chartex" xmlns:cx8="http://schemas.microsoft.com/office/drawing/2016/5/14/chartex" xmlns:mc="http://schemas.openxmlformats.org/markup-compatibility/2006" xmlns:aink="http://schemas.microsoft.com/office/drawing/2016/ink" xmlns:am3d="http://schemas.microsoft.com/office/drawing/2017/model3d" xmlns:o="urn:schemas-microsoft-com:office:office" xmlns:oel="http://schemas.microsoft.com/office/2019/extlst" xmlns:r="http://schemas.openxmlformats.org/officeDocument/2006/relationships" xmlns:m="http://schemas.openxmlformats.org/officeDocument/2006/math" xmlns:v="urn:schemas-microsoft-com:vml" xmlns:wp14="http://schemas.microsoft.com/office/word/2010/wordprocessingDrawing" xmlns:wp="http://schemas.openxmlformats.org/drawingml/2006/wordprocessingDrawing" xmlns:w10="urn:schemas-microsoft-com:office:word" xmlns:w="http://schemas.openxmlformats.org/wordprocessingml/2006/main" xmlns:w14="http://schemas.microsoft.com/office/word/2010/wordml" xmlns:w15="http://schemas.microsoft.com/office/word/2012/wordml" xmlns:w16cex="http://schemas.microsoft.com/office/word/2018/wordml/cex" xmlns:w16cid="http://schemas.microsoft.com/office/word/2016/wordml/cid" xmlns:w16="http://schemas.microsoft.com/office/word/2018/wordml" xmlns:w16du="http://schemas.microsoft.com/office/word/2023/wordml/word16du" xmlns:w16sdtdh="http://schemas.microsoft.com/office/word/2020/wordml/sdtdatahash" xmlns:w16sdtfl="http://schemas.microsoft.com/office/word/2024/wordml/sdtformatlock" xmlns:w16se="http://schemas.microsoft.com/office/word/2015/wordml/symex" xmlns:wpg="http://schemas.microsoft.com/office/word/2010/wordprocessingGroup" xmlns:wpi="http://schemas.microsoft.com/office/word/2010/wordprocessingInk" xmlns:wne="http://schemas.microsoft.com/office/word/2006/wordml" xmlns:wps="http://schemas.microsoft.com/office/word/2010/wordprocessingShape" mc:Ignorable="w14 w15 w16se w16cid w16 w16cex w16sdtdh w16sdtfl w16du wp14">
+  <w:p>
+    <w:pPr>
+      <w:pStyle w:val="Header"/>
+    </w:pPr>
+  </w:p>
+  <w:p>
+    <w:pPr>
+      <w:pStyle w:val="Header"/>
+    </w:pPr>
+  </w:p>
+</w:hdr>
+</file>
+
+<file path=word/header2.xml><?xml version="1.0" encoding="utf-8"?>
+<w:hdr xmlns:wpc="http://schemas.microsoft.com/office/word/2010/wordprocessingCanvas" xmlns:cx="http://schemas.microsoft.com/office/drawing/2014/chartex" xmlns:cx1="http://schemas.microsoft.com/office/drawing/2015/9/8/chartex" xmlns:cx2="http://schemas.microsoft.com/office/drawing/2015/10/21/chartex" xmlns:cx3="http://schemas.microsoft.com/office/drawing/2016/5/9/chartex" xmlns:cx4="http://schemas.microsoft.com/office/drawing/2016/5/10/chartex" xmlns:cx5="http://schemas.microsoft.com/office/drawing/2016/5/11/chartex" xmlns:cx6="http://schemas.microsoft.com/office/drawing/2016/5/12/chartex" xmlns:cx7="http://schemas.microsoft.com/office/drawing/2016/5/13/chartex" xmlns:cx8="http://schemas.microsoft.com/office/drawing/2016/5/14/chartex" xmlns:mc="http://schemas.openxmlformats.org/markup-compatibility/2006" xmlns:aink="http://schemas.microsoft.com/office/drawing/2016/ink" xmlns:am3d="http://schemas.microsoft.com/office/drawing/2017/model3d" xmlns:o="urn:schemas-microsoft-com:office:office" xmlns:oel="http://schemas.microsoft.com/office/2019/extlst" xmlns:r="http://schemas.openxmlformats.org/officeDocument/2006/relationships" xmlns:m="http://schemas.openxmlformats.org/officeDocument/2006/math" xmlns:v="urn:schemas-microsoft-com:vml" xmlns:wp14="http://schemas.microsoft.com/office/word/2010/wordprocessingDrawing" xmlns:wp="http://schemas.openxmlformats.org/drawingml/2006/wordprocessingDrawing" xmlns:w10="urn:schemas-microsoft-com:office:word" xmlns:w="http://schemas.openxmlformats.org/wordprocessingml/2006/main" xmlns:w14="http://schemas.microsoft.com/office/word/2010/wordml" xmlns:w15="http://schemas.microsoft.com/office/word/2012/wordml" xmlns:w16cex="http://schemas.microsoft.com/office/word/2018/wordml/cex" xmlns:w16cid="http://schemas.microsoft.com/office/word/2016/wordml/cid" xmlns:w16="http://schemas.microsoft.com/office/word/2018/wordml" xmlns:w16du="http://schemas.microsoft.com/office/word/2023/wordml/word16du" xmlns:w16sdtdh="http://schemas.microsoft.com/office/word/2020/wordml/sdtdatahash" xmlns:w16sdtfl="http://schemas.microsoft.com/office/word/2024/wordml/sdtformatlock" xmlns:w16se="http://schemas.microsoft.com/office/word/2015/wordml/symex" xmlns:wpg="http://schemas.microsoft.com/office/word/2010/wordprocessingGroup" xmlns:wpi="http://schemas.microsoft.com/office/word/2010/wordprocessingInk" xmlns:wne="http://schemas.microsoft.com/office/word/2006/wordml" xmlns:wps="http://schemas.microsoft.com/office/word/2010/wordprocessingShape" mc:Ignorable="w14 w15 w16se w16cid w16 w16cex w16sdtdh w16sdtfl w16du wp14">
+  <w:p>
+    <w:pPr>
+      <w:pStyle w:val="Header"/>
+      <w:jc w:val="center"/>
+    </w:pPr>
+    <w:r>
+      <w:rPr>
+        <w:noProof/>
+      </w:rPr>
+      <w:drawing>
+        <wp:inline distT="0" distB="0" distL="0" distR="0" wp14:anchorId="5C521D7D" wp14:editId="55423447">
+          <wp:extent cx="1080000" cy="397639"/>
+          <wp:effectExtent l="0" t="0" r="0" b="0"/>
+          <wp:docPr id="964352042" name="Graphic 70"/>
+          <wp:cNvGraphicFramePr>
+            <a:graphicFrameLocks xmlns:a="http://schemas.openxmlformats.org/drawingml/2006/main" noChangeAspect="1"/>
+          </wp:cNvGraphicFramePr>
+          <a:graphic xmlns:a="http://schemas.openxmlformats.org/drawingml/2006/main">
+            <a:graphicData uri="http://schemas.openxmlformats.org/drawingml/2006/picture">
+              <pic:pic xmlns:pic="http://schemas.openxmlformats.org/drawingml/2006/picture">
+                <pic:nvPicPr>
+                  <pic:cNvPr id="964352042" name="Graphic 70"/>
+                  <pic:cNvPicPr/>
+                </pic:nvPicPr>
+                <pic:blipFill>
+                  <a:blip r:embed="rId1">
+                    <a:extLst>
+                      <a:ext uri="{96DAC541-7B7A-43D3-8B79-37D633B846F1}">
+                        <asvg:svgBlip xmlns:asvg="http://schemas.microsoft.com/office/drawing/2016/SVG/main" r:embed="rId2"/>
+                      </a:ext>
+                    </a:extLst>
+                  </a:blip>
+                  <a:stretch>
+                    <a:fillRect/>
+                  </a:stretch>
+                </pic:blipFill>
+                <pic:spPr>
+                  <a:xfrm>
+                    <a:off x="0" y="0"/>
+                    <a:ext cx="1080000" cy="397639"/>
+                  </a:xfrm>
+                  <a:prstGeom prst="rect">
+                    <a:avLst/>
+                  </a:prstGeom>
+                </pic:spPr>
+              </pic:pic>
+            </a:graphicData>
+          </a:graphic>
+        </wp:inline>
+      </w:drawing>
+    </w:r>
+  </w:p>
+</w:hdr>
 </file>
 
 <file path=word/numbering.xml><?xml version="1.0" encoding="utf-8"?>
@@ -50601,6 +50655,7 @@
   <w:style w:type="character" w:default="1" w:styleId="DefaultParagraphFont">
     <w:name w:val="Default Paragraph Font"/>
     <w:uiPriority w:val="1"/>
+    <w:semiHidden/>
     <w:unhideWhenUsed/>
   </w:style>
   <w:style w:type="table" w:default="1" w:styleId="TableNormal">
@@ -51226,7 +51281,7 @@
   </w:font>
   <w:font w:name="Courier New">
     <w:panose1 w:val="02070309020205020404"/>
-    <w:charset w:val="BA"/>
+    <w:charset w:val="00"/>
     <w:family w:val="modern"/>
     <w:pitch w:val="fixed"/>
     <w:sig w:usb0="E0002EFF" w:usb1="C0007843" w:usb2="00000009" w:usb3="00000000" w:csb0="000001FF" w:csb1="00000000"/>
@@ -51254,21 +51309,21 @@
   </w:font>
   <w:font w:name="Calibri Light">
     <w:panose1 w:val="020F0302020204030204"/>
-    <w:charset w:val="00"/>
+    <w:charset w:val="BA"/>
     <w:family w:val="swiss"/>
     <w:pitch w:val="variable"/>
     <w:sig w:usb0="E4002EFF" w:usb1="C200247B" w:usb2="00000009" w:usb3="00000000" w:csb0="000001FF" w:csb1="00000000"/>
   </w:font>
   <w:font w:name="Cambria Math">
     <w:panose1 w:val="02040503050406030204"/>
-    <w:charset w:val="BA"/>
+    <w:charset w:val="00"/>
     <w:family w:val="roman"/>
     <w:pitch w:val="variable"/>
     <w:sig w:usb0="E00006FF" w:usb1="420024FF" w:usb2="02000000" w:usb3="00000000" w:csb0="0000019F" w:csb1="00000000"/>
   </w:font>
   <w:font w:name="Trebuchet MS">
     <w:panose1 w:val="020B0603020202020204"/>
-    <w:charset w:val="BA"/>
+    <w:charset w:val="00"/>
     <w:family w:val="swiss"/>
     <w:pitch w:val="variable"/>
     <w:sig w:usb0="00000687" w:usb1="00000000" w:usb2="00000000" w:usb3="00000000" w:csb0="0000009F" w:csb1="00000000"/>
@@ -51306,30 +51361,34 @@
   <w:rsids>
     <w:rsidRoot w:val="004B2021"/>
     <w:rsid w:val="00023E3E"/>
-    <w:rsid w:val="00052587"/>
     <w:rsid w:val="000B3587"/>
     <w:rsid w:val="000D2EC6"/>
     <w:rsid w:val="00120D8D"/>
     <w:rsid w:val="00142563"/>
+    <w:rsid w:val="001729BF"/>
     <w:rsid w:val="00174999"/>
     <w:rsid w:val="00176582"/>
     <w:rsid w:val="001B11C2"/>
     <w:rsid w:val="002525B9"/>
     <w:rsid w:val="002568EF"/>
-    <w:rsid w:val="00265173"/>
     <w:rsid w:val="002777BC"/>
     <w:rsid w:val="002D0D0E"/>
+    <w:rsid w:val="00311A39"/>
     <w:rsid w:val="00325D6C"/>
+    <w:rsid w:val="00346C1F"/>
     <w:rsid w:val="003B4629"/>
     <w:rsid w:val="003C6157"/>
     <w:rsid w:val="003D13CF"/>
     <w:rsid w:val="003D770E"/>
+    <w:rsid w:val="00403424"/>
     <w:rsid w:val="004423DA"/>
     <w:rsid w:val="00452E1E"/>
+    <w:rsid w:val="00496D5D"/>
     <w:rsid w:val="004A3352"/>
     <w:rsid w:val="004B2021"/>
-    <w:rsid w:val="00530990"/>
     <w:rsid w:val="0053715C"/>
+    <w:rsid w:val="00537FC3"/>
+    <w:rsid w:val="00540E3E"/>
     <w:rsid w:val="0057676C"/>
     <w:rsid w:val="0059624F"/>
     <w:rsid w:val="005F4866"/>
@@ -51341,29 +51400,36 @@
     <w:rsid w:val="008409E1"/>
     <w:rsid w:val="008845D8"/>
     <w:rsid w:val="0089248E"/>
+    <w:rsid w:val="008B665F"/>
+    <w:rsid w:val="00961AAD"/>
     <w:rsid w:val="00970AF7"/>
     <w:rsid w:val="009B7720"/>
     <w:rsid w:val="009E6098"/>
+    <w:rsid w:val="00A17E9D"/>
     <w:rsid w:val="00A54C20"/>
     <w:rsid w:val="00A82A7D"/>
     <w:rsid w:val="00AA5FDF"/>
     <w:rsid w:val="00AF4889"/>
+    <w:rsid w:val="00B1233D"/>
     <w:rsid w:val="00BE1EE5"/>
     <w:rsid w:val="00C113CF"/>
     <w:rsid w:val="00C22A58"/>
     <w:rsid w:val="00C41AF9"/>
     <w:rsid w:val="00CC0FDC"/>
+    <w:rsid w:val="00CD6053"/>
     <w:rsid w:val="00D44DA1"/>
     <w:rsid w:val="00D52AEA"/>
     <w:rsid w:val="00D5711E"/>
     <w:rsid w:val="00D91943"/>
     <w:rsid w:val="00DC1DD7"/>
     <w:rsid w:val="00DC7382"/>
-    <w:rsid w:val="00E241E0"/>
+    <w:rsid w:val="00E41482"/>
+    <w:rsid w:val="00E464CA"/>
     <w:rsid w:val="00E85E2A"/>
     <w:rsid w:val="00EA579F"/>
     <w:rsid w:val="00EF6100"/>
     <w:rsid w:val="00F2724D"/>
+    <w:rsid w:val="00F27788"/>
     <w:rsid w:val="00FD382D"/>
   </w:rsids>
   <m:mathPr>
@@ -51835,19 +51901,6 @@
       <w:lang w:eastAsia="en-US"/>
     </w:rPr>
   </w:style>
-  <w:style w:type="paragraph" w:customStyle="1" w:styleId="9B1B602B292F4CD683CAC201D11852F3">
-    <w:name w:val="9B1B602B292F4CD683CAC201D11852F3"/>
-    <w:rsid w:val="009E6098"/>
-    <w:pPr>
-      <w:spacing w:line="278" w:lineRule="auto"/>
-    </w:pPr>
-    <w:rPr>
-      <w:kern w:val="2"/>
-      <w:sz w:val="24"/>
-      <w:szCs w:val="24"/>
-      <w14:ligatures w14:val="standardContextual"/>
-    </w:rPr>
-  </w:style>
 </w:styles>
 </file>
 
@@ -52153,18 +52206,6 @@
 </a:theme>
 </file>
 
-<file path=customXml/item1.xml><?xml version="1.0" encoding="utf-8"?>
-<b:Sources xmlns:b="http://schemas.openxmlformats.org/officeDocument/2006/bibliography" xmlns="http://schemas.openxmlformats.org/officeDocument/2006/bibliography" SelectedStyle="\APASixthEditionOfficeOnline.xsl" StyleName="APA" Version="6"/>
-</file>
-
-<file path=customXml/itemProps1.xml><?xml version="1.0" encoding="utf-8"?>
-<ds:datastoreItem xmlns:ds="http://schemas.openxmlformats.org/officeDocument/2006/customXml" ds:itemID="{67E5E9FF-871A-435D-9E3B-67A07D93E557}">
-  <ds:schemaRefs>
-    <ds:schemaRef ds:uri="http://schemas.openxmlformats.org/officeDocument/2006/bibliography"/>
-  </ds:schemaRefs>
-</ds:datastoreItem>
-</file>
-
 <file path=docMetadata/LabelInfo.xml><?xml version="1.0" encoding="utf-8"?>
 <clbl:labelList xmlns:clbl="http://schemas.microsoft.com/office/2020/mipLabelMetadata">
   <clbl:label id="{434405ce-9876-44cb-8bd1-5c6c207e0b8f}" enabled="1" method="Privileged" siteId="{86bcf768-7bcf-4cd6-b041-b219988b7a9c}" removed="0"/>

--- a/PP-salygos/templates/AK_LTEN_SPS.docx
+++ b/PP-salygos/templates/AK_LTEN_SPS.docx
@@ -14650,7 +14650,7 @@
                 <w:sz w:val="20"/>
                 <w:szCs w:val="20"/>
               </w:rPr>
-              <w:t xml:space="preserve">Nurodyti dokumentai turi būti išduoti ne anksčiau kaip 180 dienų iki tos dienos, kai tiekėjas perkančiojo subjekto prašymu turės pateikti pašalinimo pagrindų nebuvimą patvirtinančius dokumentus. Pavyzdys: Jeigu perkantysis subjektas 2022-10-10 kreipėsi į tiekėją prašydama iki 2022-10-14 pateikti įrodančius dokumentus, jie turi būti išduoti ne anksčiau kaip 180 dienų, jas skaičiuojant atgal nuo 2022-10-14. </w:t>
+              <w:t xml:space="preserve">Nurodyti dokumentai turi būti išduoti ne anksčiau kaip 180 dienų iki tos dienos, kai tiekėjas perkančiojo subjekto prašymu turės pateikti pašalinimo pagrindų nebuvimą patvirtinančius dokumentus. Pavyzdys: Jeigu perkantysis subjektas 2022-10-10 kreipėsi į tiekėją prašydamas iki 2022-10-14 pateikti įrodančius dokumentus, jie turi būti išduoti ne anksčiau kaip 180 dienų, jas skaičiuojant atgal nuo 2022-10-14. </w:t>
             </w:r>
           </w:p>
           <w:p>
@@ -15390,7 +15390,7 @@
                 <w:szCs w:val="20"/>
               </w:rPr>
               <w:lastRenderedPageBreak/>
-              <w:t>prašydama iki 2022-10-14 pateikti įrodančius dokumentus, jie turi būti išduoti ne anksčiau kaip 120 dienų, jas skaičiuojant atgal nuo 2022-10-14.</w:t>
+              <w:t>prašydamas iki 2022-10-14 pateikti įrodančius dokumentus, jie turi būti išduoti ne anksčiau kaip 120 dienų, jas skaičiuojant atgal nuo 2022-10-14.</w:t>
             </w:r>
           </w:p>
           <w:p>
@@ -38554,7 +38554,7 @@
                 <w:sz w:val="20"/>
                 <w:szCs w:val="20"/>
               </w:rPr>
-              <w:t>12</w:t>
+              <w:t>13</w:t>
             </w:r>
             <w:r>
               <w:rPr>
@@ -38749,7 +38749,7 @@
                 <w:szCs w:val="20"/>
                 <w:lang w:val="en-GB"/>
               </w:rPr>
-              <w:t xml:space="preserve">Annex 12 to the </w:t>
+              <w:t xml:space="preserve">Annex 13 to the </w:t>
             </w:r>
             <w:r>
               <w:rPr>

--- a/PP-salygos/templates/AK_LTEN_SPS.docx
+++ b/PP-salygos/templates/AK_LTEN_SPS.docx
@@ -15571,7 +15571,7 @@
                 <w:szCs w:val="20"/>
                 <w:lang w:val="en-GB"/>
               </w:rPr>
-              <w:t>For entities established in Lithuania, no supporting documents are required—submission of the ESPD is sufficient. The contracting entity independently verifies the data in the national database at:</w:t>
+              <w:t>For entities established in Lithuania, no supporting documents are required - submission of the ESPD is sufficient. The contracting entity independently verifies the data in the national database at:</w:t>
             </w:r>
           </w:p>
           <w:p>

--- a/PP-salygos/templates/AK_LTEN_SPS.docx
+++ b/PP-salygos/templates/AK_LTEN_SPS.docx
@@ -5627,7 +5627,7 @@
                 <w:szCs w:val="20"/>
                 <w:lang w:val="en-GB"/>
               </w:rPr>
-              <w:t>The Supplier undertakes that the offered goods (including their manufacturers), services or works will not endanger national security,  when on the basis of the contract agreement, the circumstances defined in Article of  13 Part 4 (1) the Law on the Protection of Objects of Importance for Ensuring National Security of the Republic of Lithuania deem to arise, and:</w:t>
+              <w:t>The Supplier undertakes that the offered goods (including their manufacturers), services or works will not endanger national security, when on the basis of the contract agreement, the circumstances defined in Article of 13 Part 4 (1) the Law on the Protection of Objects of Importance for Ensuring National Security of the Republic of Lithuania deem to arise, and:</w:t>
             </w:r>
             <w:commentRangeEnd w:id="8"/>
             <w:r>
@@ -6574,7 +6574,7 @@
                 <w:szCs w:val="20"/>
                 <w:lang w:val="en-GB"/>
               </w:rPr>
-              <w:t xml:space="preserve"> </w:t>
+              <w:t xml:space="preserve"/>
             </w:r>
             <w:r>
               <w:rPr>
@@ -7419,7 +7419,7 @@
                 <w:szCs w:val="20"/>
                 <w:lang w:val="en-GB"/>
               </w:rPr>
-              <w:t xml:space="preserve"> </w:t>
+              <w:t xml:space="preserve"/>
             </w:r>
             <w:r>
               <w:rPr>
@@ -8046,7 +8046,7 @@
                 <w:szCs w:val="20"/>
                 <w:lang w:val="en-GB"/>
               </w:rPr>
-              <w:t xml:space="preserve"> </w:t>
+              <w:t xml:space="preserve"/>
             </w:r>
             <w:r>
               <w:rPr>
@@ -8661,7 +8661,7 @@
                 <w:sz w:val="20"/>
                 <w:szCs w:val="20"/>
               </w:rPr>
-              <w:t xml:space="preserve">„e-Certis“ adresu:  </w:t>
+              <w:t xml:space="preserve">„e-Certis“ adresu: </w:t>
             </w:r>
             <w:hyperlink r:id="rId10" w:history="1">
               <w:r>
@@ -9802,7 +9802,7 @@
                 <w:sz w:val="20"/>
                 <w:szCs w:val="20"/>
               </w:rPr>
-              <w:t xml:space="preserve">„e-Certis“ adresu:  </w:t>
+              <w:t xml:space="preserve">„e-Certis“ adresu: </w:t>
             </w:r>
             <w:hyperlink r:id="rId11" w:history="1">
               <w:r>
@@ -10403,7 +10403,7 @@
                 <w:sz w:val="20"/>
                 <w:szCs w:val="20"/>
               </w:rPr>
-              <w:t xml:space="preserve">„e-Certis“ adresu:  </w:t>
+              <w:t xml:space="preserve">„e-Certis“ adresu: </w:t>
             </w:r>
             <w:hyperlink r:id="rId12" w:history="1">
               <w:r>
@@ -11114,7 +11114,7 @@
                 <w:sz w:val="20"/>
                 <w:szCs w:val="20"/>
               </w:rPr>
-              <w:t xml:space="preserve">„e-Certis“ adresu:  </w:t>
+              <w:t xml:space="preserve">„e-Certis“ adresu: </w:t>
             </w:r>
             <w:hyperlink r:id="rId13" w:history="1">
               <w:r>
@@ -11930,7 +11930,7 @@
                 <w:sz w:val="20"/>
                 <w:szCs w:val="20"/>
               </w:rPr>
-              <w:t xml:space="preserve">„e-Certis“ adresu:  </w:t>
+              <w:t xml:space="preserve">„e-Certis“ adresu: </w:t>
             </w:r>
             <w:hyperlink r:id="rId17" w:history="1">
               <w:r>
@@ -12631,7 +12631,7 @@
                 <w:sz w:val="20"/>
                 <w:szCs w:val="20"/>
               </w:rPr>
-              <w:t xml:space="preserve">„e-Certis“ adresu:  </w:t>
+              <w:t xml:space="preserve">„e-Certis“ adresu: </w:t>
             </w:r>
             <w:hyperlink r:id="rId21" w:history="1">
               <w:r>
@@ -13120,7 +13120,7 @@
                 <w:sz w:val="20"/>
                 <w:szCs w:val="20"/>
               </w:rPr>
-              <w:t>„e-Certis“ adresu:  https://ec.europa.eu/tools/ecertis/.</w:t>
+              <w:t>„e-Certis“ adresu: https://ec.europa.eu/tools/ecertis/.</w:t>
             </w:r>
           </w:p>
         </w:tc>
@@ -15381,7 +15381,7 @@
                 <w:sz w:val="20"/>
                 <w:szCs w:val="20"/>
               </w:rPr>
-              <w:t xml:space="preserve">Prireikus, Perkantysis subjektas turi teisę prašyti pateikti valstybės įmonės Registrų centro Lietuvos Respublikos Vyriausybės nustatyta tvarka išduoto dokumento, patvirtinančio jungtinius kompetentingų institucijų tvarkomus duomenis. Tokiu atveju dokumentas turi būti  išduotas ne anksčiau kaip 120 dienų iki tos dienos, kai tiekėjas perkančiojo subjekto prašymu turės pateikti pašalinimo pagrindų nebuvimą patvirtinančius dokumentus. Pavyzdys: Jeigu perkantysis subjektas 2022-10-10 kreipėsi į tiekėją </w:t>
+              <w:t xml:space="preserve">Prireikus, Perkantysis subjektas turi teisę prašyti pateikti valstybės įmonės Registrų centro Lietuvos Respublikos Vyriausybės nustatyta tvarka išduoto dokumento, patvirtinančio jungtinius kompetentingų institucijų tvarkomus duomenis. Tokiu atveju dokumentas turi būti išduotas ne anksčiau kaip 120 dienų iki tos dienos, kai tiekėjas perkančiojo subjekto prašymu turės pateikti pašalinimo pagrindų nebuvimą patvirtinančius dokumentus. Pavyzdys: Jeigu perkantysis subjektas 2022-10-10 kreipėsi į tiekėją </w:t>
             </w:r>
             <w:r>
               <w:rPr>
@@ -15945,7 +15945,7 @@
                 <w:sz w:val="20"/>
                 <w:szCs w:val="20"/>
               </w:rPr>
-              <w:t>„e-Certis“ adresu:  https://ec.europa.eu/tools/ecertis/.</w:t>
+              <w:t>„e-Certis“ adresu: https://ec.europa.eu/tools/ecertis/.</w:t>
             </w:r>
           </w:p>
           <w:p>
@@ -17334,7 +17334,7 @@
                 <w:sz w:val="20"/>
                 <w:szCs w:val="20"/>
               </w:rPr>
-              <w:t xml:space="preserve"> netikrinama, tačiau Tiekėjas  įsipareigoja, kad pirkimo sutartį vykdys tik tokią teisę turintys asmenys. Atitinkami reikalavimai nurodyti</w:t>
+              <w:t xml:space="preserve"> netikrinama, tačiau Tiekėjas įsipareigoja, kad pirkimo sutartį vykdys tik tokią teisę turintys asmenys. Atitinkami reikalavimai nurodyti</w:t>
             </w:r>
             <w:r>
               <w:rPr>
@@ -20754,7 +20754,7 @@
                 <w:szCs w:val="20"/>
                 <w:lang w:val="en-GB"/>
               </w:rPr>
-              <w:t xml:space="preserve">by the Supplier that for  compliance with requirements set in </w:t>
+              <w:t xml:space="preserve">by the Supplier that for compliance with requirements set in </w:t>
             </w:r>
             <w:r>
               <w:rPr>
@@ -23462,7 +23462,7 @@
                 <w:sz w:val="20"/>
                 <w:szCs w:val="20"/>
               </w:rPr>
-              <w:t xml:space="preserve">Tiekėjas arba jo pasitelktas subtiekėjas, arba ūkio subjektas, kurio pajėgumais remiamasi   privalo atitikti bent vieną iš socialinių reikalavimų, nurodytų </w:t>
+              <w:t xml:space="preserve">Tiekėjas arba jo pasitelktas subtiekėjas, arba ūkio subjektas, kurio pajėgumais remiamasi privalo atitikti bent vieną iš socialinių reikalavimų, nurodytų </w:t>
             </w:r>
             <w:r>
               <w:rPr>
@@ -23768,7 +23768,7 @@
                 <w:szCs w:val="20"/>
                 <w:lang w:val="en-GB"/>
               </w:rPr>
-              <w:t>The supplier or his sub-supplier, or economic entity whose capacity is relied on,  must meet at least one social</w:t>
+              <w:t>The supplier or his sub-supplier, or economic entity whose capacity is relied on, must meet at least one social</w:t>
             </w:r>
             <w:r>
               <w:rPr>
@@ -24349,7 +24349,7 @@
                 <w:sz w:val="20"/>
                 <w:szCs w:val="20"/>
               </w:rPr>
-              <w:t xml:space="preserve"> arba jo pasitelkto subtiekėjo, arba  ūkio subjekto, kurio pajėgumais remiamasi, </w:t>
+              <w:t xml:space="preserve"> arba jo pasitelkto subtiekėjo, arba ūkio subjekto, kurio pajėgumais remiamasi, </w:t>
             </w:r>
             <w:r>
               <w:rPr>
@@ -26634,7 +26634,7 @@
                 <w:sz w:val="20"/>
                 <w:szCs w:val="20"/>
               </w:rPr>
-              <w:t xml:space="preserve"> savo darbuotojui (-ams), tiesiogiai vykdantiems pirkimo sutartį, </w:t>
+              <w:t xml:space="preserve">savo darbuotojui (-ams), tiesiogiai vykdantiems pirkimo sutartį, </w:t>
             </w:r>
             <w:r>
               <w:rPr>
@@ -26842,7 +26842,7 @@
                 <w:szCs w:val="20"/>
                 <w:lang w:val="en-GB"/>
               </w:rPr>
-              <w:t xml:space="preserve">  Providing supplementary health insurance to employees directly involved in executing the procurement contract, covering psychiatric and psychotherapeutic consultations;</w:t>
+              <w:t xml:space="preserve"> Providing supplementary health insurance to employees directly involved in executing the procurement contract, covering psychiatric and psychotherapeutic consultations;</w:t>
             </w:r>
           </w:p>
           <w:p>
@@ -26872,7 +26872,7 @@
                 <w:szCs w:val="20"/>
                 <w:lang w:val="en-GB"/>
               </w:rPr>
-              <w:t>.  Having an agreement with a company providing psychological services to offer consultations to employees directly involved in executing the procurement contract.</w:t>
+              <w:t>. Having an agreement with a company providing psychological services to offer consultations to employees directly involved in executing the procurement contract.</w:t>
             </w:r>
           </w:p>
         </w:tc>
@@ -27421,7 +27421,7 @@
                 <w:sz w:val="20"/>
                 <w:szCs w:val="20"/>
               </w:rPr>
-              <w:t>. Tiekėjai privalo deklaruoti atitiktį kitiems reikalavimams ir  (arba) pateikti dokumentus, pagrindžiančius atitiktį šiems reikalavimams</w:t>
+              <w:t>. Tiekėjai privalo deklaruoti atitiktį kitiems reikalavimams ir (arba) pateikti dokumentus, pagrindžiančius atitiktį šiems reikalavimams</w:t>
             </w:r>
             <w:r>
               <w:rPr>
@@ -28147,7 +28147,7 @@
                 <w:sz w:val="20"/>
                 <w:szCs w:val="20"/>
               </w:rPr>
-              <w:t xml:space="preserve"> prieda</w:t>
+              <w:t xml:space="preserve">prieda</w:t>
             </w:r>
             <w:r>
               <w:rPr>
@@ -28604,7 +28604,7 @@
                 <w:sz w:val="20"/>
                 <w:szCs w:val="20"/>
               </w:rPr>
-              <w:t>Dokumentai, kuriuose nenurodytas galiojimo terminas, turi būti  išduoti ar atspausdinti iš informacinės sistemos ne anksčiau kaip prieš tris mėnesius iki tos dienos, kai Perkančiojo subjekto prašymu Tiekėjas turi pateikti dokumentus.</w:t>
+              <w:t>Dokumentai, kuriuose nenurodytas galiojimo terminas, turi būti išduoti ar atspausdinti iš informacinės sistemos ne anksčiau kaip prieš tris mėnesius iki tos dienos, kai Perkančiojo subjekto prašymu Tiekėjas turi pateikti dokumentus.</w:t>
             </w:r>
           </w:p>
           <w:p>
@@ -28889,7 +28889,7 @@
                 <w:szCs w:val="20"/>
                 <w:lang w:val="en-US"/>
               </w:rPr>
-              <w:t xml:space="preserve"> Economic entity whose capacity is relied on, the manufacturer of the goods offered by the Supplier or the person controlling them is a legal entity:</w:t>
+              <w:t xml:space="preserve">Economic entity whose capacity is relied on, the manufacturer of the goods offered by the Supplier or the person controlling them is a legal entity:</w:t>
             </w:r>
           </w:p>
           <w:p>
@@ -29671,7 +29671,7 @@
                 <w:szCs w:val="20"/>
                 <w:lang w:val="en-GB"/>
               </w:rPr>
-              <w:t>the goods  do not originate or the services are not provided from countries or territories included in the list provided for in Article 92 (15) of the LPP;</w:t>
+              <w:t>the goods do not originate or the services are not provided from countries or territories included in the list provided for in Article 92 (15) of the LPP;</w:t>
             </w:r>
           </w:p>
         </w:tc>
@@ -30020,7 +30020,7 @@
                 <w:szCs w:val="20"/>
                 <w:lang w:val="en-GB"/>
               </w:rPr>
-              <w:t>The Government of the Republic of Lithuania, in accordance with the criteria established in the Law on the Protection of Objects Important for Ensuring National Security, has adopted a decision confirming that the entities specified in Clauses 1 and / or 2  of this table do not meet national security interests;</w:t>
+              <w:t>The Government of the Republic of Lithuania, in accordance with the criteria established in the Law on the Protection of Objects Important for Ensuring National Security, has adopted a decision confirming that the entities specified in Clauses 1 and / or 2 of this table do not meet national security interests;</w:t>
             </w:r>
           </w:p>
         </w:tc>
@@ -30216,7 +30216,7 @@
                 <w:sz w:val="20"/>
                 <w:szCs w:val="20"/>
               </w:rPr>
-              <w:t xml:space="preserve"> ir nėra ūkio subjektų grupės, kurios bet kuris narys vykdo veiklą VPĮ  92 straipsnio 15 dalyje numatytame sąraše nurodytose valstybėse ar teritorijose, narys arba jos vadovas, kitas valdymo ar priežiūros organo narys ar kitas (kiti) asmuo (asmenys), turintis (turintys) teisę atstovauti Tiekėjui, Subtiekėjui, Ūkio subjektui, kurio pajėgumais remiamasi, ar jį kontroliuoti, jo vardu priimti sprendimą, sudaryti sandorį, ir tokiu būdu dalyvauja tokių Ūkio subjektų grupių ir (ar) Ūkio subjektų veikloje.</w:t>
+              <w:t xml:space="preserve"> ir nėra ūkio subjektų grupės, kurios bet kuris narys vykdo veiklą VPĮ 92 straipsnio 15 dalyje numatytame sąraše nurodytose valstybėse ar teritorijose, narys arba jos vadovas, kitas valdymo ar priežiūros organo narys ar kitas (kiti) asmuo (asmenys), turintis (turintys) teisę atstovauti Tiekėjui, Subtiekėjui, Ūkio subjektui, kurio pajėgumais remiamasi, ar jį kontroliuoti, jo vardu priimti sprendimą, sudaryti sandorį, ir tokiu būdu dalyvauja tokių Ūkio subjektų grupių ir (ar) Ūkio subjektų veikloje.</w:t>
             </w:r>
             <w:commentRangeEnd w:id="28"/>
             <w:r>
@@ -30776,7 +30776,7 @@
                 <w:szCs w:val="20"/>
                 <w:lang w:val="en-GB" w:eastAsia="lt-LT"/>
               </w:rPr>
-              <w:t>the manufacturer of the goods  or the person controlling it is not registered (if the manufacturer or the person controlling it is not a natural person, permanently residing or having nationality) in the countries or territories</w:t>
+              <w:t>the manufacturer of the goods or the person controlling it is not registered (if the manufacturer or the person controlling it is not a natural person, permanently residing or having nationality) in the countries or territories</w:t>
             </w:r>
             <w:r>
               <w:rPr>
@@ -31452,7 +31452,7 @@
                 <w:sz w:val="20"/>
                 <w:szCs w:val="20"/>
               </w:rPr>
-              <w:t>Dokumentai, kuriuose nenurodytas galiojimo terminas, turi būti  išduoti ar atspausdinti iš informacinės sistemos ne anksčiau kaip prieš tris mėnesius iki tos dienos, kai Perkančiojo subjekto prašymu Tiekėjas turi pateikti dokumentus.</w:t>
+              <w:t>Dokumentai, kuriuose nenurodytas galiojimo terminas, turi būti išduoti ar atspausdinti iš informacinės sistemos ne anksčiau kaip prieš tris mėnesius iki tos dienos, kai Perkančiojo subjekto prašymu Tiekėjas turi pateikti dokumentus.</w:t>
             </w:r>
           </w:p>
           <w:p>
@@ -31761,7 +31761,7 @@
                 <w:szCs w:val="20"/>
                 <w:lang w:val="en-US"/>
               </w:rPr>
-              <w:t>and their controlling persons,  shall be submitted:</w:t>
+              <w:t>and their controlling persons, shall be submitted:</w:t>
             </w:r>
           </w:p>
           <w:p>
@@ -31818,7 +31818,7 @@
                 <w:szCs w:val="20"/>
                 <w:lang w:val="en-US"/>
               </w:rPr>
-              <w:t xml:space="preserve"> </w:t>
+              <w:t xml:space="preserve"/>
             </w:r>
             <w:r>
               <w:rPr>
@@ -32078,7 +32078,7 @@
                 <w:szCs w:val="20"/>
                 <w:lang w:val="en-US"/>
               </w:rPr>
-              <w:t xml:space="preserve"> </w:t>
+              <w:t xml:space="preserve"/>
             </w:r>
             <w:r>
               <w:rPr>
@@ -32728,7 +32728,7 @@
                 <w:sz w:val="20"/>
                 <w:szCs w:val="20"/>
               </w:rPr>
-              <w:t xml:space="preserve"> ar </w:t>
+              <w:t xml:space="preserve">ar </w:t>
             </w:r>
             <w:r>
               <w:rPr>
@@ -33104,7 +33104,7 @@
                 <w:sz w:val="20"/>
                 <w:szCs w:val="20"/>
               </w:rPr>
-              <w:t>Pirkime negali dalyvauti Tiekėjai, Subtiekėjai, Tiekėjų grupės nariai, Ūkio subjektai, kurių pajėgumais remiamasi, kuriems ar jų siūlomų prekių gamintojui, juos kontroliuojantiems juridiniams ir (ar) fiziniams  asmenims taikomos Jungtinių Tautų saugumo tarybos, Europos Sąjungos, kitų tarptautinių organizacijų, kurių narė yra arba kuriose dalyvauja Lietuvos Respublika bei Jungtinių Amerikos Valstijų sankcijos (ribojamosios priemonės).</w:t>
+              <w:t>Pirkime negali dalyvauti Tiekėjai, Subtiekėjai, Tiekėjų grupės nariai, Ūkio subjektai, kurių pajėgumais remiamasi, kuriems ar jų siūlomų prekių gamintojui, juos kontroliuojantiems juridiniams ir (ar) fiziniams asmenims taikomos Jungtinių Tautų saugumo tarybos, Europos Sąjungos, kitų tarptautinių organizacijų, kurių narė yra arba kuriose dalyvauja Lietuvos Respublika bei Jungtinių Amerikos Valstijų sankcijos (ribojamosios priemonės).</w:t>
             </w:r>
           </w:p>
         </w:tc>
@@ -33391,7 +33391,7 @@
                 <w:sz w:val="20"/>
                 <w:szCs w:val="20"/>
               </w:rPr>
-              <w:t>Atitikimas reikalavimui turi būti deklaruojamas Pasiūlyme (SPS 1  prieda</w:t>
+              <w:t>Atitikimas reikalavimui turi būti deklaruojamas Pasiūlyme (SPS 1 prieda</w:t>
             </w:r>
             <w:r>
               <w:rPr>
@@ -34471,7 +34471,7 @@
                 <w:sz w:val="20"/>
                 <w:szCs w:val="20"/>
               </w:rPr>
-              <w:t>Atitikimas reikalavimui turi būti deklaruojamas Pasiūlyme (SPS 1  prieda</w:t>
+              <w:t>Atitikimas reikalavimui turi būti deklaruojamas Pasiūlyme (SPS 1 prieda</w:t>
             </w:r>
             <w:r>
               <w:rPr>
@@ -34672,7 +34672,7 @@
                 <w:sz w:val="20"/>
                 <w:szCs w:val="20"/>
               </w:rPr>
-              <w:t xml:space="preserve">EPSO-G įmonių grupės  </w:t>
+              <w:t xml:space="preserve">EPSO-G įmonių grupės </w:t>
             </w:r>
             <w:r>
               <w:rPr>
@@ -34871,7 +34871,7 @@
                 <w:szCs w:val="20"/>
                 <w:lang w:val="en-GB"/>
               </w:rPr>
-              <w:t xml:space="preserve"> of August, 2025  and the EPSO-G Company Group Anti-Corruption Policy</w:t>
+              <w:t xml:space="preserve"> of August, 2025 and the EPSO-G Company Group Anti-Corruption Policy</w:t>
             </w:r>
             <w:r>
               <w:rPr>
@@ -35282,7 +35282,7 @@
                 <w:sz w:val="20"/>
                 <w:szCs w:val="20"/>
               </w:rPr>
-              <w:t>Jei ekonomiškai naudingiausią pasiūlymą pateikęs Tiekėjas/Tiekėjų grupės narys šį klausimyną yra pildęs ne anksčiau kaip prieš 12 mėnesių iki Perkančiojo subjekto prašymo pateikimo ir informacija yra nepasikeitusi, jis gali nepildyti klausimyno, bet per klausimynui užpildyti skirtą terminą pateikti laisvos formos patvirtinimą, kad anksčiau šio tiekėjo  užpildytame Veiklos partnerių patikros klausimyne informacija yra nepasikeitusi.</w:t>
+              <w:t>Jei ekonomiškai naudingiausią pasiūlymą pateikęs Tiekėjas/Tiekėjų grupės narys šį klausimyną yra pildęs ne anksčiau kaip prieš 12 mėnesių iki Perkančiojo subjekto prašymo pateikimo ir informacija yra nepasikeitusi, jis gali nepildyti klausimyno, bet per klausimynui užpildyti skirtą terminą pateikti laisvos formos patvirtinimą, kad anksčiau šio tiekėjo užpildytame Veiklos partnerių patikros klausimyne informacija yra nepasikeitusi.</w:t>
             </w:r>
           </w:p>
           <w:p>
@@ -35318,7 +35318,7 @@
                 <w:sz w:val="20"/>
                 <w:szCs w:val="20"/>
               </w:rPr>
-              <w:t xml:space="preserve">Perkantysis subjektas atliks su ekonomiškai naudingiausią pasiūlymą pateikusiu tiekėju (tiekėjų grupės nariais, subtiekėjais) susijusių duomenų iš klausimyno ir (ar) prieinamų šaltinių įvertinimą  veiklos partnerio rizikos aspektu. Per Perkančiojo subjekto nustatytą terminą neužpildžius klausimyno, Tiekėjo pasiūlymas bus atmetamas.  </w:t>
+              <w:t xml:space="preserve">Perkantysis subjektas atliks su ekonomiškai naudingiausią pasiūlymą pateikusiu tiekėju (tiekėjų grupės nariais, subtiekėjais) susijusių duomenų iš klausimyno ir (ar) prieinamų šaltinių įvertinimą veiklos partnerio rizikos aspektu. Per Perkančiojo subjekto nustatytą terminą neužpildžius klausimyno, Tiekėjo pasiūlymas bus atmetamas.  </w:t>
             </w:r>
           </w:p>
           <w:p>
@@ -35415,7 +35415,7 @@
                 <w:sz w:val="20"/>
                 <w:szCs w:val="20"/>
               </w:rPr>
-              <w:t xml:space="preserve"> sudaryti veiksmų vykdymo planą siekiant išvengti ar  mažinti nustatytas rizikas.</w:t>
+              <w:t xml:space="preserve"> sudaryti veiksmų vykdymo planą siekiant išvengti ar mažinti nustatytas rizikas.</w:t>
             </w:r>
           </w:p>
           <w:p>
@@ -38840,7 +38840,7 @@
                 <w:szCs w:val="20"/>
                 <w:lang w:val="en-GB"/>
               </w:rPr>
-              <w:t xml:space="preserve">,  </w:t>
+              <w:t xml:space="preserve">, </w:t>
             </w:r>
             <w:r>
               <w:rPr>
@@ -39836,7 +39836,7 @@
                 <w:szCs w:val="20"/>
                 <w:lang w:val="en-GB"/>
               </w:rPr>
-              <w:t xml:space="preserve">The Successful Supplier does not sign the  Contract or refuses to conclude it under the conditions specified in the Procurement </w:t>
+              <w:t xml:space="preserve">The Successful Supplier does not sign the Contract or refuses to conclude it under the conditions specified in the Procurement </w:t>
             </w:r>
             <w:r>
               <w:rPr>
@@ -40015,7 +40015,7 @@
                 <w:sz w:val="20"/>
                 <w:szCs w:val="20"/>
               </w:rPr>
-              <w:t xml:space="preserve"> darbo dienos,  privalės pateikti užpildytą </w:t>
+              <w:t xml:space="preserve"> darbo dienos, privalės pateikti užpildytą </w:t>
             </w:r>
             <w:r>
               <w:rPr>
@@ -41776,7 +41776,7 @@
                 <w:sz w:val="20"/>
                 <w:szCs w:val="20"/>
               </w:rPr>
-              <w:t>kuris negali būti trumpesnis kaip 3 darbo dienos,  privalės pateikti</w:t>
+              <w:t>kuris negali būti trumpesnis kaip 3 darbo dienos, privalės pateikti</w:t>
             </w:r>
             <w:r>
               <w:rPr>
@@ -42038,7 +42038,7 @@
             </w:r>
             <w:bookmarkEnd w:id="48"/>
             <w:r>
-              <w:t xml:space="preserve">  IR SUTARTIES ĮVYKDYMO UŽTIKRINIMAS</w:t>
+              <w:t xml:space="preserve"> IR SUTARTIES ĮVYKDYMO UŽTIKRINIMAS</w:t>
             </w:r>
             <w:bookmarkEnd w:id="49"/>
           </w:p>
@@ -42594,7 +42594,7 @@
                 <w:szCs w:val="20"/>
                 <w:lang w:val="en-GB"/>
               </w:rPr>
-              <w:t xml:space="preserve"> requirements </w:t>
+              <w:t xml:space="preserve">requirements </w:t>
             </w:r>
             <w:r>
               <w:rPr>
@@ -47014,7 +47014,7 @@
           <w:szCs w:val="16"/>
           <w:lang w:val="en-US"/>
         </w:rPr>
-        <w:t>The ESPD can be completed online (http://ebvpd.eviesiejipirkimai.lt/espd-web/), by importing an XML file attached to the Procurement Documents (in the CPP IS Procurement Card), or the PDF file (the completed ESPD must be printed, signed, scanned and attached to the  Documents).</w:t>
+        <w:t>The ESPD can be completed online (http://ebvpd.eviesiejipirkimai.lt/espd-web/), by importing an XML file attached to the Procurement Documents (in the CPP IS Procurement Card), or the PDF file (the completed ESPD must be printed, signed, scanned and attached to the Documents).</w:t>
       </w:r>
     </w:p>
     <w:p>
@@ -47493,7 +47493,7 @@
           <w:sz w:val="16"/>
           <w:szCs w:val="16"/>
         </w:rPr>
-        <w:t xml:space="preserve"> Tiekėjo finansinis stabilumas ir patikimumas; Tiekėjui taikomos/taikytos sankcijos ir kiti tarptautiniai ribojimai;  Veiklos vykdymas  trečiose šalyse; Veiklos partnerio naudos gavėjų įtakos ir ryšių su Perkančiuoju subjektu; Tiekėjo, jį kontroliuojančių asmenų nusikalstama veika arba ikiteisminiai tyrimai,  vykstantys teismo procesai dėl nusikalstamos veikos; Tiekėjo (ne) taikomos priemonės korupcijos rizikai valdyti, pinigų plovimo ir teroristų finansavimo prevencijai užtikrinti; Tiekėjo akcininkų, dalininkų, dalyvių, vadovų ar kolegialių ir (ar) valdymo organų reputacija.</w:t>
+        <w:t xml:space="preserve"> Tiekėjo finansinis stabilumas ir patikimumas; Tiekėjui taikomos/taikytos sankcijos ir kiti tarptautiniai ribojimai; Veiklos vykdymas trečiose šalyse; Veiklos partnerio naudos gavėjų įtakos ir ryšių su Perkančiuoju subjektu; Tiekėjo, jį kontroliuojančių asmenų nusikalstama veika arba ikiteisminiai tyrimai, vykstantys teismo procesai dėl nusikalstamos veikos; Tiekėjo (ne) taikomos priemonės korupcijos rizikai valdyti, pinigų plovimo ir teroristų finansavimo prevencijai užtikrinti; Tiekėjo akcininkų, dalininkų, dalyvių, vadovų ar kolegialių ir (ar) valdymo organų reputacija.</w:t>
       </w:r>
     </w:p>
     <w:p>

--- a/PP-salygos/templates/AK_LTEN_SPS.docx
+++ b/PP-salygos/templates/AK_LTEN_SPS.docx
@@ -6819,7 +6819,7 @@
                 <w:sz w:val="20"/>
                 <w:szCs w:val="20"/>
               </w:rPr>
-              <w:t>, bus prašoma pateikti tik iš Tiekėjo, kuris pagal sudarytą pasiūlymų eilę, pateikė ekonomiškai naudingiausią pasiūlymą.</w:t>
+              <w:t>, bus prašoma pateikti tik iš Tiekėjo, kuris pagal sudarytą pasiūlymų eilę pateikė ekonomiškai naudingiausią pasiūlymą.</w:t>
             </w:r>
           </w:p>
         </w:tc>
@@ -7279,7 +7279,7 @@
                 <w:sz w:val="20"/>
                 <w:szCs w:val="20"/>
               </w:rPr>
-              <w:t>, bus prašoma pateikti tik iš Tiekėjo, kuris pagal sudarytą pasiūlymų eilę, pateikė ekonomiškai naudingiausią pasiūlymą.</w:t>
+              <w:t>, bus prašoma pateikti tik iš Tiekėjo, kuris pagal sudarytą pasiūlymų eilę pateikė ekonomiškai naudingiausią pasiūlymą.</w:t>
             </w:r>
           </w:p>
         </w:tc>
@@ -23462,7 +23462,7 @@
                 <w:sz w:val="20"/>
                 <w:szCs w:val="20"/>
               </w:rPr>
-              <w:t xml:space="preserve">Tiekėjas arba jo pasitelktas subtiekėjas, arba ūkio subjektas, kurio pajėgumais remiamasi privalo atitikti bent vieną iš socialinių reikalavimų, nurodytų </w:t>
+              <w:t xml:space="preserve">Tiekėjas arba jo pasitelktas subtiekėjas, arba ūkio subjektas, kurio pajėgumais remiamasi, privalo atitikti bent vieną iš socialinių reikalavimų, nurodytų </w:t>
             </w:r>
             <w:r>
               <w:rPr>
@@ -23518,7 +23518,7 @@
                 <w:sz w:val="20"/>
                 <w:szCs w:val="20"/>
               </w:rPr>
-              <w:t xml:space="preserve">y., </w:t>
+              <w:t xml:space="preserve">y. </w:t>
             </w:r>
             <w:r>
               <w:rPr>
@@ -23569,7 +23569,7 @@
                 <w:sz w:val="20"/>
                 <w:szCs w:val="20"/>
               </w:rPr>
-              <w:t xml:space="preserve"> ir /</w:t>
+              <w:t xml:space="preserve"> ir (</w:t>
             </w:r>
             <w:r>
               <w:rPr>
@@ -23579,7 +23579,7 @@
                 <w:sz w:val="20"/>
                 <w:szCs w:val="20"/>
               </w:rPr>
-              <w:t xml:space="preserve"> </w:t>
+              <w:t xml:space="preserve">a</w:t>
             </w:r>
             <w:r>
               <w:rPr>
@@ -23590,7 +23590,7 @@
                 <w:szCs w:val="20"/>
                 <w:u w:val="single"/>
               </w:rPr>
-              <w:t>arba</w:t>
+              <w:t>rba)</w:t>
             </w:r>
             <w:r>
               <w:rPr>
@@ -23705,7 +23705,7 @@
                 <w:sz w:val="20"/>
                 <w:szCs w:val="20"/>
               </w:rPr>
-              <w:t xml:space="preserve"> bus prašoma pateikti tik iš Tiekėjo, kuris pagal sudarytą pasiūlymų eilę, pateikė ekonomiškai naudingiausią pasiūlymą</w:t>
+              <w:t xml:space="preserve"> bus prašoma pateikti tik iš Tiekėjo, kuris pagal sudarytą pasiūlymų eilę pateikė ekonomiškai naudingiausią pasiūlymą</w:t>
             </w:r>
             <w:r>
               <w:rPr>
@@ -25543,7 +25543,7 @@
                 <w:sz w:val="20"/>
                 <w:szCs w:val="20"/>
               </w:rPr>
-              <w:t>Kitų dokumentų bus prašoma pateikti tik iš Tiekėjo, kuris pagal sudarytą pasiūlymų eilę, pateikė ekonomiškai naudingiausią pasiūlymą:</w:t>
+              <w:t>Kitų dokumentų bus prašoma pateikti tik iš Tiekėjo, kuris pagal sudarytą pasiūlymų eilę pateikė ekonomiškai naudingiausią pasiūlymą:</w:t>
             </w:r>
             <w:r>
               <w:rPr>
@@ -26976,7 +26976,7 @@
                 <w:sz w:val="20"/>
                 <w:szCs w:val="20"/>
               </w:rPr>
-              <w:t>Kitų dokumentų (vieno ar kelių) bus prašoma pateikti tik iš Tiekėjo, kuris pagal sudarytą pasiūlymų eilę, pateikė ekonomiškai naudingiausią pasiūlymą:</w:t>
+              <w:t>Kitų dokumentų (vieno ar kelių) bus prašoma pateikti tik iš Tiekėjo, kuris pagal sudarytą pasiūlymų eilę pateikė ekonomiškai naudingiausią pasiūlymą:</w:t>
             </w:r>
           </w:p>
           <w:p>
@@ -30929,7 +30929,7 @@
                 <w:sz w:val="20"/>
                 <w:szCs w:val="20"/>
               </w:rPr>
-              <w:t xml:space="preserve"> bus prašoma pateikti tik iš Tiekėjo, kuris pagal sudarytą pasiūlymų eilę, pateikė ekonomiškai naudingiausią pasiūlymą: </w:t>
+              <w:t xml:space="preserve"> bus prašoma pateikti tik iš Tiekėjo, kuris pagal sudarytą pasiūlymų eilę pateikė ekonomiškai naudingiausią pasiūlymą: </w:t>
             </w:r>
             <w:r>
               <w:rPr>

--- a/PP-salygos/templates/AK_LTEN_SPS.docx
+++ b/PP-salygos/templates/AK_LTEN_SPS.docx
@@ -20656,7 +20656,7 @@
                 <w:szCs w:val="20"/>
                 <w:lang w:val="en-GB"/>
               </w:rPr>
-              <w:t xml:space="preserve">are the employees of the Supplier / Economic entity on whose capacities the Supplier relies on to meet the </w:t>
+              <w:t xml:space="preserve">are the employees of the Supplier / Economic entity on whose capacities the Supplier relies to meet the </w:t>
             </w:r>
             <w:r>
               <w:rPr>
@@ -34418,7 +34418,7 @@
                 <w:szCs w:val="20"/>
                 <w:lang w:val="en-GB"/>
               </w:rPr>
-              <w:t xml:space="preserve"> that are not registered (the Supplier, the Sub-supplier, a member of the Supplier group, the Economic entity on whose capacities the Supplier relies on, the Quasi-Sub-supplier, a natural person is not a permanent resident or has a citizenship) in a member state of the European Union, member state of the North Atlantic Treaty Organization or in a third country which is a signatory to the international agreements referred to in Article 29 (4) of the LP.</w:t>
+              <w:t xml:space="preserve"> that are not registered (the Supplier, the Sub-supplier, a member of the Supplier group, the Economic entity on whose capacities the Supplier relies, the Quasi-Sub-supplier, a natural person is not a permanent resident or has a citizenship) in a member state of the European Union, member state of the North Atlantic Treaty Organization or in a third country which is a signatory to the international agreements referred to in Article 29 (4) of the LP.</w:t>
             </w:r>
           </w:p>
           <w:commentRangeEnd w:id="32"/>

--- a/PP-salygos/templates/AK_LTEN_SPS.docx
+++ b/PP-salygos/templates/AK_LTEN_SPS.docx
@@ -33104,7 +33104,7 @@
                 <w:sz w:val="20"/>
                 <w:szCs w:val="20"/>
               </w:rPr>
-              <w:t>Pirkime negali dalyvauti Tiekėjai, Subtiekėjai, Tiekėjų grupės nariai, Ūkio subjektai, kurių pajėgumais remiamasi, kuriems ar jų siūlomų prekių gamintojui, juos kontroliuojantiems juridiniams ir (ar) fiziniams asmenims taikomos Jungtinių Tautų saugumo tarybos, Europos Sąjungos, kitų tarptautinių organizacijų, kurių narė yra arba kuriose dalyvauja Lietuvos Respublika bei Jungtinių Amerikos Valstijų sankcijos (ribojamosios priemonės).</w:t>
+              <w:t>Pirkime negali dalyvauti Tiekėjai, Subtiekėjai, Tiekėjų grupės nariai, Ūkio subjektai, kurių pajėgumais remiamasi, kuriems ar jų siūlomų prekių gamintojui, juos kontroliuojantiems juridiniams ir (ar) fiziniams asmenims taikomos Jungtinių Tautų saugumo tarybos, Europos Sąjungos, kitų tarptautinių organizacijų, kurių narė yra arba kuriose dalyvauja Lietuvos Respublika, bei Jungtinių Amerikos Valstijų sankcijos (ribojamosios priemonės).</w:t>
             </w:r>
           </w:p>
         </w:tc>
@@ -34369,7 +34369,7 @@
                 <w:sz w:val="20"/>
                 <w:szCs w:val="20"/>
               </w:rPr>
-              <w:t>Pirkime negali dalyvauti Tiekėjai, Subtiekėjai, Tiekėjų grupės nariai, Ūkio subjektai, kurių pajėgumais remiamasi , kurie nėra registruoti (Tiekėjas, Tiekėjų grupės narys, Subtiekėjas, Ūkio subjektas, kurio pajėgumais remiamasi, Kvazisubtiekėjas, kuris yra fizinis asmuo – nuolat gyvenantis ar turintys pilietybę) Europos Sąjungos valstybėje narėje, Šiaurės Atlanto sutarties organizacijos valstybėje narėje ar trečiojoje šalyje, pasirašiusioje PĮ 29 straipsnio 4 dalyje nurodytus tarptautinius susitarimus.</w:t>
+              <w:t>Pirkime negali dalyvauti Tiekėjai, Subtiekėjai, Tiekėjų grupės nariai, Ūkio subjektai, kurių pajėgumais remiamasi , kurie nėra registruoti (jeigu Tiekėjas, Tiekėjų grupės narys, Subtiekėjas, Ūkio subjektas, kurio pajėgumais remiamasi, ar Kvazisubtiekėjas yra fizinis asmuo – nuolat gyvenantis ar turintis pilietybę) Europos Sąjungos valstybėje narėje, Šiaurės Atlanto sutarties organizacijos valstybėje narėje ar trečiojoje šalyje, pasirašiusioje PĮ 29 straipsnio 4 dalyje nurodytus tarptautinius susitarimus.</w:t>
             </w:r>
             <w:r>
               <w:rPr>

--- a/PP-salygos/templates/AK_LTEN_SPS.docx
+++ b/PP-salygos/templates/AK_LTEN_SPS.docx
@@ -46220,7 +46220,7 @@
         <w:rPr>
           <w:u w:val="single"/>
         </w:rPr>
-        <w:t xml:space="preserve">kurių vertė viršija 803 tūkstančius eurų, </w:t>
+        <w:t xml:space="preserve">kurių vertė viršija vidaus taisyklėse nustatytą ribą, </w:t>
       </w:r>
       <w:r>
         <w:t xml:space="preserve">žemesnės vertės pirkimuose taikoma atsižvelgus į įsipareigojimų nevykdymo riziką. Užtikrinimo priemonių pirkimuose, </w:t>
@@ -46229,7 +46229,7 @@
         <w:rPr>
           <w:u w:val="single"/>
         </w:rPr>
-        <w:t>kurių vertė viršija 803 tūkstančius eurų</w:t>
+        <w:t>kurių vertė viršija vidaus taisyklėse nustatytą ribą</w:t>
       </w:r>
       <w:r>
         <w:t xml:space="preserve"> gali būti neprašoma, jeigu Pirkėjas prieš Pirkimą parengia ir pateikia Grupės iždui raštišką argumentaciją, kodėl Užtikrinimo priemonės konkretaus sandorio atžvilgiu nėra tikslingos arba jei, vadovaujantis teisės aktų nuostatomis, yra vykdoma neskelbiamo Pirkimo procedūra iš vienintelio Tiekėjo. Rekomenduojama užtikrinimo vertė nuo pradinės sutarties vertės – ne mažiau nei 10 proc.“. </w:t>

--- a/PP-salygos/templates/AK_LTEN_SPS.docx
+++ b/PP-salygos/templates/AK_LTEN_SPS.docx
@@ -42491,7 +42491,7 @@
                 <w:sz w:val="20"/>
                 <w:szCs w:val="20"/>
               </w:rPr>
-              <w:t xml:space="preserve"> Eur. Laimėjęs Tiekėjas pateikia Sutarties užtikrinimo įvykdymo užtikrinimą iki Sutarties sudarymo</w:t>
+              <w:t xml:space="preserve"> Eur. Laimėjęs Tiekėjas pateikia Sutarties įvykdymo užtikrinimą iki Sutarties sudarymo</w:t>
             </w:r>
             <w:r>
               <w:rPr>
@@ -42524,7 +42524,7 @@
                 <w:sz w:val="20"/>
                 <w:szCs w:val="20"/>
               </w:rPr>
-              <w:t xml:space="preserve">, nurodyti Sutarties projekto </w:t>
+              <w:t xml:space="preserve"> nurodyti Sutarties projekto </w:t>
             </w:r>
             <w:r>
               <w:rPr>

--- a/PP-salygos/templates/AK_LTEN_SPS.docx
+++ b/PP-salygos/templates/AK_LTEN_SPS.docx
@@ -37387,7 +37387,7 @@
                 <w:sz w:val="20"/>
                 <w:szCs w:val="20"/>
               </w:rPr>
-              <w:t xml:space="preserve">SPS 6 priedo </w:t>
+              <w:t xml:space="preserve">SPS 5 priedo </w:t>
             </w:r>
             <w:r>
               <w:rPr>
@@ -37582,7 +37582,7 @@
                 <w:szCs w:val="20"/>
                 <w:lang w:val="en-US"/>
               </w:rPr>
-              <w:t>Annex 6 to the SPC</w:t>
+              <w:t>Annex 5 to the SPC</w:t>
             </w:r>
             <w:r>
               <w:rPr>

--- a/PP-salygos/templates/AK_LTEN_SPS.docx
+++ b/PP-salygos/templates/AK_LTEN_SPS.docx
@@ -30020,7 +30020,7 @@
                 <w:szCs w:val="20"/>
                 <w:lang w:val="en-GB"/>
               </w:rPr>
-              <w:t>The Government of the Republic of Lithuania, in accordance with the criteria established in the Law on the Protection of Objects Important for Ensuring National Security, has adopted a decision confirming that the entities specified in Clauses 1 and / or 2 of this table do not meet national security interests;</w:t>
+              <w:t>The Government of the Republic of Lithuania, in accordance with the criteria established in the Law on the Protection of Objects Important for Ensuring National Security, has not adopted a decision confirming that the entities specified in Clauses 1 and 2 of this table, or the transaction intended to be concluded (concluded) with them, do not meet national security interests;</w:t>
             </w:r>
           </w:p>
         </w:tc>

--- a/PP-salygos/templates/AK_LTEN_SPS.docx
+++ b/PP-salygos/templates/AK_LTEN_SPS.docx
@@ -3587,7 +3587,7 @@
                 <w:szCs w:val="20"/>
                 <w:lang w:val="en-GB"/>
               </w:rPr>
-              <w:t xml:space="preserve">The Procurement is carried out for the purpose of concluding a Draft Contract. </w:t>
+              <w:t xml:space="preserve">The Procurement is carried out for the purpose of concluding a Preliminary Contract. </w:t>
             </w:r>
           </w:p>
         </w:tc>

--- a/PP-salygos/templates/AK_LTEN_SPS.docx
+++ b/PP-salygos/templates/AK_LTEN_SPS.docx
@@ -15134,7 +15134,7 @@
                 <w:szCs w:val="20"/>
                 <w:lang w:val="en-GB"/>
               </w:rPr>
-              <w:t>Certificates confirming the absence of grounds for exclusion are not required. The contracting authority will request them only if there are reasonable doubts about the supplier's reliability.</w:t>
+              <w:t>Certificates confirming the absence of grounds for exclusion are not required. The contracting entity will request them only if there are reasonable doubts about the supplier's reliability.</w:t>
             </w:r>
           </w:p>
         </w:tc>

--- a/PP-salygos/templates/AK_LTEN_SPS.docx
+++ b/PP-salygos/templates/AK_LTEN_SPS.docx
@@ -37378,7 +37378,7 @@
                 <w:sz w:val="20"/>
                 <w:szCs w:val="20"/>
               </w:rPr>
-              <w:t xml:space="preserve">Užpildytas ir pasirašytas deklaracijas, patvirtinančias sutikimą būti Subtiekėju, Ūkio subjektu, kurio pajėgumais remiamasi Perkančiojo subjekto atliekamame Pirkime, ar/ar Kvazisubtiekėjo sutikimą būti įdarbintu Pirkimo laimėjimo atveju pagal </w:t>
+              <w:t xml:space="preserve">Užpildytas ir pasirašytas deklaracijas, patvirtinančias sutikimą būti Subtiekėju, Ūkio subjektu, kurio pajėgumais remiamasi Perkančiojo subjekto atliekamame Pirkime, ir/ar Kvazisubtiekėjo sutikimą būti įdarbintu Pirkimo laimėjimo atveju pagal </w:t>
             </w:r>
             <w:r>
               <w:rPr>
@@ -37703,7 +37703,7 @@
                 <w:szCs w:val="20"/>
                 <w:lang w:val="en-GB"/>
               </w:rPr>
-              <w:t>A duly completed and signed Declaration of Compliance with the National Security Requirements in accordance with the SPS Annex C form.</w:t>
+              <w:t>A duly completed and signed Declaration of Compliance with the National Security Requirements in accordance with the form of Annex 6 to the SPC.</w:t>
             </w:r>
           </w:p>
         </w:tc>

--- a/PP-salygos/templates/AK_LTEN_SPS.docx
+++ b/PP-salygos/templates/AK_LTEN_SPS.docx
@@ -39708,7 +39708,7 @@
                 <w:szCs w:val="20"/>
                 <w:lang w:val="en-GB"/>
               </w:rPr>
-              <w:t xml:space="preserve">does not provide a copy of the Procurement Contract </w:t>
+              <w:t xml:space="preserve">does not provide the original of the Procurement Contract security and a copy of the designer’s compulsory civil liability insurance certificate (policy) specified in the Procurement documents</w:t>
             </w:r>
             <w:r>
               <w:rPr>
@@ -39718,7 +39718,7 @@
                 <w:szCs w:val="20"/>
                 <w:lang w:val="en-GB"/>
               </w:rPr>
-              <w:t>s</w:t>
+              <w:t/>
             </w:r>
             <w:r>
               <w:rPr>
@@ -39728,7 +39728,7 @@
                 <w:szCs w:val="20"/>
                 <w:lang w:val="en-GB"/>
               </w:rPr>
-              <w:t xml:space="preserve">ecurity and the designer’s compulsory civil liability insurance certificate (policy) specified in the Procurement </w:t>
+              <w:t xml:space="preserve"/>
             </w:r>
             <w:r>
               <w:rPr>
@@ -39738,7 +39738,7 @@
                 <w:szCs w:val="20"/>
                 <w:lang w:val="en-GB"/>
               </w:rPr>
-              <w:t>d</w:t>
+              <w:t/>
             </w:r>
             <w:r>
               <w:rPr>
@@ -39748,7 +39748,7 @@
                 <w:szCs w:val="20"/>
                 <w:lang w:val="en-GB"/>
               </w:rPr>
-              <w:t>ocuments and the list of managers</w:t>
+              <w:t/>
             </w:r>
             <w:r>
               <w:rPr>
@@ -40454,7 +40454,7 @@
                 <w:szCs w:val="20"/>
                 <w:lang w:val="en-GB"/>
               </w:rPr>
-              <w:t xml:space="preserve">Contract performance guarantee, a copy of the designer's compulsory civil liability insurance certificate (policy) and the list of managers, fails to provide the required explanations of the Tender, </w:t>
+              <w:t xml:space="preserve">Contract performance guarantee, a copy of the designer's compulsory civil liability insurance certificate (policy), fails to provide the required explanations of the Tender, </w:t>
             </w:r>
             <w:r>
               <w:rPr>
@@ -40937,7 +40937,7 @@
                 <w:szCs w:val="20"/>
                 <w:lang w:val="en-GB"/>
               </w:rPr>
-              <w:t xml:space="preserve"> Contract performance guarantee, a copy of the designer's compulsory civil liability insurance certificate (policy) and the list of managers, fails to provide the required explanations of the Tender</w:t>
+              <w:t xml:space="preserve"> Contract performance guarantee, a copy of the designer's compulsory civil liability insurance certificate (policy), fails to provide the required explanations of the Tender</w:t>
             </w:r>
             <w:r>
               <w:rPr>
@@ -41328,7 +41328,7 @@
                 <w:szCs w:val="20"/>
                 <w:lang w:val="en-GB"/>
               </w:rPr>
-              <w:t>Contract performance guarantee, a copy of the designer's compulsory civil liability insurance certificate (policy) and the list of managers</w:t>
+              <w:t>Contract performance guarantee, a copy of the designer's compulsory civil liability insurance certificate (policy)</w:t>
             </w:r>
             <w:r>
               <w:rPr>
